--- a/appendix/Doc-GZ - 20260410 - v2 (by 20260414).docx
+++ b/appendix/Doc-GZ - 20260410 - v2 (by 20260414).docx
@@ -3240,7 +3240,21 @@
         <w:rPr>
           <w:rFonts w:ascii="Times New Roman" w:eastAsia="宋体" w:hAnsi="Times New Roman" w:cs="Times New Roman"/>
         </w:rPr>
-        <w:t>s via Xshell,</w:t>
+        <w:t xml:space="preserve">s via </w:t>
+      </w:r>
+      <w:proofErr w:type="spellStart"/>
+      <w:r>
+        <w:rPr>
+          <w:rFonts w:ascii="Times New Roman" w:eastAsia="宋体" w:hAnsi="Times New Roman" w:cs="Times New Roman"/>
+        </w:rPr>
+        <w:t>Xshell</w:t>
+      </w:r>
+      <w:proofErr w:type="spellEnd"/>
+      <w:r>
+        <w:rPr>
+          <w:rFonts w:ascii="Times New Roman" w:eastAsia="宋体" w:hAnsi="Times New Roman" w:cs="Times New Roman"/>
+        </w:rPr>
+        <w:t>,</w:t>
       </w:r>
     </w:p>
     <w:p>
@@ -4019,11 +4033,19 @@
               </w:rPr>
               <w:t xml:space="preserve"> </w:t>
             </w:r>
-            <w:r>
-              <w:rPr>
-                <w:rFonts w:ascii="Times New Roman" w:eastAsia="宋体" w:hAnsi="Times New Roman" w:cs="Times New Roman"/>
-              </w:rPr>
-              <w:t>ssh-keygen</w:t>
+            <w:proofErr w:type="spellStart"/>
+            <w:r>
+              <w:rPr>
+                <w:rFonts w:ascii="Times New Roman" w:eastAsia="宋体" w:hAnsi="Times New Roman" w:cs="Times New Roman"/>
+              </w:rPr>
+              <w:t>ssh</w:t>
+            </w:r>
+            <w:proofErr w:type="spellEnd"/>
+            <w:r>
+              <w:rPr>
+                <w:rFonts w:ascii="Times New Roman" w:eastAsia="宋体" w:hAnsi="Times New Roman" w:cs="Times New Roman"/>
+              </w:rPr>
+              <w:t>-keygen</w:t>
             </w:r>
           </w:p>
           <w:p>
@@ -4051,11 +4073,89 @@
               </w:rPr>
               <w:t xml:space="preserve"> </w:t>
             </w:r>
-            <w:r>
-              <w:rPr>
-                <w:rFonts w:ascii="Times New Roman" w:eastAsia="宋体" w:hAnsi="Times New Roman" w:cs="Times New Roman"/>
-              </w:rPr>
-              <w:t>ssh root@172.31.210.70 'mkdir -p .ssh &amp;&amp; cat &gt; .ssh/authorized_keys' &lt; ~/.ssh/id_rsa.pub</w:t>
+            <w:proofErr w:type="spellStart"/>
+            <w:r>
+              <w:rPr>
+                <w:rFonts w:ascii="Times New Roman" w:eastAsia="宋体" w:hAnsi="Times New Roman" w:cs="Times New Roman"/>
+              </w:rPr>
+              <w:t>ssh</w:t>
+            </w:r>
+            <w:proofErr w:type="spellEnd"/>
+            <w:r>
+              <w:rPr>
+                <w:rFonts w:ascii="Times New Roman" w:eastAsia="宋体" w:hAnsi="Times New Roman" w:cs="Times New Roman"/>
+              </w:rPr>
+              <w:t xml:space="preserve"> root@172.31.210.70 '</w:t>
+            </w:r>
+            <w:proofErr w:type="spellStart"/>
+            <w:r>
+              <w:rPr>
+                <w:rFonts w:ascii="Times New Roman" w:eastAsia="宋体" w:hAnsi="Times New Roman" w:cs="Times New Roman"/>
+              </w:rPr>
+              <w:t>mkdir</w:t>
+            </w:r>
+            <w:proofErr w:type="spellEnd"/>
+            <w:r>
+              <w:rPr>
+                <w:rFonts w:ascii="Times New Roman" w:eastAsia="宋体" w:hAnsi="Times New Roman" w:cs="Times New Roman"/>
+              </w:rPr>
+              <w:t xml:space="preserve"> -p .</w:t>
+            </w:r>
+            <w:proofErr w:type="spellStart"/>
+            <w:r>
+              <w:rPr>
+                <w:rFonts w:ascii="Times New Roman" w:eastAsia="宋体" w:hAnsi="Times New Roman" w:cs="Times New Roman"/>
+              </w:rPr>
+              <w:t>ssh</w:t>
+            </w:r>
+            <w:proofErr w:type="spellEnd"/>
+            <w:r>
+              <w:rPr>
+                <w:rFonts w:ascii="Times New Roman" w:eastAsia="宋体" w:hAnsi="Times New Roman" w:cs="Times New Roman"/>
+              </w:rPr>
+              <w:t xml:space="preserve"> &amp;&amp; cat &gt; .</w:t>
+            </w:r>
+            <w:proofErr w:type="spellStart"/>
+            <w:r>
+              <w:rPr>
+                <w:rFonts w:ascii="Times New Roman" w:eastAsia="宋体" w:hAnsi="Times New Roman" w:cs="Times New Roman"/>
+              </w:rPr>
+              <w:t>ssh</w:t>
+            </w:r>
+            <w:proofErr w:type="spellEnd"/>
+            <w:r>
+              <w:rPr>
+                <w:rFonts w:ascii="Times New Roman" w:eastAsia="宋体" w:hAnsi="Times New Roman" w:cs="Times New Roman"/>
+              </w:rPr>
+              <w:t>/</w:t>
+            </w:r>
+            <w:proofErr w:type="spellStart"/>
+            <w:r>
+              <w:rPr>
+                <w:rFonts w:ascii="Times New Roman" w:eastAsia="宋体" w:hAnsi="Times New Roman" w:cs="Times New Roman"/>
+              </w:rPr>
+              <w:t>authorized_keys</w:t>
+            </w:r>
+            <w:proofErr w:type="spellEnd"/>
+            <w:r>
+              <w:rPr>
+                <w:rFonts w:ascii="Times New Roman" w:eastAsia="宋体" w:hAnsi="Times New Roman" w:cs="Times New Roman"/>
+              </w:rPr>
+              <w:t>' &lt; ~/.</w:t>
+            </w:r>
+            <w:proofErr w:type="spellStart"/>
+            <w:r>
+              <w:rPr>
+                <w:rFonts w:ascii="Times New Roman" w:eastAsia="宋体" w:hAnsi="Times New Roman" w:cs="Times New Roman"/>
+              </w:rPr>
+              <w:t>ssh</w:t>
+            </w:r>
+            <w:proofErr w:type="spellEnd"/>
+            <w:r>
+              <w:rPr>
+                <w:rFonts w:ascii="Times New Roman" w:eastAsia="宋体" w:hAnsi="Times New Roman" w:cs="Times New Roman"/>
+              </w:rPr>
+              <w:t>/id_rsa.pub</w:t>
             </w:r>
           </w:p>
           <w:p>
@@ -4076,11 +4176,19 @@
               </w:rPr>
               <w:t xml:space="preserve"> </w:t>
             </w:r>
-            <w:r>
-              <w:rPr>
-                <w:rFonts w:ascii="Times New Roman" w:eastAsia="宋体" w:hAnsi="Times New Roman" w:cs="Times New Roman"/>
-              </w:rPr>
-              <w:t>ssh root@172.31.210.7</w:t>
+            <w:proofErr w:type="spellStart"/>
+            <w:r>
+              <w:rPr>
+                <w:rFonts w:ascii="Times New Roman" w:eastAsia="宋体" w:hAnsi="Times New Roman" w:cs="Times New Roman"/>
+              </w:rPr>
+              <w:t>ssh</w:t>
+            </w:r>
+            <w:proofErr w:type="spellEnd"/>
+            <w:r>
+              <w:rPr>
+                <w:rFonts w:ascii="Times New Roman" w:eastAsia="宋体" w:hAnsi="Times New Roman" w:cs="Times New Roman"/>
+              </w:rPr>
+              <w:t xml:space="preserve"> root@172.31.210.7</w:t>
             </w:r>
             <w:r>
               <w:rPr>
@@ -4092,7 +4200,77 @@
               <w:rPr>
                 <w:rFonts w:ascii="Times New Roman" w:eastAsia="宋体" w:hAnsi="Times New Roman" w:cs="Times New Roman"/>
               </w:rPr>
-              <w:t xml:space="preserve"> 'mkdir -p .ssh &amp;&amp; cat &gt; .ssh/authorized_keys' &lt; ~/.ssh/id_rsa.pub</w:t>
+              <w:t xml:space="preserve"> '</w:t>
+            </w:r>
+            <w:proofErr w:type="spellStart"/>
+            <w:r>
+              <w:rPr>
+                <w:rFonts w:ascii="Times New Roman" w:eastAsia="宋体" w:hAnsi="Times New Roman" w:cs="Times New Roman"/>
+              </w:rPr>
+              <w:t>mkdir</w:t>
+            </w:r>
+            <w:proofErr w:type="spellEnd"/>
+            <w:r>
+              <w:rPr>
+                <w:rFonts w:ascii="Times New Roman" w:eastAsia="宋体" w:hAnsi="Times New Roman" w:cs="Times New Roman"/>
+              </w:rPr>
+              <w:t xml:space="preserve"> -p .</w:t>
+            </w:r>
+            <w:proofErr w:type="spellStart"/>
+            <w:r>
+              <w:rPr>
+                <w:rFonts w:ascii="Times New Roman" w:eastAsia="宋体" w:hAnsi="Times New Roman" w:cs="Times New Roman"/>
+              </w:rPr>
+              <w:t>ssh</w:t>
+            </w:r>
+            <w:proofErr w:type="spellEnd"/>
+            <w:r>
+              <w:rPr>
+                <w:rFonts w:ascii="Times New Roman" w:eastAsia="宋体" w:hAnsi="Times New Roman" w:cs="Times New Roman"/>
+              </w:rPr>
+              <w:t xml:space="preserve"> &amp;&amp; cat &gt; .</w:t>
+            </w:r>
+            <w:proofErr w:type="spellStart"/>
+            <w:r>
+              <w:rPr>
+                <w:rFonts w:ascii="Times New Roman" w:eastAsia="宋体" w:hAnsi="Times New Roman" w:cs="Times New Roman"/>
+              </w:rPr>
+              <w:t>ssh</w:t>
+            </w:r>
+            <w:proofErr w:type="spellEnd"/>
+            <w:r>
+              <w:rPr>
+                <w:rFonts w:ascii="Times New Roman" w:eastAsia="宋体" w:hAnsi="Times New Roman" w:cs="Times New Roman"/>
+              </w:rPr>
+              <w:t>/</w:t>
+            </w:r>
+            <w:proofErr w:type="spellStart"/>
+            <w:r>
+              <w:rPr>
+                <w:rFonts w:ascii="Times New Roman" w:eastAsia="宋体" w:hAnsi="Times New Roman" w:cs="Times New Roman"/>
+              </w:rPr>
+              <w:t>authorized_keys</w:t>
+            </w:r>
+            <w:proofErr w:type="spellEnd"/>
+            <w:r>
+              <w:rPr>
+                <w:rFonts w:ascii="Times New Roman" w:eastAsia="宋体" w:hAnsi="Times New Roman" w:cs="Times New Roman"/>
+              </w:rPr>
+              <w:t>' &lt; ~/.</w:t>
+            </w:r>
+            <w:proofErr w:type="spellStart"/>
+            <w:r>
+              <w:rPr>
+                <w:rFonts w:ascii="Times New Roman" w:eastAsia="宋体" w:hAnsi="Times New Roman" w:cs="Times New Roman"/>
+              </w:rPr>
+              <w:t>ssh</w:t>
+            </w:r>
+            <w:proofErr w:type="spellEnd"/>
+            <w:r>
+              <w:rPr>
+                <w:rFonts w:ascii="Times New Roman" w:eastAsia="宋体" w:hAnsi="Times New Roman" w:cs="Times New Roman"/>
+              </w:rPr>
+              <w:t>/id_rsa.pub</w:t>
             </w:r>
           </w:p>
           <w:p>
@@ -4113,11 +4291,19 @@
               </w:rPr>
               <w:t xml:space="preserve"> </w:t>
             </w:r>
-            <w:r>
-              <w:rPr>
-                <w:rFonts w:ascii="Times New Roman" w:eastAsia="宋体" w:hAnsi="Times New Roman" w:cs="Times New Roman"/>
-              </w:rPr>
-              <w:t>ssh root@172.31.210.7</w:t>
+            <w:proofErr w:type="spellStart"/>
+            <w:r>
+              <w:rPr>
+                <w:rFonts w:ascii="Times New Roman" w:eastAsia="宋体" w:hAnsi="Times New Roman" w:cs="Times New Roman"/>
+              </w:rPr>
+              <w:t>ssh</w:t>
+            </w:r>
+            <w:proofErr w:type="spellEnd"/>
+            <w:r>
+              <w:rPr>
+                <w:rFonts w:ascii="Times New Roman" w:eastAsia="宋体" w:hAnsi="Times New Roman" w:cs="Times New Roman"/>
+              </w:rPr>
+              <w:t xml:space="preserve"> root@172.31.210.7</w:t>
             </w:r>
             <w:r>
               <w:rPr>
@@ -4129,7 +4315,77 @@
               <w:rPr>
                 <w:rFonts w:ascii="Times New Roman" w:eastAsia="宋体" w:hAnsi="Times New Roman" w:cs="Times New Roman"/>
               </w:rPr>
-              <w:t xml:space="preserve"> 'mkdir -p .ssh &amp;&amp; cat &gt; .ssh/authorized_keys' &lt; ~/.ssh/id_rsa.pub</w:t>
+              <w:t xml:space="preserve"> '</w:t>
+            </w:r>
+            <w:proofErr w:type="spellStart"/>
+            <w:r>
+              <w:rPr>
+                <w:rFonts w:ascii="Times New Roman" w:eastAsia="宋体" w:hAnsi="Times New Roman" w:cs="Times New Roman"/>
+              </w:rPr>
+              <w:t>mkdir</w:t>
+            </w:r>
+            <w:proofErr w:type="spellEnd"/>
+            <w:r>
+              <w:rPr>
+                <w:rFonts w:ascii="Times New Roman" w:eastAsia="宋体" w:hAnsi="Times New Roman" w:cs="Times New Roman"/>
+              </w:rPr>
+              <w:t xml:space="preserve"> -p .</w:t>
+            </w:r>
+            <w:proofErr w:type="spellStart"/>
+            <w:r>
+              <w:rPr>
+                <w:rFonts w:ascii="Times New Roman" w:eastAsia="宋体" w:hAnsi="Times New Roman" w:cs="Times New Roman"/>
+              </w:rPr>
+              <w:t>ssh</w:t>
+            </w:r>
+            <w:proofErr w:type="spellEnd"/>
+            <w:r>
+              <w:rPr>
+                <w:rFonts w:ascii="Times New Roman" w:eastAsia="宋体" w:hAnsi="Times New Roman" w:cs="Times New Roman"/>
+              </w:rPr>
+              <w:t xml:space="preserve"> &amp;&amp; cat &gt; .</w:t>
+            </w:r>
+            <w:proofErr w:type="spellStart"/>
+            <w:r>
+              <w:rPr>
+                <w:rFonts w:ascii="Times New Roman" w:eastAsia="宋体" w:hAnsi="Times New Roman" w:cs="Times New Roman"/>
+              </w:rPr>
+              <w:t>ssh</w:t>
+            </w:r>
+            <w:proofErr w:type="spellEnd"/>
+            <w:r>
+              <w:rPr>
+                <w:rFonts w:ascii="Times New Roman" w:eastAsia="宋体" w:hAnsi="Times New Roman" w:cs="Times New Roman"/>
+              </w:rPr>
+              <w:t>/</w:t>
+            </w:r>
+            <w:proofErr w:type="spellStart"/>
+            <w:r>
+              <w:rPr>
+                <w:rFonts w:ascii="Times New Roman" w:eastAsia="宋体" w:hAnsi="Times New Roman" w:cs="Times New Roman"/>
+              </w:rPr>
+              <w:t>authorized_keys</w:t>
+            </w:r>
+            <w:proofErr w:type="spellEnd"/>
+            <w:r>
+              <w:rPr>
+                <w:rFonts w:ascii="Times New Roman" w:eastAsia="宋体" w:hAnsi="Times New Roman" w:cs="Times New Roman"/>
+              </w:rPr>
+              <w:t>' &lt; ~/.</w:t>
+            </w:r>
+            <w:proofErr w:type="spellStart"/>
+            <w:r>
+              <w:rPr>
+                <w:rFonts w:ascii="Times New Roman" w:eastAsia="宋体" w:hAnsi="Times New Roman" w:cs="Times New Roman"/>
+              </w:rPr>
+              <w:t>ssh</w:t>
+            </w:r>
+            <w:proofErr w:type="spellEnd"/>
+            <w:r>
+              <w:rPr>
+                <w:rFonts w:ascii="Times New Roman" w:eastAsia="宋体" w:hAnsi="Times New Roman" w:cs="Times New Roman"/>
+              </w:rPr>
+              <w:t>/id_rsa.pub</w:t>
             </w:r>
           </w:p>
           <w:p>
@@ -4150,11 +4406,19 @@
               </w:rPr>
               <w:t xml:space="preserve"> </w:t>
             </w:r>
-            <w:r>
-              <w:rPr>
-                <w:rFonts w:ascii="Times New Roman" w:eastAsia="宋体" w:hAnsi="Times New Roman" w:cs="Times New Roman"/>
-              </w:rPr>
-              <w:t>ssh root@172.31.210.7</w:t>
+            <w:proofErr w:type="spellStart"/>
+            <w:r>
+              <w:rPr>
+                <w:rFonts w:ascii="Times New Roman" w:eastAsia="宋体" w:hAnsi="Times New Roman" w:cs="Times New Roman"/>
+              </w:rPr>
+              <w:t>ssh</w:t>
+            </w:r>
+            <w:proofErr w:type="spellEnd"/>
+            <w:r>
+              <w:rPr>
+                <w:rFonts w:ascii="Times New Roman" w:eastAsia="宋体" w:hAnsi="Times New Roman" w:cs="Times New Roman"/>
+              </w:rPr>
+              <w:t xml:space="preserve"> root@172.31.210.7</w:t>
             </w:r>
             <w:r>
               <w:rPr>
@@ -4166,7 +4430,77 @@
               <w:rPr>
                 <w:rFonts w:ascii="Times New Roman" w:eastAsia="宋体" w:hAnsi="Times New Roman" w:cs="Times New Roman"/>
               </w:rPr>
-              <w:t xml:space="preserve"> 'mkdir -p .ssh &amp;&amp; cat &gt; .ssh/authorized_keys' &lt; ~/.ssh/id_rsa.pub</w:t>
+              <w:t xml:space="preserve"> '</w:t>
+            </w:r>
+            <w:proofErr w:type="spellStart"/>
+            <w:r>
+              <w:rPr>
+                <w:rFonts w:ascii="Times New Roman" w:eastAsia="宋体" w:hAnsi="Times New Roman" w:cs="Times New Roman"/>
+              </w:rPr>
+              <w:t>mkdir</w:t>
+            </w:r>
+            <w:proofErr w:type="spellEnd"/>
+            <w:r>
+              <w:rPr>
+                <w:rFonts w:ascii="Times New Roman" w:eastAsia="宋体" w:hAnsi="Times New Roman" w:cs="Times New Roman"/>
+              </w:rPr>
+              <w:t xml:space="preserve"> -p .</w:t>
+            </w:r>
+            <w:proofErr w:type="spellStart"/>
+            <w:r>
+              <w:rPr>
+                <w:rFonts w:ascii="Times New Roman" w:eastAsia="宋体" w:hAnsi="Times New Roman" w:cs="Times New Roman"/>
+              </w:rPr>
+              <w:t>ssh</w:t>
+            </w:r>
+            <w:proofErr w:type="spellEnd"/>
+            <w:r>
+              <w:rPr>
+                <w:rFonts w:ascii="Times New Roman" w:eastAsia="宋体" w:hAnsi="Times New Roman" w:cs="Times New Roman"/>
+              </w:rPr>
+              <w:t xml:space="preserve"> &amp;&amp; cat &gt; .</w:t>
+            </w:r>
+            <w:proofErr w:type="spellStart"/>
+            <w:r>
+              <w:rPr>
+                <w:rFonts w:ascii="Times New Roman" w:eastAsia="宋体" w:hAnsi="Times New Roman" w:cs="Times New Roman"/>
+              </w:rPr>
+              <w:t>ssh</w:t>
+            </w:r>
+            <w:proofErr w:type="spellEnd"/>
+            <w:r>
+              <w:rPr>
+                <w:rFonts w:ascii="Times New Roman" w:eastAsia="宋体" w:hAnsi="Times New Roman" w:cs="Times New Roman"/>
+              </w:rPr>
+              <w:t>/</w:t>
+            </w:r>
+            <w:proofErr w:type="spellStart"/>
+            <w:r>
+              <w:rPr>
+                <w:rFonts w:ascii="Times New Roman" w:eastAsia="宋体" w:hAnsi="Times New Roman" w:cs="Times New Roman"/>
+              </w:rPr>
+              <w:t>authorized_keys</w:t>
+            </w:r>
+            <w:proofErr w:type="spellEnd"/>
+            <w:r>
+              <w:rPr>
+                <w:rFonts w:ascii="Times New Roman" w:eastAsia="宋体" w:hAnsi="Times New Roman" w:cs="Times New Roman"/>
+              </w:rPr>
+              <w:t>' &lt; ~/.</w:t>
+            </w:r>
+            <w:proofErr w:type="spellStart"/>
+            <w:r>
+              <w:rPr>
+                <w:rFonts w:ascii="Times New Roman" w:eastAsia="宋体" w:hAnsi="Times New Roman" w:cs="Times New Roman"/>
+              </w:rPr>
+              <w:t>ssh</w:t>
+            </w:r>
+            <w:proofErr w:type="spellEnd"/>
+            <w:r>
+              <w:rPr>
+                <w:rFonts w:ascii="Times New Roman" w:eastAsia="宋体" w:hAnsi="Times New Roman" w:cs="Times New Roman"/>
+              </w:rPr>
+              <w:t>/id_rsa.pub</w:t>
             </w:r>
           </w:p>
           <w:p>
@@ -4187,11 +4521,19 @@
               </w:rPr>
               <w:t xml:space="preserve"> </w:t>
             </w:r>
-            <w:r>
-              <w:rPr>
-                <w:rFonts w:ascii="Times New Roman" w:eastAsia="宋体" w:hAnsi="Times New Roman" w:cs="Times New Roman"/>
-              </w:rPr>
-              <w:t>ssh root@172.31.210.7</w:t>
+            <w:proofErr w:type="spellStart"/>
+            <w:r>
+              <w:rPr>
+                <w:rFonts w:ascii="Times New Roman" w:eastAsia="宋体" w:hAnsi="Times New Roman" w:cs="Times New Roman"/>
+              </w:rPr>
+              <w:t>ssh</w:t>
+            </w:r>
+            <w:proofErr w:type="spellEnd"/>
+            <w:r>
+              <w:rPr>
+                <w:rFonts w:ascii="Times New Roman" w:eastAsia="宋体" w:hAnsi="Times New Roman" w:cs="Times New Roman"/>
+              </w:rPr>
+              <w:t xml:space="preserve"> root@172.31.210.7</w:t>
             </w:r>
             <w:r>
               <w:rPr>
@@ -4203,7 +4545,77 @@
               <w:rPr>
                 <w:rFonts w:ascii="Times New Roman" w:eastAsia="宋体" w:hAnsi="Times New Roman" w:cs="Times New Roman"/>
               </w:rPr>
-              <w:t xml:space="preserve"> 'mkdir -p .ssh &amp;&amp; cat &gt; .ssh/authorized_keys' &lt; ~/.ssh/id_rsa.pub</w:t>
+              <w:t xml:space="preserve"> '</w:t>
+            </w:r>
+            <w:proofErr w:type="spellStart"/>
+            <w:r>
+              <w:rPr>
+                <w:rFonts w:ascii="Times New Roman" w:eastAsia="宋体" w:hAnsi="Times New Roman" w:cs="Times New Roman"/>
+              </w:rPr>
+              <w:t>mkdir</w:t>
+            </w:r>
+            <w:proofErr w:type="spellEnd"/>
+            <w:r>
+              <w:rPr>
+                <w:rFonts w:ascii="Times New Roman" w:eastAsia="宋体" w:hAnsi="Times New Roman" w:cs="Times New Roman"/>
+              </w:rPr>
+              <w:t xml:space="preserve"> -p .</w:t>
+            </w:r>
+            <w:proofErr w:type="spellStart"/>
+            <w:r>
+              <w:rPr>
+                <w:rFonts w:ascii="Times New Roman" w:eastAsia="宋体" w:hAnsi="Times New Roman" w:cs="Times New Roman"/>
+              </w:rPr>
+              <w:t>ssh</w:t>
+            </w:r>
+            <w:proofErr w:type="spellEnd"/>
+            <w:r>
+              <w:rPr>
+                <w:rFonts w:ascii="Times New Roman" w:eastAsia="宋体" w:hAnsi="Times New Roman" w:cs="Times New Roman"/>
+              </w:rPr>
+              <w:t xml:space="preserve"> &amp;&amp; cat &gt; .</w:t>
+            </w:r>
+            <w:proofErr w:type="spellStart"/>
+            <w:r>
+              <w:rPr>
+                <w:rFonts w:ascii="Times New Roman" w:eastAsia="宋体" w:hAnsi="Times New Roman" w:cs="Times New Roman"/>
+              </w:rPr>
+              <w:t>ssh</w:t>
+            </w:r>
+            <w:proofErr w:type="spellEnd"/>
+            <w:r>
+              <w:rPr>
+                <w:rFonts w:ascii="Times New Roman" w:eastAsia="宋体" w:hAnsi="Times New Roman" w:cs="Times New Roman"/>
+              </w:rPr>
+              <w:t>/</w:t>
+            </w:r>
+            <w:proofErr w:type="spellStart"/>
+            <w:r>
+              <w:rPr>
+                <w:rFonts w:ascii="Times New Roman" w:eastAsia="宋体" w:hAnsi="Times New Roman" w:cs="Times New Roman"/>
+              </w:rPr>
+              <w:t>authorized_keys</w:t>
+            </w:r>
+            <w:proofErr w:type="spellEnd"/>
+            <w:r>
+              <w:rPr>
+                <w:rFonts w:ascii="Times New Roman" w:eastAsia="宋体" w:hAnsi="Times New Roman" w:cs="Times New Roman"/>
+              </w:rPr>
+              <w:t>' &lt; ~/.</w:t>
+            </w:r>
+            <w:proofErr w:type="spellStart"/>
+            <w:r>
+              <w:rPr>
+                <w:rFonts w:ascii="Times New Roman" w:eastAsia="宋体" w:hAnsi="Times New Roman" w:cs="Times New Roman"/>
+              </w:rPr>
+              <w:t>ssh</w:t>
+            </w:r>
+            <w:proofErr w:type="spellEnd"/>
+            <w:r>
+              <w:rPr>
+                <w:rFonts w:ascii="Times New Roman" w:eastAsia="宋体" w:hAnsi="Times New Roman" w:cs="Times New Roman"/>
+              </w:rPr>
+              <w:t>/id_rsa.pub</w:t>
             </w:r>
           </w:p>
           <w:p>
@@ -4224,11 +4636,19 @@
               </w:rPr>
               <w:t xml:space="preserve"> </w:t>
             </w:r>
-            <w:r>
-              <w:rPr>
-                <w:rFonts w:ascii="Times New Roman" w:eastAsia="宋体" w:hAnsi="Times New Roman" w:cs="Times New Roman"/>
-              </w:rPr>
-              <w:t>ssh root@172.31.210.7</w:t>
+            <w:proofErr w:type="spellStart"/>
+            <w:r>
+              <w:rPr>
+                <w:rFonts w:ascii="Times New Roman" w:eastAsia="宋体" w:hAnsi="Times New Roman" w:cs="Times New Roman"/>
+              </w:rPr>
+              <w:t>ssh</w:t>
+            </w:r>
+            <w:proofErr w:type="spellEnd"/>
+            <w:r>
+              <w:rPr>
+                <w:rFonts w:ascii="Times New Roman" w:eastAsia="宋体" w:hAnsi="Times New Roman" w:cs="Times New Roman"/>
+              </w:rPr>
+              <w:t xml:space="preserve"> root@172.31.210.7</w:t>
             </w:r>
             <w:r>
               <w:rPr>
@@ -4240,7 +4660,77 @@
               <w:rPr>
                 <w:rFonts w:ascii="Times New Roman" w:eastAsia="宋体" w:hAnsi="Times New Roman" w:cs="Times New Roman"/>
               </w:rPr>
-              <w:t xml:space="preserve"> 'mkdir -p .ssh &amp;&amp; cat &gt; .ssh/authorized_keys' &lt; ~/.ssh/id_rsa.pub</w:t>
+              <w:t xml:space="preserve"> '</w:t>
+            </w:r>
+            <w:proofErr w:type="spellStart"/>
+            <w:r>
+              <w:rPr>
+                <w:rFonts w:ascii="Times New Roman" w:eastAsia="宋体" w:hAnsi="Times New Roman" w:cs="Times New Roman"/>
+              </w:rPr>
+              <w:t>mkdir</w:t>
+            </w:r>
+            <w:proofErr w:type="spellEnd"/>
+            <w:r>
+              <w:rPr>
+                <w:rFonts w:ascii="Times New Roman" w:eastAsia="宋体" w:hAnsi="Times New Roman" w:cs="Times New Roman"/>
+              </w:rPr>
+              <w:t xml:space="preserve"> -p .</w:t>
+            </w:r>
+            <w:proofErr w:type="spellStart"/>
+            <w:r>
+              <w:rPr>
+                <w:rFonts w:ascii="Times New Roman" w:eastAsia="宋体" w:hAnsi="Times New Roman" w:cs="Times New Roman"/>
+              </w:rPr>
+              <w:t>ssh</w:t>
+            </w:r>
+            <w:proofErr w:type="spellEnd"/>
+            <w:r>
+              <w:rPr>
+                <w:rFonts w:ascii="Times New Roman" w:eastAsia="宋体" w:hAnsi="Times New Roman" w:cs="Times New Roman"/>
+              </w:rPr>
+              <w:t xml:space="preserve"> &amp;&amp; cat &gt; .</w:t>
+            </w:r>
+            <w:proofErr w:type="spellStart"/>
+            <w:r>
+              <w:rPr>
+                <w:rFonts w:ascii="Times New Roman" w:eastAsia="宋体" w:hAnsi="Times New Roman" w:cs="Times New Roman"/>
+              </w:rPr>
+              <w:t>ssh</w:t>
+            </w:r>
+            <w:proofErr w:type="spellEnd"/>
+            <w:r>
+              <w:rPr>
+                <w:rFonts w:ascii="Times New Roman" w:eastAsia="宋体" w:hAnsi="Times New Roman" w:cs="Times New Roman"/>
+              </w:rPr>
+              <w:t>/</w:t>
+            </w:r>
+            <w:proofErr w:type="spellStart"/>
+            <w:r>
+              <w:rPr>
+                <w:rFonts w:ascii="Times New Roman" w:eastAsia="宋体" w:hAnsi="Times New Roman" w:cs="Times New Roman"/>
+              </w:rPr>
+              <w:t>authorized_keys</w:t>
+            </w:r>
+            <w:proofErr w:type="spellEnd"/>
+            <w:r>
+              <w:rPr>
+                <w:rFonts w:ascii="Times New Roman" w:eastAsia="宋体" w:hAnsi="Times New Roman" w:cs="Times New Roman"/>
+              </w:rPr>
+              <w:t>' &lt; ~/.</w:t>
+            </w:r>
+            <w:proofErr w:type="spellStart"/>
+            <w:r>
+              <w:rPr>
+                <w:rFonts w:ascii="Times New Roman" w:eastAsia="宋体" w:hAnsi="Times New Roman" w:cs="Times New Roman"/>
+              </w:rPr>
+              <w:t>ssh</w:t>
+            </w:r>
+            <w:proofErr w:type="spellEnd"/>
+            <w:r>
+              <w:rPr>
+                <w:rFonts w:ascii="Times New Roman" w:eastAsia="宋体" w:hAnsi="Times New Roman" w:cs="Times New Roman"/>
+              </w:rPr>
+              <w:t>/id_rsa.pub</w:t>
             </w:r>
           </w:p>
           <w:p>
@@ -4261,11 +4751,19 @@
               </w:rPr>
               <w:t xml:space="preserve"> </w:t>
             </w:r>
-            <w:r>
-              <w:rPr>
-                <w:rFonts w:ascii="Times New Roman" w:eastAsia="宋体" w:hAnsi="Times New Roman" w:cs="Times New Roman"/>
-              </w:rPr>
-              <w:t>ssh root@172.31.210.7</w:t>
+            <w:proofErr w:type="spellStart"/>
+            <w:r>
+              <w:rPr>
+                <w:rFonts w:ascii="Times New Roman" w:eastAsia="宋体" w:hAnsi="Times New Roman" w:cs="Times New Roman"/>
+              </w:rPr>
+              <w:t>ssh</w:t>
+            </w:r>
+            <w:proofErr w:type="spellEnd"/>
+            <w:r>
+              <w:rPr>
+                <w:rFonts w:ascii="Times New Roman" w:eastAsia="宋体" w:hAnsi="Times New Roman" w:cs="Times New Roman"/>
+              </w:rPr>
+              <w:t xml:space="preserve"> root@172.31.210.7</w:t>
             </w:r>
             <w:r>
               <w:rPr>
@@ -4277,7 +4775,77 @@
               <w:rPr>
                 <w:rFonts w:ascii="Times New Roman" w:eastAsia="宋体" w:hAnsi="Times New Roman" w:cs="Times New Roman"/>
               </w:rPr>
-              <w:t xml:space="preserve"> 'mkdir -p .ssh &amp;&amp; cat &gt; .ssh/authorized_keys' &lt; ~/.ssh/id_rsa.pub</w:t>
+              <w:t xml:space="preserve"> '</w:t>
+            </w:r>
+            <w:proofErr w:type="spellStart"/>
+            <w:r>
+              <w:rPr>
+                <w:rFonts w:ascii="Times New Roman" w:eastAsia="宋体" w:hAnsi="Times New Roman" w:cs="Times New Roman"/>
+              </w:rPr>
+              <w:t>mkdir</w:t>
+            </w:r>
+            <w:proofErr w:type="spellEnd"/>
+            <w:r>
+              <w:rPr>
+                <w:rFonts w:ascii="Times New Roman" w:eastAsia="宋体" w:hAnsi="Times New Roman" w:cs="Times New Roman"/>
+              </w:rPr>
+              <w:t xml:space="preserve"> -p .</w:t>
+            </w:r>
+            <w:proofErr w:type="spellStart"/>
+            <w:r>
+              <w:rPr>
+                <w:rFonts w:ascii="Times New Roman" w:eastAsia="宋体" w:hAnsi="Times New Roman" w:cs="Times New Roman"/>
+              </w:rPr>
+              <w:t>ssh</w:t>
+            </w:r>
+            <w:proofErr w:type="spellEnd"/>
+            <w:r>
+              <w:rPr>
+                <w:rFonts w:ascii="Times New Roman" w:eastAsia="宋体" w:hAnsi="Times New Roman" w:cs="Times New Roman"/>
+              </w:rPr>
+              <w:t xml:space="preserve"> &amp;&amp; cat &gt; .</w:t>
+            </w:r>
+            <w:proofErr w:type="spellStart"/>
+            <w:r>
+              <w:rPr>
+                <w:rFonts w:ascii="Times New Roman" w:eastAsia="宋体" w:hAnsi="Times New Roman" w:cs="Times New Roman"/>
+              </w:rPr>
+              <w:t>ssh</w:t>
+            </w:r>
+            <w:proofErr w:type="spellEnd"/>
+            <w:r>
+              <w:rPr>
+                <w:rFonts w:ascii="Times New Roman" w:eastAsia="宋体" w:hAnsi="Times New Roman" w:cs="Times New Roman"/>
+              </w:rPr>
+              <w:t>/</w:t>
+            </w:r>
+            <w:proofErr w:type="spellStart"/>
+            <w:r>
+              <w:rPr>
+                <w:rFonts w:ascii="Times New Roman" w:eastAsia="宋体" w:hAnsi="Times New Roman" w:cs="Times New Roman"/>
+              </w:rPr>
+              <w:t>authorized_keys</w:t>
+            </w:r>
+            <w:proofErr w:type="spellEnd"/>
+            <w:r>
+              <w:rPr>
+                <w:rFonts w:ascii="Times New Roman" w:eastAsia="宋体" w:hAnsi="Times New Roman" w:cs="Times New Roman"/>
+              </w:rPr>
+              <w:t>' &lt; ~/.</w:t>
+            </w:r>
+            <w:proofErr w:type="spellStart"/>
+            <w:r>
+              <w:rPr>
+                <w:rFonts w:ascii="Times New Roman" w:eastAsia="宋体" w:hAnsi="Times New Roman" w:cs="Times New Roman"/>
+              </w:rPr>
+              <w:t>ssh</w:t>
+            </w:r>
+            <w:proofErr w:type="spellEnd"/>
+            <w:r>
+              <w:rPr>
+                <w:rFonts w:ascii="Times New Roman" w:eastAsia="宋体" w:hAnsi="Times New Roman" w:cs="Times New Roman"/>
+              </w:rPr>
+              <w:t>/id_rsa.pub</w:t>
             </w:r>
           </w:p>
           <w:p>
@@ -4298,11 +4866,19 @@
               </w:rPr>
               <w:t xml:space="preserve"> </w:t>
             </w:r>
-            <w:r>
-              <w:rPr>
-                <w:rFonts w:ascii="Times New Roman" w:eastAsia="宋体" w:hAnsi="Times New Roman" w:cs="Times New Roman"/>
-              </w:rPr>
-              <w:t>ssh root@172.31.210.7</w:t>
+            <w:proofErr w:type="spellStart"/>
+            <w:r>
+              <w:rPr>
+                <w:rFonts w:ascii="Times New Roman" w:eastAsia="宋体" w:hAnsi="Times New Roman" w:cs="Times New Roman"/>
+              </w:rPr>
+              <w:t>ssh</w:t>
+            </w:r>
+            <w:proofErr w:type="spellEnd"/>
+            <w:r>
+              <w:rPr>
+                <w:rFonts w:ascii="Times New Roman" w:eastAsia="宋体" w:hAnsi="Times New Roman" w:cs="Times New Roman"/>
+              </w:rPr>
+              <w:t xml:space="preserve"> root@172.31.210.7</w:t>
             </w:r>
             <w:r>
               <w:rPr>
@@ -4314,7 +4890,77 @@
               <w:rPr>
                 <w:rFonts w:ascii="Times New Roman" w:eastAsia="宋体" w:hAnsi="Times New Roman" w:cs="Times New Roman"/>
               </w:rPr>
-              <w:t xml:space="preserve"> 'mkdir -p .ssh &amp;&amp; cat &gt; .ssh/authorized_keys' &lt; ~/.ssh/id_rsa.pub</w:t>
+              <w:t xml:space="preserve"> '</w:t>
+            </w:r>
+            <w:proofErr w:type="spellStart"/>
+            <w:r>
+              <w:rPr>
+                <w:rFonts w:ascii="Times New Roman" w:eastAsia="宋体" w:hAnsi="Times New Roman" w:cs="Times New Roman"/>
+              </w:rPr>
+              <w:t>mkdir</w:t>
+            </w:r>
+            <w:proofErr w:type="spellEnd"/>
+            <w:r>
+              <w:rPr>
+                <w:rFonts w:ascii="Times New Roman" w:eastAsia="宋体" w:hAnsi="Times New Roman" w:cs="Times New Roman"/>
+              </w:rPr>
+              <w:t xml:space="preserve"> -p .</w:t>
+            </w:r>
+            <w:proofErr w:type="spellStart"/>
+            <w:r>
+              <w:rPr>
+                <w:rFonts w:ascii="Times New Roman" w:eastAsia="宋体" w:hAnsi="Times New Roman" w:cs="Times New Roman"/>
+              </w:rPr>
+              <w:t>ssh</w:t>
+            </w:r>
+            <w:proofErr w:type="spellEnd"/>
+            <w:r>
+              <w:rPr>
+                <w:rFonts w:ascii="Times New Roman" w:eastAsia="宋体" w:hAnsi="Times New Roman" w:cs="Times New Roman"/>
+              </w:rPr>
+              <w:t xml:space="preserve"> &amp;&amp; cat &gt; .</w:t>
+            </w:r>
+            <w:proofErr w:type="spellStart"/>
+            <w:r>
+              <w:rPr>
+                <w:rFonts w:ascii="Times New Roman" w:eastAsia="宋体" w:hAnsi="Times New Roman" w:cs="Times New Roman"/>
+              </w:rPr>
+              <w:t>ssh</w:t>
+            </w:r>
+            <w:proofErr w:type="spellEnd"/>
+            <w:r>
+              <w:rPr>
+                <w:rFonts w:ascii="Times New Roman" w:eastAsia="宋体" w:hAnsi="Times New Roman" w:cs="Times New Roman"/>
+              </w:rPr>
+              <w:t>/</w:t>
+            </w:r>
+            <w:proofErr w:type="spellStart"/>
+            <w:r>
+              <w:rPr>
+                <w:rFonts w:ascii="Times New Roman" w:eastAsia="宋体" w:hAnsi="Times New Roman" w:cs="Times New Roman"/>
+              </w:rPr>
+              <w:t>authorized_keys</w:t>
+            </w:r>
+            <w:proofErr w:type="spellEnd"/>
+            <w:r>
+              <w:rPr>
+                <w:rFonts w:ascii="Times New Roman" w:eastAsia="宋体" w:hAnsi="Times New Roman" w:cs="Times New Roman"/>
+              </w:rPr>
+              <w:t>' &lt; ~/.</w:t>
+            </w:r>
+            <w:proofErr w:type="spellStart"/>
+            <w:r>
+              <w:rPr>
+                <w:rFonts w:ascii="Times New Roman" w:eastAsia="宋体" w:hAnsi="Times New Roman" w:cs="Times New Roman"/>
+              </w:rPr>
+              <w:t>ssh</w:t>
+            </w:r>
+            <w:proofErr w:type="spellEnd"/>
+            <w:r>
+              <w:rPr>
+                <w:rFonts w:ascii="Times New Roman" w:eastAsia="宋体" w:hAnsi="Times New Roman" w:cs="Times New Roman"/>
+              </w:rPr>
+              <w:t>/id_rsa.pub</w:t>
             </w:r>
           </w:p>
           <w:p>
@@ -4335,11 +4981,19 @@
               </w:rPr>
               <w:t xml:space="preserve"> </w:t>
             </w:r>
-            <w:r>
-              <w:rPr>
-                <w:rFonts w:ascii="Times New Roman" w:eastAsia="宋体" w:hAnsi="Times New Roman" w:cs="Times New Roman"/>
-              </w:rPr>
-              <w:t>ssh root@172.31.210.7</w:t>
+            <w:proofErr w:type="spellStart"/>
+            <w:r>
+              <w:rPr>
+                <w:rFonts w:ascii="Times New Roman" w:eastAsia="宋体" w:hAnsi="Times New Roman" w:cs="Times New Roman"/>
+              </w:rPr>
+              <w:t>ssh</w:t>
+            </w:r>
+            <w:proofErr w:type="spellEnd"/>
+            <w:r>
+              <w:rPr>
+                <w:rFonts w:ascii="Times New Roman" w:eastAsia="宋体" w:hAnsi="Times New Roman" w:cs="Times New Roman"/>
+              </w:rPr>
+              <w:t xml:space="preserve"> root@172.31.210.7</w:t>
             </w:r>
             <w:r>
               <w:rPr>
@@ -4351,7 +5005,77 @@
               <w:rPr>
                 <w:rFonts w:ascii="Times New Roman" w:eastAsia="宋体" w:hAnsi="Times New Roman" w:cs="Times New Roman"/>
               </w:rPr>
-              <w:t xml:space="preserve"> 'mkdir -p .ssh &amp;&amp; cat &gt; .ssh/authorized_keys' &lt; ~/.ssh/id_rsa.pub</w:t>
+              <w:t xml:space="preserve"> '</w:t>
+            </w:r>
+            <w:proofErr w:type="spellStart"/>
+            <w:r>
+              <w:rPr>
+                <w:rFonts w:ascii="Times New Roman" w:eastAsia="宋体" w:hAnsi="Times New Roman" w:cs="Times New Roman"/>
+              </w:rPr>
+              <w:t>mkdir</w:t>
+            </w:r>
+            <w:proofErr w:type="spellEnd"/>
+            <w:r>
+              <w:rPr>
+                <w:rFonts w:ascii="Times New Roman" w:eastAsia="宋体" w:hAnsi="Times New Roman" w:cs="Times New Roman"/>
+              </w:rPr>
+              <w:t xml:space="preserve"> -p .</w:t>
+            </w:r>
+            <w:proofErr w:type="spellStart"/>
+            <w:r>
+              <w:rPr>
+                <w:rFonts w:ascii="Times New Roman" w:eastAsia="宋体" w:hAnsi="Times New Roman" w:cs="Times New Roman"/>
+              </w:rPr>
+              <w:t>ssh</w:t>
+            </w:r>
+            <w:proofErr w:type="spellEnd"/>
+            <w:r>
+              <w:rPr>
+                <w:rFonts w:ascii="Times New Roman" w:eastAsia="宋体" w:hAnsi="Times New Roman" w:cs="Times New Roman"/>
+              </w:rPr>
+              <w:t xml:space="preserve"> &amp;&amp; cat &gt; .</w:t>
+            </w:r>
+            <w:proofErr w:type="spellStart"/>
+            <w:r>
+              <w:rPr>
+                <w:rFonts w:ascii="Times New Roman" w:eastAsia="宋体" w:hAnsi="Times New Roman" w:cs="Times New Roman"/>
+              </w:rPr>
+              <w:t>ssh</w:t>
+            </w:r>
+            <w:proofErr w:type="spellEnd"/>
+            <w:r>
+              <w:rPr>
+                <w:rFonts w:ascii="Times New Roman" w:eastAsia="宋体" w:hAnsi="Times New Roman" w:cs="Times New Roman"/>
+              </w:rPr>
+              <w:t>/</w:t>
+            </w:r>
+            <w:proofErr w:type="spellStart"/>
+            <w:r>
+              <w:rPr>
+                <w:rFonts w:ascii="Times New Roman" w:eastAsia="宋体" w:hAnsi="Times New Roman" w:cs="Times New Roman"/>
+              </w:rPr>
+              <w:t>authorized_keys</w:t>
+            </w:r>
+            <w:proofErr w:type="spellEnd"/>
+            <w:r>
+              <w:rPr>
+                <w:rFonts w:ascii="Times New Roman" w:eastAsia="宋体" w:hAnsi="Times New Roman" w:cs="Times New Roman"/>
+              </w:rPr>
+              <w:t>' &lt; ~/.</w:t>
+            </w:r>
+            <w:proofErr w:type="spellStart"/>
+            <w:r>
+              <w:rPr>
+                <w:rFonts w:ascii="Times New Roman" w:eastAsia="宋体" w:hAnsi="Times New Roman" w:cs="Times New Roman"/>
+              </w:rPr>
+              <w:t>ssh</w:t>
+            </w:r>
+            <w:proofErr w:type="spellEnd"/>
+            <w:r>
+              <w:rPr>
+                <w:rFonts w:ascii="Times New Roman" w:eastAsia="宋体" w:hAnsi="Times New Roman" w:cs="Times New Roman"/>
+              </w:rPr>
+              <w:t>/id_rsa.pub</w:t>
             </w:r>
           </w:p>
           <w:p>
@@ -4372,11 +5096,19 @@
               </w:rPr>
               <w:t xml:space="preserve"> </w:t>
             </w:r>
-            <w:r>
-              <w:rPr>
-                <w:rFonts w:ascii="Times New Roman" w:eastAsia="宋体" w:hAnsi="Times New Roman" w:cs="Times New Roman"/>
-              </w:rPr>
-              <w:t>ssh root@172.31.210.7</w:t>
+            <w:proofErr w:type="spellStart"/>
+            <w:r>
+              <w:rPr>
+                <w:rFonts w:ascii="Times New Roman" w:eastAsia="宋体" w:hAnsi="Times New Roman" w:cs="Times New Roman"/>
+              </w:rPr>
+              <w:t>ssh</w:t>
+            </w:r>
+            <w:proofErr w:type="spellEnd"/>
+            <w:r>
+              <w:rPr>
+                <w:rFonts w:ascii="Times New Roman" w:eastAsia="宋体" w:hAnsi="Times New Roman" w:cs="Times New Roman"/>
+              </w:rPr>
+              <w:t xml:space="preserve"> root@172.31.210.7</w:t>
             </w:r>
             <w:r>
               <w:rPr>
@@ -4388,7 +5120,77 @@
               <w:rPr>
                 <w:rFonts w:ascii="Times New Roman" w:eastAsia="宋体" w:hAnsi="Times New Roman" w:cs="Times New Roman"/>
               </w:rPr>
-              <w:t xml:space="preserve"> 'mkdir -p .ssh &amp;&amp; cat &gt; .ssh/authorized_keys' &lt; ~/.ssh/id_rsa.pub</w:t>
+              <w:t xml:space="preserve"> '</w:t>
+            </w:r>
+            <w:proofErr w:type="spellStart"/>
+            <w:r>
+              <w:rPr>
+                <w:rFonts w:ascii="Times New Roman" w:eastAsia="宋体" w:hAnsi="Times New Roman" w:cs="Times New Roman"/>
+              </w:rPr>
+              <w:t>mkdir</w:t>
+            </w:r>
+            <w:proofErr w:type="spellEnd"/>
+            <w:r>
+              <w:rPr>
+                <w:rFonts w:ascii="Times New Roman" w:eastAsia="宋体" w:hAnsi="Times New Roman" w:cs="Times New Roman"/>
+              </w:rPr>
+              <w:t xml:space="preserve"> -p .</w:t>
+            </w:r>
+            <w:proofErr w:type="spellStart"/>
+            <w:r>
+              <w:rPr>
+                <w:rFonts w:ascii="Times New Roman" w:eastAsia="宋体" w:hAnsi="Times New Roman" w:cs="Times New Roman"/>
+              </w:rPr>
+              <w:t>ssh</w:t>
+            </w:r>
+            <w:proofErr w:type="spellEnd"/>
+            <w:r>
+              <w:rPr>
+                <w:rFonts w:ascii="Times New Roman" w:eastAsia="宋体" w:hAnsi="Times New Roman" w:cs="Times New Roman"/>
+              </w:rPr>
+              <w:t xml:space="preserve"> &amp;&amp; cat &gt; .</w:t>
+            </w:r>
+            <w:proofErr w:type="spellStart"/>
+            <w:r>
+              <w:rPr>
+                <w:rFonts w:ascii="Times New Roman" w:eastAsia="宋体" w:hAnsi="Times New Roman" w:cs="Times New Roman"/>
+              </w:rPr>
+              <w:t>ssh</w:t>
+            </w:r>
+            <w:proofErr w:type="spellEnd"/>
+            <w:r>
+              <w:rPr>
+                <w:rFonts w:ascii="Times New Roman" w:eastAsia="宋体" w:hAnsi="Times New Roman" w:cs="Times New Roman"/>
+              </w:rPr>
+              <w:t>/</w:t>
+            </w:r>
+            <w:proofErr w:type="spellStart"/>
+            <w:r>
+              <w:rPr>
+                <w:rFonts w:ascii="Times New Roman" w:eastAsia="宋体" w:hAnsi="Times New Roman" w:cs="Times New Roman"/>
+              </w:rPr>
+              <w:t>authorized_keys</w:t>
+            </w:r>
+            <w:proofErr w:type="spellEnd"/>
+            <w:r>
+              <w:rPr>
+                <w:rFonts w:ascii="Times New Roman" w:eastAsia="宋体" w:hAnsi="Times New Roman" w:cs="Times New Roman"/>
+              </w:rPr>
+              <w:t>' &lt; ~/.</w:t>
+            </w:r>
+            <w:proofErr w:type="spellStart"/>
+            <w:r>
+              <w:rPr>
+                <w:rFonts w:ascii="Times New Roman" w:eastAsia="宋体" w:hAnsi="Times New Roman" w:cs="Times New Roman"/>
+              </w:rPr>
+              <w:t>ssh</w:t>
+            </w:r>
+            <w:proofErr w:type="spellEnd"/>
+            <w:r>
+              <w:rPr>
+                <w:rFonts w:ascii="Times New Roman" w:eastAsia="宋体" w:hAnsi="Times New Roman" w:cs="Times New Roman"/>
+              </w:rPr>
+              <w:t>/id_rsa.pub</w:t>
             </w:r>
           </w:p>
           <w:p>
@@ -4413,7 +5215,25 @@
                 <w:sz w:val="22"/>
                 <w:szCs w:val="22"/>
               </w:rPr>
-              <w:t xml:space="preserve">$ ssh </w:t>
+              <w:t xml:space="preserve">$ </w:t>
+            </w:r>
+            <w:proofErr w:type="spellStart"/>
+            <w:r>
+              <w:rPr>
+                <w:rFonts w:asciiTheme="minorHAnsi" w:hAnsiTheme="minorHAnsi" w:cstheme="minorHAnsi"/>
+                <w:sz w:val="22"/>
+                <w:szCs w:val="22"/>
+              </w:rPr>
+              <w:t>ssh</w:t>
+            </w:r>
+            <w:proofErr w:type="spellEnd"/>
+            <w:r>
+              <w:rPr>
+                <w:rFonts w:asciiTheme="minorHAnsi" w:hAnsiTheme="minorHAnsi" w:cstheme="minorHAnsi"/>
+                <w:sz w:val="22"/>
+                <w:szCs w:val="22"/>
+              </w:rPr>
+              <w:t xml:space="preserve"> </w:t>
             </w:r>
             <w:r>
               <w:rPr>
@@ -4436,7 +5256,25 @@
                 <w:szCs w:val="22"/>
               </w:rPr>
               <w:br/>
-              <w:t xml:space="preserve">$ ssh </w:t>
+              <w:t xml:space="preserve">$ </w:t>
+            </w:r>
+            <w:proofErr w:type="spellStart"/>
+            <w:r>
+              <w:rPr>
+                <w:rFonts w:asciiTheme="minorHAnsi" w:hAnsiTheme="minorHAnsi" w:cstheme="minorHAnsi"/>
+                <w:sz w:val="22"/>
+                <w:szCs w:val="22"/>
+              </w:rPr>
+              <w:t>ssh</w:t>
+            </w:r>
+            <w:proofErr w:type="spellEnd"/>
+            <w:r>
+              <w:rPr>
+                <w:rFonts w:asciiTheme="minorHAnsi" w:hAnsiTheme="minorHAnsi" w:cstheme="minorHAnsi"/>
+                <w:sz w:val="22"/>
+                <w:szCs w:val="22"/>
+              </w:rPr>
+              <w:t xml:space="preserve"> </w:t>
             </w:r>
             <w:r>
               <w:rPr>
@@ -4465,7 +5303,25 @@
                 <w:szCs w:val="22"/>
               </w:rPr>
               <w:br/>
-              <w:t xml:space="preserve">$ ssh </w:t>
+              <w:t xml:space="preserve">$ </w:t>
+            </w:r>
+            <w:proofErr w:type="spellStart"/>
+            <w:r>
+              <w:rPr>
+                <w:rFonts w:asciiTheme="minorHAnsi" w:hAnsiTheme="minorHAnsi" w:cstheme="minorHAnsi"/>
+                <w:sz w:val="22"/>
+                <w:szCs w:val="22"/>
+              </w:rPr>
+              <w:t>ssh</w:t>
+            </w:r>
+            <w:proofErr w:type="spellEnd"/>
+            <w:r>
+              <w:rPr>
+                <w:rFonts w:asciiTheme="minorHAnsi" w:hAnsiTheme="minorHAnsi" w:cstheme="minorHAnsi"/>
+                <w:sz w:val="22"/>
+                <w:szCs w:val="22"/>
+              </w:rPr>
+              <w:t xml:space="preserve"> </w:t>
             </w:r>
             <w:r>
               <w:rPr>
@@ -4503,7 +5359,25 @@
                 <w:sz w:val="22"/>
                 <w:szCs w:val="22"/>
               </w:rPr>
-              <w:t xml:space="preserve">$ ssh </w:t>
+              <w:t xml:space="preserve">$ </w:t>
+            </w:r>
+            <w:proofErr w:type="spellStart"/>
+            <w:r>
+              <w:rPr>
+                <w:rFonts w:asciiTheme="minorHAnsi" w:hAnsiTheme="minorHAnsi" w:cstheme="minorHAnsi"/>
+                <w:sz w:val="22"/>
+                <w:szCs w:val="22"/>
+              </w:rPr>
+              <w:t>ssh</w:t>
+            </w:r>
+            <w:proofErr w:type="spellEnd"/>
+            <w:r>
+              <w:rPr>
+                <w:rFonts w:asciiTheme="minorHAnsi" w:hAnsiTheme="minorHAnsi" w:cstheme="minorHAnsi"/>
+                <w:sz w:val="22"/>
+                <w:szCs w:val="22"/>
+              </w:rPr>
+              <w:t xml:space="preserve"> </w:t>
             </w:r>
             <w:r>
               <w:rPr>
@@ -4541,7 +5415,25 @@
                 <w:sz w:val="22"/>
                 <w:szCs w:val="22"/>
               </w:rPr>
-              <w:t xml:space="preserve">$ ssh </w:t>
+              <w:t xml:space="preserve">$ </w:t>
+            </w:r>
+            <w:proofErr w:type="spellStart"/>
+            <w:r>
+              <w:rPr>
+                <w:rFonts w:asciiTheme="minorHAnsi" w:hAnsiTheme="minorHAnsi" w:cstheme="minorHAnsi"/>
+                <w:sz w:val="22"/>
+                <w:szCs w:val="22"/>
+              </w:rPr>
+              <w:t>ssh</w:t>
+            </w:r>
+            <w:proofErr w:type="spellEnd"/>
+            <w:r>
+              <w:rPr>
+                <w:rFonts w:asciiTheme="minorHAnsi" w:hAnsiTheme="minorHAnsi" w:cstheme="minorHAnsi"/>
+                <w:sz w:val="22"/>
+                <w:szCs w:val="22"/>
+              </w:rPr>
+              <w:t xml:space="preserve"> </w:t>
             </w:r>
             <w:r>
               <w:rPr>
@@ -4579,7 +5471,25 @@
                 <w:sz w:val="22"/>
                 <w:szCs w:val="22"/>
               </w:rPr>
-              <w:t xml:space="preserve">$ ssh </w:t>
+              <w:t xml:space="preserve">$ </w:t>
+            </w:r>
+            <w:proofErr w:type="spellStart"/>
+            <w:r>
+              <w:rPr>
+                <w:rFonts w:asciiTheme="minorHAnsi" w:hAnsiTheme="minorHAnsi" w:cstheme="minorHAnsi"/>
+                <w:sz w:val="22"/>
+                <w:szCs w:val="22"/>
+              </w:rPr>
+              <w:t>ssh</w:t>
+            </w:r>
+            <w:proofErr w:type="spellEnd"/>
+            <w:r>
+              <w:rPr>
+                <w:rFonts w:asciiTheme="minorHAnsi" w:hAnsiTheme="minorHAnsi" w:cstheme="minorHAnsi"/>
+                <w:sz w:val="22"/>
+                <w:szCs w:val="22"/>
+              </w:rPr>
+              <w:t xml:space="preserve"> </w:t>
             </w:r>
             <w:r>
               <w:rPr>
@@ -4617,7 +5527,25 @@
                 <w:sz w:val="22"/>
                 <w:szCs w:val="22"/>
               </w:rPr>
-              <w:t xml:space="preserve">$ ssh </w:t>
+              <w:t xml:space="preserve">$ </w:t>
+            </w:r>
+            <w:proofErr w:type="spellStart"/>
+            <w:r>
+              <w:rPr>
+                <w:rFonts w:asciiTheme="minorHAnsi" w:hAnsiTheme="minorHAnsi" w:cstheme="minorHAnsi"/>
+                <w:sz w:val="22"/>
+                <w:szCs w:val="22"/>
+              </w:rPr>
+              <w:t>ssh</w:t>
+            </w:r>
+            <w:proofErr w:type="spellEnd"/>
+            <w:r>
+              <w:rPr>
+                <w:rFonts w:asciiTheme="minorHAnsi" w:hAnsiTheme="minorHAnsi" w:cstheme="minorHAnsi"/>
+                <w:sz w:val="22"/>
+                <w:szCs w:val="22"/>
+              </w:rPr>
+              <w:t xml:space="preserve"> </w:t>
             </w:r>
             <w:r>
               <w:rPr>
@@ -4655,7 +5583,25 @@
                 <w:sz w:val="22"/>
                 <w:szCs w:val="22"/>
               </w:rPr>
-              <w:t xml:space="preserve">$ ssh </w:t>
+              <w:t xml:space="preserve">$ </w:t>
+            </w:r>
+            <w:proofErr w:type="spellStart"/>
+            <w:r>
+              <w:rPr>
+                <w:rFonts w:asciiTheme="minorHAnsi" w:hAnsiTheme="minorHAnsi" w:cstheme="minorHAnsi"/>
+                <w:sz w:val="22"/>
+                <w:szCs w:val="22"/>
+              </w:rPr>
+              <w:t>ssh</w:t>
+            </w:r>
+            <w:proofErr w:type="spellEnd"/>
+            <w:r>
+              <w:rPr>
+                <w:rFonts w:asciiTheme="minorHAnsi" w:hAnsiTheme="minorHAnsi" w:cstheme="minorHAnsi"/>
+                <w:sz w:val="22"/>
+                <w:szCs w:val="22"/>
+              </w:rPr>
+              <w:t xml:space="preserve"> </w:t>
             </w:r>
             <w:r>
               <w:rPr>
@@ -4693,7 +5639,25 @@
                 <w:sz w:val="22"/>
                 <w:szCs w:val="22"/>
               </w:rPr>
-              <w:t xml:space="preserve">$ ssh </w:t>
+              <w:t xml:space="preserve">$ </w:t>
+            </w:r>
+            <w:proofErr w:type="spellStart"/>
+            <w:r>
+              <w:rPr>
+                <w:rFonts w:asciiTheme="minorHAnsi" w:hAnsiTheme="minorHAnsi" w:cstheme="minorHAnsi"/>
+                <w:sz w:val="22"/>
+                <w:szCs w:val="22"/>
+              </w:rPr>
+              <w:t>ssh</w:t>
+            </w:r>
+            <w:proofErr w:type="spellEnd"/>
+            <w:r>
+              <w:rPr>
+                <w:rFonts w:asciiTheme="minorHAnsi" w:hAnsiTheme="minorHAnsi" w:cstheme="minorHAnsi"/>
+                <w:sz w:val="22"/>
+                <w:szCs w:val="22"/>
+              </w:rPr>
+              <w:t xml:space="preserve"> </w:t>
             </w:r>
             <w:r>
               <w:rPr>
@@ -4731,7 +5695,25 @@
                 <w:sz w:val="22"/>
                 <w:szCs w:val="22"/>
               </w:rPr>
-              <w:t xml:space="preserve">$ ssh </w:t>
+              <w:t xml:space="preserve">$ </w:t>
+            </w:r>
+            <w:proofErr w:type="spellStart"/>
+            <w:r>
+              <w:rPr>
+                <w:rFonts w:asciiTheme="minorHAnsi" w:hAnsiTheme="minorHAnsi" w:cstheme="minorHAnsi"/>
+                <w:sz w:val="22"/>
+                <w:szCs w:val="22"/>
+              </w:rPr>
+              <w:t>ssh</w:t>
+            </w:r>
+            <w:proofErr w:type="spellEnd"/>
+            <w:r>
+              <w:rPr>
+                <w:rFonts w:asciiTheme="minorHAnsi" w:hAnsiTheme="minorHAnsi" w:cstheme="minorHAnsi"/>
+                <w:sz w:val="22"/>
+                <w:szCs w:val="22"/>
+              </w:rPr>
+              <w:t xml:space="preserve"> </w:t>
             </w:r>
             <w:r>
               <w:rPr>
@@ -5419,7 +6401,21 @@
               <w:rPr>
                 <w:rFonts w:ascii="Times New Roman" w:eastAsia="宋体" w:hAnsi="Times New Roman" w:cs="Times New Roman"/>
               </w:rPr>
-              <w:t xml:space="preserve"> sudo vi </w:t>
+              <w:t xml:space="preserve"> </w:t>
+            </w:r>
+            <w:proofErr w:type="gramStart"/>
+            <w:r>
+              <w:rPr>
+                <w:rFonts w:ascii="Times New Roman" w:eastAsia="宋体" w:hAnsi="Times New Roman" w:cs="Times New Roman"/>
+              </w:rPr>
+              <w:t>sudo</w:t>
+            </w:r>
+            <w:proofErr w:type="gramEnd"/>
+            <w:r>
+              <w:rPr>
+                <w:rFonts w:ascii="Times New Roman" w:eastAsia="宋体" w:hAnsi="Times New Roman" w:cs="Times New Roman"/>
+              </w:rPr>
+              <w:t xml:space="preserve"> vi </w:t>
             </w:r>
             <w:r>
               <w:rPr>
@@ -5434,6 +6430,7 @@
                 <w:rFonts w:ascii="Times New Roman" w:eastAsia="宋体" w:hAnsi="Times New Roman" w:cs="Times New Roman"/>
               </w:rPr>
             </w:pPr>
+            <w:proofErr w:type="gramStart"/>
             <w:r>
               <w:rPr>
                 <w:rFonts w:ascii="Times New Roman" w:eastAsia="宋体" w:hAnsi="Times New Roman" w:cs="Times New Roman" w:hint="eastAsia"/>
@@ -5444,7 +6441,14 @@
               <w:rPr>
                 <w:rFonts w:ascii="Times New Roman" w:eastAsia="宋体" w:hAnsi="Times New Roman" w:cs="Times New Roman"/>
               </w:rPr>
-              <w:t>set paste</w:t>
+              <w:t>set</w:t>
+            </w:r>
+            <w:proofErr w:type="gramEnd"/>
+            <w:r>
+              <w:rPr>
+                <w:rFonts w:ascii="Times New Roman" w:eastAsia="宋体" w:hAnsi="Times New Roman" w:cs="Times New Roman"/>
+              </w:rPr>
+              <w:t xml:space="preserve"> paste</w:t>
             </w:r>
           </w:p>
           <w:p>
@@ -5967,8 +6971,18 @@
                 <w:sz w:val="22"/>
                 <w:szCs w:val="22"/>
               </w:rPr>
-              <w:t>echo 'export PATH=$PATH:/usr/lib/git-core' &gt;&gt; ~/.bashrc</w:t>
-            </w:r>
+              <w:t>echo 'export PATH=$PATH:/usr/lib/git-core' &gt;&gt; ~</w:t>
+            </w:r>
+            <w:proofErr w:type="gramStart"/>
+            <w:r>
+              <w:rPr>
+                <w:rFonts w:asciiTheme="minorHAnsi" w:hAnsiTheme="minorHAnsi" w:cstheme="minorHAnsi"/>
+                <w:sz w:val="22"/>
+                <w:szCs w:val="22"/>
+              </w:rPr>
+              <w:t>/.bashrc</w:t>
+            </w:r>
+            <w:proofErr w:type="gramEnd"/>
             <w:r>
               <w:rPr>
                 <w:rFonts w:asciiTheme="minorHAnsi" w:hAnsiTheme="minorHAnsi" w:cstheme="minorHAnsi"/>
@@ -6000,8 +7014,13 @@
         <w:t>Step 2:</w:t>
       </w:r>
       <w:r>
-        <w:t xml:space="preserve"> Install the cURL</w:t>
-      </w:r>
+        <w:t xml:space="preserve"> Install the </w:t>
+      </w:r>
+      <w:proofErr w:type="spellStart"/>
+      <w:r>
+        <w:t>cURL</w:t>
+      </w:r>
+      <w:proofErr w:type="spellEnd"/>
     </w:p>
     <w:tbl>
       <w:tblPr>
@@ -6032,8 +7051,18 @@
                 <w:sz w:val="22"/>
                 <w:szCs w:val="22"/>
               </w:rPr>
-              <w:t>// Prerequisite: cURL</w:t>
-            </w:r>
+              <w:t xml:space="preserve">// Prerequisite: </w:t>
+            </w:r>
+            <w:proofErr w:type="spellStart"/>
+            <w:r>
+              <w:rPr>
+                <w:rFonts w:asciiTheme="minorHAnsi" w:hAnsiTheme="minorHAnsi" w:cstheme="minorHAnsi"/>
+                <w:sz w:val="22"/>
+                <w:szCs w:val="22"/>
+              </w:rPr>
+              <w:t>cURL</w:t>
+            </w:r>
+            <w:proofErr w:type="spellEnd"/>
           </w:p>
           <w:p>
             <w:pPr>
@@ -6052,13 +7081,23 @@
               </w:rPr>
               <w:t xml:space="preserve">$ </w:t>
             </w:r>
-            <w:r>
-              <w:rPr>
-                <w:rFonts w:asciiTheme="minorHAnsi" w:hAnsiTheme="minorHAnsi" w:cstheme="minorHAnsi"/>
-                <w:sz w:val="22"/>
-                <w:szCs w:val="22"/>
-              </w:rPr>
-              <w:t>sudo apt-get install -y curl</w:t>
+            <w:proofErr w:type="spellStart"/>
+            <w:r>
+              <w:rPr>
+                <w:rFonts w:asciiTheme="minorHAnsi" w:hAnsiTheme="minorHAnsi" w:cstheme="minorHAnsi"/>
+                <w:sz w:val="22"/>
+                <w:szCs w:val="22"/>
+              </w:rPr>
+              <w:t>sudo</w:t>
+            </w:r>
+            <w:proofErr w:type="spellEnd"/>
+            <w:r>
+              <w:rPr>
+                <w:rFonts w:asciiTheme="minorHAnsi" w:hAnsiTheme="minorHAnsi" w:cstheme="minorHAnsi"/>
+                <w:sz w:val="22"/>
+                <w:szCs w:val="22"/>
+              </w:rPr>
+              <w:t xml:space="preserve"> apt-get install -y curl</w:t>
             </w:r>
             <w:r>
               <w:rPr>
@@ -6125,8 +7164,13 @@
         <w:t>tep 3:</w:t>
       </w:r>
       <w:r>
-        <w:t xml:space="preserve"> Install the wget</w:t>
-      </w:r>
+        <w:t xml:space="preserve"> Install the </w:t>
+      </w:r>
+      <w:proofErr w:type="spellStart"/>
+      <w:r>
+        <w:t>wget</w:t>
+      </w:r>
+      <w:proofErr w:type="spellEnd"/>
     </w:p>
     <w:tbl>
       <w:tblPr>
@@ -6157,8 +7201,18 @@
                 <w:sz w:val="22"/>
                 <w:szCs w:val="22"/>
               </w:rPr>
-              <w:t>// Prerequisite: wget</w:t>
-            </w:r>
+              <w:t xml:space="preserve">// Prerequisite: </w:t>
+            </w:r>
+            <w:proofErr w:type="spellStart"/>
+            <w:r>
+              <w:rPr>
+                <w:rFonts w:asciiTheme="minorHAnsi" w:hAnsiTheme="minorHAnsi" w:cstheme="minorHAnsi"/>
+                <w:sz w:val="22"/>
+                <w:szCs w:val="22"/>
+              </w:rPr>
+              <w:t>wget</w:t>
+            </w:r>
+            <w:proofErr w:type="spellEnd"/>
           </w:p>
           <w:p>
             <w:pPr>
@@ -6177,13 +7231,41 @@
               </w:rPr>
               <w:t xml:space="preserve">$ </w:t>
             </w:r>
-            <w:r>
-              <w:rPr>
-                <w:rFonts w:asciiTheme="minorHAnsi" w:hAnsiTheme="minorHAnsi" w:cstheme="minorHAnsi"/>
-                <w:sz w:val="22"/>
-                <w:szCs w:val="22"/>
-              </w:rPr>
-              <w:t>sudo apt-get install -y wget=1.17.1-1ubuntu1.5</w:t>
+            <w:proofErr w:type="spellStart"/>
+            <w:r>
+              <w:rPr>
+                <w:rFonts w:asciiTheme="minorHAnsi" w:hAnsiTheme="minorHAnsi" w:cstheme="minorHAnsi"/>
+                <w:sz w:val="22"/>
+                <w:szCs w:val="22"/>
+              </w:rPr>
+              <w:t>sudo</w:t>
+            </w:r>
+            <w:proofErr w:type="spellEnd"/>
+            <w:r>
+              <w:rPr>
+                <w:rFonts w:asciiTheme="minorHAnsi" w:hAnsiTheme="minorHAnsi" w:cstheme="minorHAnsi"/>
+                <w:sz w:val="22"/>
+                <w:szCs w:val="22"/>
+              </w:rPr>
+              <w:t xml:space="preserve"> apt-get install -y </w:t>
+            </w:r>
+            <w:proofErr w:type="spellStart"/>
+            <w:r>
+              <w:rPr>
+                <w:rFonts w:asciiTheme="minorHAnsi" w:hAnsiTheme="minorHAnsi" w:cstheme="minorHAnsi"/>
+                <w:sz w:val="22"/>
+                <w:szCs w:val="22"/>
+              </w:rPr>
+              <w:t>wget</w:t>
+            </w:r>
+            <w:proofErr w:type="spellEnd"/>
+            <w:r>
+              <w:rPr>
+                <w:rFonts w:asciiTheme="minorHAnsi" w:hAnsiTheme="minorHAnsi" w:cstheme="minorHAnsi"/>
+                <w:sz w:val="22"/>
+                <w:szCs w:val="22"/>
+              </w:rPr>
+              <w:t>=1.17.1-1ubuntu1.5</w:t>
             </w:r>
           </w:p>
         </w:tc>
@@ -6283,13 +7365,59 @@
               </w:rPr>
               <w:t xml:space="preserve">$ </w:t>
             </w:r>
-            <w:r>
-              <w:rPr>
-                <w:rFonts w:asciiTheme="minorHAnsi" w:hAnsiTheme="minorHAnsi" w:cstheme="minorHAnsi"/>
-                <w:sz w:val="22"/>
-                <w:szCs w:val="22"/>
-              </w:rPr>
-              <w:t>sudo apt-get purge -y docker-ce docker-ce-cli</w:t>
+            <w:proofErr w:type="spellStart"/>
+            <w:r>
+              <w:rPr>
+                <w:rFonts w:asciiTheme="minorHAnsi" w:hAnsiTheme="minorHAnsi" w:cstheme="minorHAnsi"/>
+                <w:sz w:val="22"/>
+                <w:szCs w:val="22"/>
+              </w:rPr>
+              <w:t>sudo</w:t>
+            </w:r>
+            <w:proofErr w:type="spellEnd"/>
+            <w:r>
+              <w:rPr>
+                <w:rFonts w:asciiTheme="minorHAnsi" w:hAnsiTheme="minorHAnsi" w:cstheme="minorHAnsi"/>
+                <w:sz w:val="22"/>
+                <w:szCs w:val="22"/>
+              </w:rPr>
+              <w:t xml:space="preserve"> apt-get purge -y docker-</w:t>
+            </w:r>
+            <w:proofErr w:type="spellStart"/>
+            <w:r>
+              <w:rPr>
+                <w:rFonts w:asciiTheme="minorHAnsi" w:hAnsiTheme="minorHAnsi" w:cstheme="minorHAnsi"/>
+                <w:sz w:val="22"/>
+                <w:szCs w:val="22"/>
+              </w:rPr>
+              <w:t>ce</w:t>
+            </w:r>
+            <w:proofErr w:type="spellEnd"/>
+            <w:r>
+              <w:rPr>
+                <w:rFonts w:asciiTheme="minorHAnsi" w:hAnsiTheme="minorHAnsi" w:cstheme="minorHAnsi"/>
+                <w:sz w:val="22"/>
+                <w:szCs w:val="22"/>
+              </w:rPr>
+              <w:t xml:space="preserve"> docker-</w:t>
+            </w:r>
+            <w:proofErr w:type="spellStart"/>
+            <w:r>
+              <w:rPr>
+                <w:rFonts w:asciiTheme="minorHAnsi" w:hAnsiTheme="minorHAnsi" w:cstheme="minorHAnsi"/>
+                <w:sz w:val="22"/>
+                <w:szCs w:val="22"/>
+              </w:rPr>
+              <w:t>ce</w:t>
+            </w:r>
+            <w:proofErr w:type="spellEnd"/>
+            <w:r>
+              <w:rPr>
+                <w:rFonts w:asciiTheme="minorHAnsi" w:hAnsiTheme="minorHAnsi" w:cstheme="minorHAnsi"/>
+                <w:sz w:val="22"/>
+                <w:szCs w:val="22"/>
+              </w:rPr>
+              <w:t>-cli</w:t>
             </w:r>
             <w:r>
               <w:rPr>
@@ -6300,13 +7428,23 @@
               <w:br/>
               <w:t xml:space="preserve">$ </w:t>
             </w:r>
-            <w:r>
-              <w:rPr>
-                <w:rFonts w:asciiTheme="minorHAnsi" w:hAnsiTheme="minorHAnsi" w:cstheme="minorHAnsi"/>
-                <w:sz w:val="22"/>
-                <w:szCs w:val="22"/>
-              </w:rPr>
-              <w:t xml:space="preserve">wget </w:t>
+            <w:proofErr w:type="spellStart"/>
+            <w:r>
+              <w:rPr>
+                <w:rFonts w:asciiTheme="minorHAnsi" w:hAnsiTheme="minorHAnsi" w:cstheme="minorHAnsi"/>
+                <w:sz w:val="22"/>
+                <w:szCs w:val="22"/>
+              </w:rPr>
+              <w:t>wget</w:t>
+            </w:r>
+            <w:proofErr w:type="spellEnd"/>
+            <w:r>
+              <w:rPr>
+                <w:rFonts w:asciiTheme="minorHAnsi" w:hAnsiTheme="minorHAnsi" w:cstheme="minorHAnsi"/>
+                <w:sz w:val="22"/>
+                <w:szCs w:val="22"/>
+              </w:rPr>
+              <w:t xml:space="preserve"> </w:t>
             </w:r>
             <w:hyperlink r:id="rId29" w:history="1">
               <w:r>
@@ -6336,14 +7474,34 @@
               <w:br/>
               <w:t xml:space="preserve">$ </w:t>
             </w:r>
-            <w:r>
-              <w:rPr>
-                <w:rFonts w:asciiTheme="minorHAnsi" w:hAnsiTheme="minorHAnsi" w:cstheme="minorHAnsi"/>
-                <w:sz w:val="22"/>
-                <w:szCs w:val="22"/>
-              </w:rPr>
-              <w:t>sudo apt-key add gpg</w:t>
-            </w:r>
+            <w:proofErr w:type="spellStart"/>
+            <w:r>
+              <w:rPr>
+                <w:rFonts w:asciiTheme="minorHAnsi" w:hAnsiTheme="minorHAnsi" w:cstheme="minorHAnsi"/>
+                <w:sz w:val="22"/>
+                <w:szCs w:val="22"/>
+              </w:rPr>
+              <w:t>sudo</w:t>
+            </w:r>
+            <w:proofErr w:type="spellEnd"/>
+            <w:r>
+              <w:rPr>
+                <w:rFonts w:asciiTheme="minorHAnsi" w:hAnsiTheme="minorHAnsi" w:cstheme="minorHAnsi"/>
+                <w:sz w:val="22"/>
+                <w:szCs w:val="22"/>
+              </w:rPr>
+              <w:t xml:space="preserve"> apt-key add </w:t>
+            </w:r>
+            <w:proofErr w:type="spellStart"/>
+            <w:r>
+              <w:rPr>
+                <w:rFonts w:asciiTheme="minorHAnsi" w:hAnsiTheme="minorHAnsi" w:cstheme="minorHAnsi"/>
+                <w:sz w:val="22"/>
+                <w:szCs w:val="22"/>
+              </w:rPr>
+              <w:t>gpg</w:t>
+            </w:r>
+            <w:proofErr w:type="spellEnd"/>
             <w:r>
               <w:rPr>
                 <w:rFonts w:asciiTheme="minorHAnsi" w:hAnsiTheme="minorHAnsi" w:cstheme="minorHAnsi"/>
@@ -6359,8 +7517,90 @@
                 <w:sz w:val="22"/>
                 <w:szCs w:val="22"/>
               </w:rPr>
-              <w:t>echo 'deb [arch=amd64] https://download.docker.com/linux/ubuntu xenial stable' | sudo tee /etc/apt/sources.list.d/docker.list</w:t>
-            </w:r>
+              <w:t xml:space="preserve">echo 'deb [arch=amd64] https://download.docker.com/linux/ubuntu </w:t>
+            </w:r>
+            <w:proofErr w:type="spellStart"/>
+            <w:r>
+              <w:rPr>
+                <w:rFonts w:asciiTheme="minorHAnsi" w:hAnsiTheme="minorHAnsi" w:cstheme="minorHAnsi"/>
+                <w:sz w:val="22"/>
+                <w:szCs w:val="22"/>
+              </w:rPr>
+              <w:t>xenial</w:t>
+            </w:r>
+            <w:proofErr w:type="spellEnd"/>
+            <w:r>
+              <w:rPr>
+                <w:rFonts w:asciiTheme="minorHAnsi" w:hAnsiTheme="minorHAnsi" w:cstheme="minorHAnsi"/>
+                <w:sz w:val="22"/>
+                <w:szCs w:val="22"/>
+              </w:rPr>
+              <w:t xml:space="preserve"> stable' | </w:t>
+            </w:r>
+            <w:proofErr w:type="spellStart"/>
+            <w:r>
+              <w:rPr>
+                <w:rFonts w:asciiTheme="minorHAnsi" w:hAnsiTheme="minorHAnsi" w:cstheme="minorHAnsi"/>
+                <w:sz w:val="22"/>
+                <w:szCs w:val="22"/>
+              </w:rPr>
+              <w:t>sudo</w:t>
+            </w:r>
+            <w:proofErr w:type="spellEnd"/>
+            <w:r>
+              <w:rPr>
+                <w:rFonts w:asciiTheme="minorHAnsi" w:hAnsiTheme="minorHAnsi" w:cstheme="minorHAnsi"/>
+                <w:sz w:val="22"/>
+                <w:szCs w:val="22"/>
+              </w:rPr>
+              <w:t xml:space="preserve"> tee /</w:t>
+            </w:r>
+            <w:proofErr w:type="spellStart"/>
+            <w:r>
+              <w:rPr>
+                <w:rFonts w:asciiTheme="minorHAnsi" w:hAnsiTheme="minorHAnsi" w:cstheme="minorHAnsi"/>
+                <w:sz w:val="22"/>
+                <w:szCs w:val="22"/>
+              </w:rPr>
+              <w:t>etc</w:t>
+            </w:r>
+            <w:proofErr w:type="spellEnd"/>
+            <w:r>
+              <w:rPr>
+                <w:rFonts w:asciiTheme="minorHAnsi" w:hAnsiTheme="minorHAnsi" w:cstheme="minorHAnsi"/>
+                <w:sz w:val="22"/>
+                <w:szCs w:val="22"/>
+              </w:rPr>
+              <w:t>/apt/</w:t>
+            </w:r>
+            <w:proofErr w:type="spellStart"/>
+            <w:r>
+              <w:rPr>
+                <w:rFonts w:asciiTheme="minorHAnsi" w:hAnsiTheme="minorHAnsi" w:cstheme="minorHAnsi"/>
+                <w:sz w:val="22"/>
+                <w:szCs w:val="22"/>
+              </w:rPr>
+              <w:t>sources.list.d</w:t>
+            </w:r>
+            <w:proofErr w:type="spellEnd"/>
+            <w:r>
+              <w:rPr>
+                <w:rFonts w:asciiTheme="minorHAnsi" w:hAnsiTheme="minorHAnsi" w:cstheme="minorHAnsi"/>
+                <w:sz w:val="22"/>
+                <w:szCs w:val="22"/>
+              </w:rPr>
+              <w:t>/</w:t>
+            </w:r>
+            <w:proofErr w:type="spellStart"/>
+            <w:r>
+              <w:rPr>
+                <w:rFonts w:asciiTheme="minorHAnsi" w:hAnsiTheme="minorHAnsi" w:cstheme="minorHAnsi"/>
+                <w:sz w:val="22"/>
+                <w:szCs w:val="22"/>
+              </w:rPr>
+              <w:t>docker.list</w:t>
+            </w:r>
+            <w:proofErr w:type="spellEnd"/>
             <w:r>
               <w:rPr>
                 <w:rFonts w:asciiTheme="minorHAnsi" w:hAnsiTheme="minorHAnsi" w:cstheme="minorHAnsi"/>
@@ -6370,13 +7610,23 @@
               <w:br/>
               <w:t xml:space="preserve">$ </w:t>
             </w:r>
-            <w:r>
-              <w:rPr>
-                <w:rFonts w:asciiTheme="minorHAnsi" w:hAnsiTheme="minorHAnsi" w:cstheme="minorHAnsi"/>
-                <w:sz w:val="22"/>
-                <w:szCs w:val="22"/>
-              </w:rPr>
-              <w:t>sudo apt-get update</w:t>
+            <w:proofErr w:type="spellStart"/>
+            <w:r>
+              <w:rPr>
+                <w:rFonts w:asciiTheme="minorHAnsi" w:hAnsiTheme="minorHAnsi" w:cstheme="minorHAnsi"/>
+                <w:sz w:val="22"/>
+                <w:szCs w:val="22"/>
+              </w:rPr>
+              <w:t>sudo</w:t>
+            </w:r>
+            <w:proofErr w:type="spellEnd"/>
+            <w:r>
+              <w:rPr>
+                <w:rFonts w:asciiTheme="minorHAnsi" w:hAnsiTheme="minorHAnsi" w:cstheme="minorHAnsi"/>
+                <w:sz w:val="22"/>
+                <w:szCs w:val="22"/>
+              </w:rPr>
+              <w:t xml:space="preserve"> apt-get update</w:t>
             </w:r>
           </w:p>
           <w:p>
@@ -6402,8 +7652,36 @@
                 <w:sz w:val="22"/>
                 <w:szCs w:val="22"/>
               </w:rPr>
-              <w:t>apt-cache madison docker-ce</w:t>
-            </w:r>
+              <w:t xml:space="preserve">apt-cache </w:t>
+            </w:r>
+            <w:proofErr w:type="spellStart"/>
+            <w:r>
+              <w:rPr>
+                <w:rFonts w:asciiTheme="minorHAnsi" w:hAnsiTheme="minorHAnsi" w:cstheme="minorHAnsi"/>
+                <w:sz w:val="22"/>
+                <w:szCs w:val="22"/>
+              </w:rPr>
+              <w:t>madison</w:t>
+            </w:r>
+            <w:proofErr w:type="spellEnd"/>
+            <w:r>
+              <w:rPr>
+                <w:rFonts w:asciiTheme="minorHAnsi" w:hAnsiTheme="minorHAnsi" w:cstheme="minorHAnsi"/>
+                <w:sz w:val="22"/>
+                <w:szCs w:val="22"/>
+              </w:rPr>
+              <w:t xml:space="preserve"> docker-</w:t>
+            </w:r>
+            <w:proofErr w:type="spellStart"/>
+            <w:r>
+              <w:rPr>
+                <w:rFonts w:asciiTheme="minorHAnsi" w:hAnsiTheme="minorHAnsi" w:cstheme="minorHAnsi"/>
+                <w:sz w:val="22"/>
+                <w:szCs w:val="22"/>
+              </w:rPr>
+              <w:t>ce</w:t>
+            </w:r>
+            <w:proofErr w:type="spellEnd"/>
             <w:r>
               <w:rPr>
                 <w:rFonts w:asciiTheme="minorHAnsi" w:hAnsiTheme="minorHAnsi" w:cstheme="minorHAnsi"/>
@@ -6413,13 +7691,41 @@
               <w:br/>
               <w:t xml:space="preserve">$ </w:t>
             </w:r>
-            <w:r>
-              <w:rPr>
-                <w:rFonts w:asciiTheme="minorHAnsi" w:hAnsiTheme="minorHAnsi" w:cstheme="minorHAnsi"/>
-                <w:sz w:val="22"/>
-                <w:szCs w:val="22"/>
-              </w:rPr>
-              <w:t>sudo apt-get install docker-ce=17.12.0~ce-0~ubuntu</w:t>
+            <w:proofErr w:type="spellStart"/>
+            <w:r>
+              <w:rPr>
+                <w:rFonts w:asciiTheme="minorHAnsi" w:hAnsiTheme="minorHAnsi" w:cstheme="minorHAnsi"/>
+                <w:sz w:val="22"/>
+                <w:szCs w:val="22"/>
+              </w:rPr>
+              <w:t>sudo</w:t>
+            </w:r>
+            <w:proofErr w:type="spellEnd"/>
+            <w:r>
+              <w:rPr>
+                <w:rFonts w:asciiTheme="minorHAnsi" w:hAnsiTheme="minorHAnsi" w:cstheme="minorHAnsi"/>
+                <w:sz w:val="22"/>
+                <w:szCs w:val="22"/>
+              </w:rPr>
+              <w:t xml:space="preserve"> apt-get install docker-</w:t>
+            </w:r>
+            <w:proofErr w:type="spellStart"/>
+            <w:r>
+              <w:rPr>
+                <w:rFonts w:asciiTheme="minorHAnsi" w:hAnsiTheme="minorHAnsi" w:cstheme="minorHAnsi"/>
+                <w:sz w:val="22"/>
+                <w:szCs w:val="22"/>
+              </w:rPr>
+              <w:t>ce</w:t>
+            </w:r>
+            <w:proofErr w:type="spellEnd"/>
+            <w:r>
+              <w:rPr>
+                <w:rFonts w:asciiTheme="minorHAnsi" w:hAnsiTheme="minorHAnsi" w:cstheme="minorHAnsi"/>
+                <w:sz w:val="22"/>
+                <w:szCs w:val="22"/>
+              </w:rPr>
+              <w:t>=17.12.0~ce-0~ubuntu</w:t>
             </w:r>
             <w:r>
               <w:rPr>
@@ -6430,13 +7736,59 @@
               <w:br/>
               <w:t xml:space="preserve">$ </w:t>
             </w:r>
-            <w:r>
-              <w:rPr>
-                <w:rFonts w:asciiTheme="minorHAnsi" w:hAnsiTheme="minorHAnsi" w:cstheme="minorHAnsi"/>
-                <w:sz w:val="22"/>
-                <w:szCs w:val="22"/>
-              </w:rPr>
-              <w:t>sudo usermod -aG docker $USER</w:t>
+            <w:proofErr w:type="spellStart"/>
+            <w:r>
+              <w:rPr>
+                <w:rFonts w:asciiTheme="minorHAnsi" w:hAnsiTheme="minorHAnsi" w:cstheme="minorHAnsi"/>
+                <w:sz w:val="22"/>
+                <w:szCs w:val="22"/>
+              </w:rPr>
+              <w:t>sudo</w:t>
+            </w:r>
+            <w:proofErr w:type="spellEnd"/>
+            <w:r>
+              <w:rPr>
+                <w:rFonts w:asciiTheme="minorHAnsi" w:hAnsiTheme="minorHAnsi" w:cstheme="minorHAnsi"/>
+                <w:sz w:val="22"/>
+                <w:szCs w:val="22"/>
+              </w:rPr>
+              <w:t xml:space="preserve"> </w:t>
+            </w:r>
+            <w:proofErr w:type="spellStart"/>
+            <w:r>
+              <w:rPr>
+                <w:rFonts w:asciiTheme="minorHAnsi" w:hAnsiTheme="minorHAnsi" w:cstheme="minorHAnsi"/>
+                <w:sz w:val="22"/>
+                <w:szCs w:val="22"/>
+              </w:rPr>
+              <w:t>usermod</w:t>
+            </w:r>
+            <w:proofErr w:type="spellEnd"/>
+            <w:r>
+              <w:rPr>
+                <w:rFonts w:asciiTheme="minorHAnsi" w:hAnsiTheme="minorHAnsi" w:cstheme="minorHAnsi"/>
+                <w:sz w:val="22"/>
+                <w:szCs w:val="22"/>
+              </w:rPr>
+              <w:t xml:space="preserve"> -</w:t>
+            </w:r>
+            <w:proofErr w:type="spellStart"/>
+            <w:r>
+              <w:rPr>
+                <w:rFonts w:asciiTheme="minorHAnsi" w:hAnsiTheme="minorHAnsi" w:cstheme="minorHAnsi"/>
+                <w:sz w:val="22"/>
+                <w:szCs w:val="22"/>
+              </w:rPr>
+              <w:t>aG</w:t>
+            </w:r>
+            <w:proofErr w:type="spellEnd"/>
+            <w:r>
+              <w:rPr>
+                <w:rFonts w:asciiTheme="minorHAnsi" w:hAnsiTheme="minorHAnsi" w:cstheme="minorHAnsi"/>
+                <w:sz w:val="22"/>
+                <w:szCs w:val="22"/>
+              </w:rPr>
+              <w:t xml:space="preserve"> docker $USER</w:t>
             </w:r>
             <w:r>
               <w:rPr>
@@ -6542,13 +7894,23 @@
               <w:br/>
               <w:t xml:space="preserve">$ </w:t>
             </w:r>
-            <w:r>
-              <w:rPr>
-                <w:rFonts w:asciiTheme="minorHAnsi" w:hAnsiTheme="minorHAnsi" w:cstheme="minorHAnsi"/>
-                <w:sz w:val="22"/>
-                <w:szCs w:val="22"/>
-              </w:rPr>
-              <w:t>sudo apt-get purge -y docker-compose</w:t>
+            <w:proofErr w:type="spellStart"/>
+            <w:r>
+              <w:rPr>
+                <w:rFonts w:asciiTheme="minorHAnsi" w:hAnsiTheme="minorHAnsi" w:cstheme="minorHAnsi"/>
+                <w:sz w:val="22"/>
+                <w:szCs w:val="22"/>
+              </w:rPr>
+              <w:t>sudo</w:t>
+            </w:r>
+            <w:proofErr w:type="spellEnd"/>
+            <w:r>
+              <w:rPr>
+                <w:rFonts w:asciiTheme="minorHAnsi" w:hAnsiTheme="minorHAnsi" w:cstheme="minorHAnsi"/>
+                <w:sz w:val="22"/>
+                <w:szCs w:val="22"/>
+              </w:rPr>
+              <w:t xml:space="preserve"> apt-get purge -y docker-compose</w:t>
             </w:r>
             <w:r>
               <w:rPr>
@@ -6559,13 +7921,59 @@
               <w:br/>
               <w:t xml:space="preserve">$ </w:t>
             </w:r>
-            <w:r>
-              <w:rPr>
-                <w:rFonts w:asciiTheme="minorHAnsi" w:hAnsiTheme="minorHAnsi" w:cstheme="minorHAnsi"/>
-                <w:sz w:val="22"/>
-                <w:szCs w:val="22"/>
-              </w:rPr>
-              <w:t>sudo curl -L https://github.com/docker/compose/releases/download/1.21.0/docker-compose-`uname -s`-`uname -m` -o /usr/local/bin/docker-compose</w:t>
+            <w:proofErr w:type="spellStart"/>
+            <w:r>
+              <w:rPr>
+                <w:rFonts w:asciiTheme="minorHAnsi" w:hAnsiTheme="minorHAnsi" w:cstheme="minorHAnsi"/>
+                <w:sz w:val="22"/>
+                <w:szCs w:val="22"/>
+              </w:rPr>
+              <w:t>sudo</w:t>
+            </w:r>
+            <w:proofErr w:type="spellEnd"/>
+            <w:r>
+              <w:rPr>
+                <w:rFonts w:asciiTheme="minorHAnsi" w:hAnsiTheme="minorHAnsi" w:cstheme="minorHAnsi"/>
+                <w:sz w:val="22"/>
+                <w:szCs w:val="22"/>
+              </w:rPr>
+              <w:t xml:space="preserve"> curl -L https://github.com/docker/compose/releases/download/1.21.0/docker-compose-`uname -s`-`</w:t>
+            </w:r>
+            <w:proofErr w:type="spellStart"/>
+            <w:r>
+              <w:rPr>
+                <w:rFonts w:asciiTheme="minorHAnsi" w:hAnsiTheme="minorHAnsi" w:cstheme="minorHAnsi"/>
+                <w:sz w:val="22"/>
+                <w:szCs w:val="22"/>
+              </w:rPr>
+              <w:t>uname</w:t>
+            </w:r>
+            <w:proofErr w:type="spellEnd"/>
+            <w:r>
+              <w:rPr>
+                <w:rFonts w:asciiTheme="minorHAnsi" w:hAnsiTheme="minorHAnsi" w:cstheme="minorHAnsi"/>
+                <w:sz w:val="22"/>
+                <w:szCs w:val="22"/>
+              </w:rPr>
+              <w:t xml:space="preserve"> -m` -o /</w:t>
+            </w:r>
+            <w:proofErr w:type="spellStart"/>
+            <w:r>
+              <w:rPr>
+                <w:rFonts w:asciiTheme="minorHAnsi" w:hAnsiTheme="minorHAnsi" w:cstheme="minorHAnsi"/>
+                <w:sz w:val="22"/>
+                <w:szCs w:val="22"/>
+              </w:rPr>
+              <w:t>usr</w:t>
+            </w:r>
+            <w:proofErr w:type="spellEnd"/>
+            <w:r>
+              <w:rPr>
+                <w:rFonts w:asciiTheme="minorHAnsi" w:hAnsiTheme="minorHAnsi" w:cstheme="minorHAnsi"/>
+                <w:sz w:val="22"/>
+                <w:szCs w:val="22"/>
+              </w:rPr>
+              <w:t>/local/bin/docker-compose</w:t>
             </w:r>
             <w:r>
               <w:rPr>
@@ -6576,13 +7984,59 @@
               <w:br/>
               <w:t xml:space="preserve">$ </w:t>
             </w:r>
-            <w:r>
-              <w:rPr>
-                <w:rFonts w:asciiTheme="minorHAnsi" w:hAnsiTheme="minorHAnsi" w:cstheme="minorHAnsi"/>
-                <w:sz w:val="22"/>
-                <w:szCs w:val="22"/>
-              </w:rPr>
-              <w:t>sudo chmod +x /usr/local/bin/docker-compose</w:t>
+            <w:proofErr w:type="spellStart"/>
+            <w:r>
+              <w:rPr>
+                <w:rFonts w:asciiTheme="minorHAnsi" w:hAnsiTheme="minorHAnsi" w:cstheme="minorHAnsi"/>
+                <w:sz w:val="22"/>
+                <w:szCs w:val="22"/>
+              </w:rPr>
+              <w:t>sudo</w:t>
+            </w:r>
+            <w:proofErr w:type="spellEnd"/>
+            <w:r>
+              <w:rPr>
+                <w:rFonts w:asciiTheme="minorHAnsi" w:hAnsiTheme="minorHAnsi" w:cstheme="minorHAnsi"/>
+                <w:sz w:val="22"/>
+                <w:szCs w:val="22"/>
+              </w:rPr>
+              <w:t xml:space="preserve"> </w:t>
+            </w:r>
+            <w:proofErr w:type="spellStart"/>
+            <w:r>
+              <w:rPr>
+                <w:rFonts w:asciiTheme="minorHAnsi" w:hAnsiTheme="minorHAnsi" w:cstheme="minorHAnsi"/>
+                <w:sz w:val="22"/>
+                <w:szCs w:val="22"/>
+              </w:rPr>
+              <w:t>chmod</w:t>
+            </w:r>
+            <w:proofErr w:type="spellEnd"/>
+            <w:r>
+              <w:rPr>
+                <w:rFonts w:asciiTheme="minorHAnsi" w:hAnsiTheme="minorHAnsi" w:cstheme="minorHAnsi"/>
+                <w:sz w:val="22"/>
+                <w:szCs w:val="22"/>
+              </w:rPr>
+              <w:t xml:space="preserve"> +x /</w:t>
+            </w:r>
+            <w:proofErr w:type="spellStart"/>
+            <w:r>
+              <w:rPr>
+                <w:rFonts w:asciiTheme="minorHAnsi" w:hAnsiTheme="minorHAnsi" w:cstheme="minorHAnsi"/>
+                <w:sz w:val="22"/>
+                <w:szCs w:val="22"/>
+              </w:rPr>
+              <w:t>usr</w:t>
+            </w:r>
+            <w:proofErr w:type="spellEnd"/>
+            <w:r>
+              <w:rPr>
+                <w:rFonts w:asciiTheme="minorHAnsi" w:hAnsiTheme="minorHAnsi" w:cstheme="minorHAnsi"/>
+                <w:sz w:val="22"/>
+                <w:szCs w:val="22"/>
+              </w:rPr>
+              <w:t>/local/bin/docker-compose</w:t>
             </w:r>
             <w:r>
               <w:rPr>
@@ -6679,16 +8133,24 @@
               <w:br/>
               <w:t xml:space="preserve">$ </w:t>
             </w:r>
+            <w:proofErr w:type="spellStart"/>
             <w:r>
               <w:rPr>
                 <w:rFonts w:cstheme="minorHAnsi"/>
               </w:rPr>
-              <w:t>sudo apt-get purge -y docker-compose</w:t>
-            </w:r>
+              <w:t>sudo</w:t>
+            </w:r>
+            <w:proofErr w:type="spellEnd"/>
             <w:r>
               <w:rPr>
                 <w:rFonts w:cstheme="minorHAnsi"/>
               </w:rPr>
+              <w:t xml:space="preserve"> apt-get purge -y docker-compose</w:t>
+            </w:r>
+            <w:r>
+              <w:rPr>
+                <w:rFonts w:cstheme="minorHAnsi"/>
+              </w:rPr>
               <w:br/>
             </w:r>
             <w:r>
@@ -6697,108 +8159,161 @@
               </w:rPr>
               <w:t xml:space="preserve">$ </w:t>
             </w:r>
+            <w:proofErr w:type="spellStart"/>
             <w:r>
               <w:rPr>
                 <w:rFonts w:cstheme="minorHAnsi"/>
                 <w:color w:val="FF0000"/>
               </w:rPr>
-              <w:t>mkdir downloads</w:t>
-            </w:r>
-          </w:p>
-          <w:p>
-            <w:pPr>
+              <w:t>mkdir</w:t>
+            </w:r>
+            <w:proofErr w:type="spellEnd"/>
+            <w:r>
               <w:rPr>
                 <w:rFonts w:cstheme="minorHAnsi"/>
                 <w:color w:val="FF0000"/>
               </w:rPr>
-            </w:pPr>
-            <w:r>
-              <w:rPr>
-                <w:rFonts w:cstheme="minorHAnsi"/>
-              </w:rPr>
-              <w:t>$</w:t>
-            </w:r>
-            <w:r>
+              <w:t xml:space="preserve"> downloads</w:t>
+            </w:r>
+          </w:p>
+          <w:p>
+            <w:pPr>
               <w:rPr>
                 <w:rFonts w:cstheme="minorHAnsi"/>
                 <w:color w:val="FF0000"/>
               </w:rPr>
-              <w:t xml:space="preserve"> cd $HOME/downloads</w:t>
-            </w:r>
-          </w:p>
-          <w:p>
-            <w:pPr>
-              <w:rPr>
-                <w:color w:val="FF0000"/>
-              </w:rPr>
-            </w:pPr>
-            <w:r>
-              <w:rPr>
-                <w:rFonts w:hint="eastAsia"/>
+            </w:pPr>
+            <w:r>
+              <w:rPr>
+                <w:rFonts w:cstheme="minorHAnsi"/>
               </w:rPr>
               <w:t>$</w:t>
-            </w:r>
-            <w:r>
-              <w:t xml:space="preserve"> </w:t>
-            </w:r>
-            <w:r>
-              <w:rPr>
-                <w:color w:val="FF0000"/>
-              </w:rPr>
-              <w:t>wget https://gitee.com/joe32065/fabric_2_2/releases/download/fabric-v2.2.0/docker-compose</w:t>
-            </w:r>
-          </w:p>
-          <w:p>
-            <w:pPr>
-              <w:rPr>
-                <w:rFonts w:cstheme="minorHAnsi"/>
-              </w:rPr>
-            </w:pPr>
-            <w:r>
-              <w:rPr>
-                <w:rFonts w:cstheme="minorHAnsi"/>
-              </w:rPr>
-              <w:t xml:space="preserve">$ </w:t>
             </w:r>
             <w:r>
               <w:rPr>
                 <w:rFonts w:cstheme="minorHAnsi"/>
                 <w:color w:val="FF0000"/>
               </w:rPr>
-              <w:t>sudo</w:t>
-            </w:r>
-            <w:r>
+              <w:t xml:space="preserve"> cd $HOME/downloads</w:t>
+            </w:r>
+          </w:p>
+          <w:p>
+            <w:pPr>
+              <w:rPr>
+                <w:color w:val="FF0000"/>
+              </w:rPr>
+            </w:pPr>
+            <w:r>
+              <w:rPr>
+                <w:rFonts w:hint="eastAsia"/>
+              </w:rPr>
+              <w:t>$</w:t>
+            </w:r>
+            <w:r>
+              <w:t xml:space="preserve"> </w:t>
+            </w:r>
+            <w:proofErr w:type="spellStart"/>
+            <w:r>
+              <w:rPr>
+                <w:color w:val="FF0000"/>
+              </w:rPr>
+              <w:t>wget</w:t>
+            </w:r>
+            <w:proofErr w:type="spellEnd"/>
+            <w:r>
+              <w:rPr>
+                <w:color w:val="FF0000"/>
+              </w:rPr>
+              <w:t xml:space="preserve"> https://gitee.com/joe32065/fabric_2_2/releases/download/fabric-v2.2.0/docker-compose</w:t>
+            </w:r>
+          </w:p>
+          <w:p>
+            <w:pPr>
               <w:rPr>
                 <w:rFonts w:cstheme="minorHAnsi"/>
               </w:rPr>
-              <w:t xml:space="preserve"> </w:t>
-            </w:r>
+            </w:pPr>
+            <w:r>
+              <w:rPr>
+                <w:rFonts w:cstheme="minorHAnsi"/>
+              </w:rPr>
+              <w:t xml:space="preserve">$ </w:t>
+            </w:r>
+            <w:proofErr w:type="spellStart"/>
             <w:r>
               <w:rPr>
                 <w:rFonts w:cstheme="minorHAnsi"/>
                 <w:color w:val="FF0000"/>
               </w:rPr>
-              <w:t>chmod +x docker-compose</w:t>
-            </w:r>
-          </w:p>
-          <w:p>
-            <w:pPr>
+              <w:t>sudo</w:t>
+            </w:r>
+            <w:proofErr w:type="spellEnd"/>
+            <w:r>
               <w:rPr>
                 <w:rFonts w:cstheme="minorHAnsi"/>
               </w:rPr>
-            </w:pPr>
-            <w:r>
-              <w:rPr>
-                <w:rFonts w:cstheme="minorHAnsi"/>
-              </w:rPr>
-              <w:t xml:space="preserve">$ </w:t>
-            </w:r>
+              <w:t xml:space="preserve"> </w:t>
+            </w:r>
+            <w:proofErr w:type="spellStart"/>
             <w:r>
               <w:rPr>
                 <w:rFonts w:cstheme="minorHAnsi"/>
                 <w:color w:val="FF0000"/>
               </w:rPr>
-              <w:t>sudo mv docker-compose /usr/local/bin</w:t>
+              <w:t>chmod</w:t>
+            </w:r>
+            <w:proofErr w:type="spellEnd"/>
+            <w:r>
+              <w:rPr>
+                <w:rFonts w:cstheme="minorHAnsi"/>
+                <w:color w:val="FF0000"/>
+              </w:rPr>
+              <w:t xml:space="preserve"> +x docker-compose</w:t>
+            </w:r>
+          </w:p>
+          <w:p>
+            <w:pPr>
+              <w:rPr>
+                <w:rFonts w:cstheme="minorHAnsi"/>
+              </w:rPr>
+            </w:pPr>
+            <w:r>
+              <w:rPr>
+                <w:rFonts w:cstheme="minorHAnsi"/>
+              </w:rPr>
+              <w:t xml:space="preserve">$ </w:t>
+            </w:r>
+            <w:proofErr w:type="spellStart"/>
+            <w:r>
+              <w:rPr>
+                <w:rFonts w:cstheme="minorHAnsi"/>
+                <w:color w:val="FF0000"/>
+              </w:rPr>
+              <w:t>sudo</w:t>
+            </w:r>
+            <w:proofErr w:type="spellEnd"/>
+            <w:r>
+              <w:rPr>
+                <w:rFonts w:cstheme="minorHAnsi"/>
+                <w:color w:val="FF0000"/>
+              </w:rPr>
+              <w:t xml:space="preserve"> mv docker-compose /</w:t>
+            </w:r>
+            <w:proofErr w:type="spellStart"/>
+            <w:r>
+              <w:rPr>
+                <w:rFonts w:cstheme="minorHAnsi"/>
+                <w:color w:val="FF0000"/>
+              </w:rPr>
+              <w:t>usr</w:t>
+            </w:r>
+            <w:proofErr w:type="spellEnd"/>
+            <w:r>
+              <w:rPr>
+                <w:rFonts w:cstheme="minorHAnsi"/>
+                <w:color w:val="FF0000"/>
+              </w:rPr>
+              <w:t>/local/bin</w:t>
             </w:r>
             <w:r>
               <w:rPr>
@@ -6920,7 +8435,25 @@
                 <w:szCs w:val="22"/>
               </w:rPr>
               <w:br/>
-              <w:t>$ wget https://golang.org/dl/go1.14.8.linux-amd64.tar.gz</w:t>
+              <w:t xml:space="preserve">$ </w:t>
+            </w:r>
+            <w:proofErr w:type="spellStart"/>
+            <w:r>
+              <w:rPr>
+                <w:rFonts w:asciiTheme="minorHAnsi" w:hAnsiTheme="minorHAnsi" w:cstheme="minorHAnsi"/>
+                <w:sz w:val="22"/>
+                <w:szCs w:val="22"/>
+              </w:rPr>
+              <w:t>wget</w:t>
+            </w:r>
+            <w:proofErr w:type="spellEnd"/>
+            <w:r>
+              <w:rPr>
+                <w:rFonts w:asciiTheme="minorHAnsi" w:hAnsiTheme="minorHAnsi" w:cstheme="minorHAnsi"/>
+                <w:sz w:val="22"/>
+                <w:szCs w:val="22"/>
+              </w:rPr>
+              <w:t xml:space="preserve"> https://golang.org/dl/go1.14.8.linux-amd64.tar.gz</w:t>
             </w:r>
             <w:r>
               <w:rPr>
@@ -6990,8 +8523,18 @@
                 <w:szCs w:val="22"/>
               </w:rPr>
               <w:br/>
-              <w:t>$ echo 'export PATH=$PATH:/usr/local/go/bin' &gt;&gt; ~/.bashrc</w:t>
-            </w:r>
+              <w:t>$ echo 'export PATH=$PATH:/usr/local/go/bin' &gt;&gt; ~</w:t>
+            </w:r>
+            <w:proofErr w:type="gramStart"/>
+            <w:r>
+              <w:rPr>
+                <w:rFonts w:asciiTheme="minorHAnsi" w:hAnsiTheme="minorHAnsi" w:cstheme="minorHAnsi"/>
+                <w:sz w:val="22"/>
+                <w:szCs w:val="22"/>
+              </w:rPr>
+              <w:t>/.bashrc</w:t>
+            </w:r>
+            <w:proofErr w:type="gramEnd"/>
             <w:r>
               <w:rPr>
                 <w:rFonts w:asciiTheme="minorHAnsi" w:hAnsiTheme="minorHAnsi" w:cstheme="minorHAnsi"/>
@@ -6999,8 +8542,18 @@
                 <w:szCs w:val="22"/>
               </w:rPr>
               <w:br/>
-              <w:t>$ echo 'export GOPATH=$HOME/go' &gt;&gt; ~/.bashrc</w:t>
-            </w:r>
+              <w:t>$ echo 'export GOPATH=$HOME/go' &gt;&gt; ~/.</w:t>
+            </w:r>
+            <w:proofErr w:type="spellStart"/>
+            <w:r>
+              <w:rPr>
+                <w:rFonts w:asciiTheme="minorHAnsi" w:hAnsiTheme="minorHAnsi" w:cstheme="minorHAnsi"/>
+                <w:sz w:val="22"/>
+                <w:szCs w:val="22"/>
+              </w:rPr>
+              <w:t>bashrc</w:t>
+            </w:r>
+            <w:proofErr w:type="spellEnd"/>
             <w:r>
               <w:rPr>
                 <w:rFonts w:asciiTheme="minorHAnsi" w:hAnsiTheme="minorHAnsi" w:cstheme="minorHAnsi"/>
@@ -7008,8 +8561,18 @@
                 <w:szCs w:val="22"/>
               </w:rPr>
               <w:br/>
-              <w:t>$ source ~/.bashrc</w:t>
-            </w:r>
+              <w:t>$ source ~/.</w:t>
+            </w:r>
+            <w:proofErr w:type="spellStart"/>
+            <w:r>
+              <w:rPr>
+                <w:rFonts w:asciiTheme="minorHAnsi" w:hAnsiTheme="minorHAnsi" w:cstheme="minorHAnsi"/>
+                <w:sz w:val="22"/>
+                <w:szCs w:val="22"/>
+              </w:rPr>
+              <w:t>bashrc</w:t>
+            </w:r>
+            <w:proofErr w:type="spellEnd"/>
             <w:r>
               <w:rPr>
                 <w:rFonts w:asciiTheme="minorHAnsi" w:hAnsiTheme="minorHAnsi" w:cstheme="minorHAnsi"/>
@@ -7129,7 +8692,15 @@
               <w:t>go1.14.8.linux-amd64.tar.gz</w:t>
             </w:r>
             <w:r>
-              <w:t xml:space="preserve"> on node one, e.g., via winscp,</w:t>
+              <w:t xml:space="preserve"> on node one, e.g., via </w:t>
+            </w:r>
+            <w:proofErr w:type="spellStart"/>
+            <w:r>
+              <w:t>winscp</w:t>
+            </w:r>
+            <w:proofErr w:type="spellEnd"/>
+            <w:r>
+              <w:t>,</w:t>
             </w:r>
           </w:p>
           <w:p>
@@ -7149,7 +8720,35 @@
               <w:rPr>
                 <w:color w:val="FF0000"/>
               </w:rPr>
-              <w:t xml:space="preserve"> scp go1.14.8.linux-amd64.tar.gz root@172.31.210.70:$HOME/downloads</w:t>
+              <w:t xml:space="preserve"> </w:t>
+            </w:r>
+            <w:proofErr w:type="spellStart"/>
+            <w:r>
+              <w:rPr>
+                <w:color w:val="FF0000"/>
+              </w:rPr>
+              <w:t>scp</w:t>
+            </w:r>
+            <w:proofErr w:type="spellEnd"/>
+            <w:r>
+              <w:rPr>
+                <w:color w:val="FF0000"/>
+              </w:rPr>
+              <w:t xml:space="preserve"> go1.14.8.linux-amd64.tar.gz </w:t>
+            </w:r>
+            <w:proofErr w:type="gramStart"/>
+            <w:r>
+              <w:rPr>
+                <w:color w:val="FF0000"/>
+              </w:rPr>
+              <w:t>root@172.31.210.70:$</w:t>
+            </w:r>
+            <w:proofErr w:type="gramEnd"/>
+            <w:r>
+              <w:rPr>
+                <w:color w:val="FF0000"/>
+              </w:rPr>
+              <w:t>HOME/downloads</w:t>
             </w:r>
           </w:p>
           <w:p>
@@ -7169,7 +8768,35 @@
               <w:rPr>
                 <w:color w:val="FF0000"/>
               </w:rPr>
-              <w:t xml:space="preserve"> scp go1.14.8.linux-amd64.tar.gz root@172.31.210.71:$HOME/downloads</w:t>
+              <w:t xml:space="preserve"> </w:t>
+            </w:r>
+            <w:proofErr w:type="spellStart"/>
+            <w:r>
+              <w:rPr>
+                <w:color w:val="FF0000"/>
+              </w:rPr>
+              <w:t>scp</w:t>
+            </w:r>
+            <w:proofErr w:type="spellEnd"/>
+            <w:r>
+              <w:rPr>
+                <w:color w:val="FF0000"/>
+              </w:rPr>
+              <w:t xml:space="preserve"> go1.14.8.linux-amd64.tar.gz </w:t>
+            </w:r>
+            <w:proofErr w:type="gramStart"/>
+            <w:r>
+              <w:rPr>
+                <w:color w:val="FF0000"/>
+              </w:rPr>
+              <w:t>root@172.31.210.71:$</w:t>
+            </w:r>
+            <w:proofErr w:type="gramEnd"/>
+            <w:r>
+              <w:rPr>
+                <w:color w:val="FF0000"/>
+              </w:rPr>
+              <w:t>HOME/downloads</w:t>
             </w:r>
           </w:p>
           <w:p>
@@ -7209,7 +8836,35 @@
               <w:rPr>
                 <w:color w:val="FF0000"/>
               </w:rPr>
-              <w:t xml:space="preserve"> scp go1.14.8.linux-amd64.tar.gz root@172.31.210.79:$HOME/downloads</w:t>
+              <w:t xml:space="preserve"> </w:t>
+            </w:r>
+            <w:proofErr w:type="spellStart"/>
+            <w:r>
+              <w:rPr>
+                <w:color w:val="FF0000"/>
+              </w:rPr>
+              <w:t>scp</w:t>
+            </w:r>
+            <w:proofErr w:type="spellEnd"/>
+            <w:r>
+              <w:rPr>
+                <w:color w:val="FF0000"/>
+              </w:rPr>
+              <w:t xml:space="preserve"> go1.14.8.linux-amd64.tar.gz </w:t>
+            </w:r>
+            <w:proofErr w:type="gramStart"/>
+            <w:r>
+              <w:rPr>
+                <w:color w:val="FF0000"/>
+              </w:rPr>
+              <w:t>root@172.31.210.79:$</w:t>
+            </w:r>
+            <w:proofErr w:type="gramEnd"/>
+            <w:r>
+              <w:rPr>
+                <w:color w:val="FF0000"/>
+              </w:rPr>
+              <w:t>HOME/downloads</w:t>
             </w:r>
           </w:p>
           <w:p/>
@@ -7232,33 +8887,91 @@
               <w:rPr>
                 <w:rFonts w:cstheme="minorHAnsi"/>
               </w:rPr>
-              <w:t>tar -xzf go1.14.8.linux-amd64.tar.gz</w:t>
-            </w:r>
-          </w:p>
-          <w:p>
-            <w:r>
-              <w:t>$ sudo mv go /usr/local</w:t>
-            </w:r>
-          </w:p>
-          <w:p>
-            <w:r>
-              <w:t>$ mkdir -p $HOME/go</w:t>
-            </w:r>
-          </w:p>
-          <w:p>
-            <w:r>
-              <w:t>$ echo 'export PATH=$PATH:/usr/local/go/bin' &gt;&gt; ~/.bashrc</w:t>
-            </w:r>
-          </w:p>
-          <w:p>
-            <w:r>
-              <w:t>$ echo 'export GOPATH=$HOME/go' &gt;&gt; ~/.bashrc</w:t>
-            </w:r>
-          </w:p>
-          <w:p>
-            <w:r>
-              <w:t>$ source ~/.bashrc</w:t>
-            </w:r>
+              <w:t>tar -</w:t>
+            </w:r>
+            <w:proofErr w:type="spellStart"/>
+            <w:r>
+              <w:rPr>
+                <w:rFonts w:cstheme="minorHAnsi"/>
+              </w:rPr>
+              <w:t>xzf</w:t>
+            </w:r>
+            <w:proofErr w:type="spellEnd"/>
+            <w:r>
+              <w:rPr>
+                <w:rFonts w:cstheme="minorHAnsi"/>
+              </w:rPr>
+              <w:t xml:space="preserve"> go1.14.8.linux-amd64.tar.gz</w:t>
+            </w:r>
+          </w:p>
+          <w:p>
+            <w:r>
+              <w:t xml:space="preserve">$ </w:t>
+            </w:r>
+            <w:proofErr w:type="spellStart"/>
+            <w:r>
+              <w:t>sudo</w:t>
+            </w:r>
+            <w:proofErr w:type="spellEnd"/>
+            <w:r>
+              <w:t xml:space="preserve"> mv go /</w:t>
+            </w:r>
+            <w:proofErr w:type="spellStart"/>
+            <w:r>
+              <w:t>usr</w:t>
+            </w:r>
+            <w:proofErr w:type="spellEnd"/>
+            <w:r>
+              <w:t>/local</w:t>
+            </w:r>
+          </w:p>
+          <w:p>
+            <w:r>
+              <w:t xml:space="preserve">$ </w:t>
+            </w:r>
+            <w:proofErr w:type="spellStart"/>
+            <w:r>
+              <w:t>mkdir</w:t>
+            </w:r>
+            <w:proofErr w:type="spellEnd"/>
+            <w:r>
+              <w:t xml:space="preserve"> -p $HOME/go</w:t>
+            </w:r>
+          </w:p>
+          <w:p>
+            <w:r>
+              <w:t>$ echo 'export PATH=$PATH:/usr/local/go/bin' &gt;&gt; ~</w:t>
+            </w:r>
+            <w:proofErr w:type="gramStart"/>
+            <w:r>
+              <w:t>/.bashrc</w:t>
+            </w:r>
+            <w:proofErr w:type="gramEnd"/>
+          </w:p>
+          <w:p>
+            <w:r>
+              <w:t>$ echo 'export GOPATH=$HOME/go' &gt;&gt; ~</w:t>
+            </w:r>
+            <w:proofErr w:type="gramStart"/>
+            <w:r>
+              <w:t>/.</w:t>
+            </w:r>
+            <w:proofErr w:type="spellStart"/>
+            <w:r>
+              <w:t>bashrc</w:t>
+            </w:r>
+            <w:proofErr w:type="spellEnd"/>
+            <w:proofErr w:type="gramEnd"/>
+          </w:p>
+          <w:p>
+            <w:r>
+              <w:t>$ source ~</w:t>
+            </w:r>
+            <w:proofErr w:type="gramStart"/>
+            <w:r>
+              <w:t>/.bashrc</w:t>
+            </w:r>
+            <w:proofErr w:type="gramEnd"/>
           </w:p>
           <w:p>
             <w:r>
@@ -7268,7 +8981,15 @@
               <w:t xml:space="preserve"> // </w:t>
             </w:r>
             <w:r>
-              <w:t>go1.14.8 linux/amd64</w:t>
+              <w:t xml:space="preserve">go1.14.8 </w:t>
+            </w:r>
+            <w:proofErr w:type="spellStart"/>
+            <w:r>
+              <w:t>linux</w:t>
+            </w:r>
+            <w:proofErr w:type="spellEnd"/>
+            <w:r>
+              <w:t>/amd64</w:t>
             </w:r>
           </w:p>
         </w:tc>
@@ -7373,7 +9094,25 @@
                 <w:sz w:val="22"/>
                 <w:szCs w:val="22"/>
               </w:rPr>
-              <w:t>curl -sL https://deb.nodesource.com/setup_12.x -o nodesource_setup.sh</w:t>
+              <w:t>curl -</w:t>
+            </w:r>
+            <w:proofErr w:type="spellStart"/>
+            <w:r>
+              <w:rPr>
+                <w:rFonts w:asciiTheme="minorHAnsi" w:hAnsiTheme="minorHAnsi" w:cstheme="minorHAnsi"/>
+                <w:sz w:val="22"/>
+                <w:szCs w:val="22"/>
+              </w:rPr>
+              <w:t>sL</w:t>
+            </w:r>
+            <w:proofErr w:type="spellEnd"/>
+            <w:r>
+              <w:rPr>
+                <w:rFonts w:asciiTheme="minorHAnsi" w:hAnsiTheme="minorHAnsi" w:cstheme="minorHAnsi"/>
+                <w:sz w:val="22"/>
+                <w:szCs w:val="22"/>
+              </w:rPr>
+              <w:t xml:space="preserve"> https://deb.nodesource.com/setup_12.x -o nodesource_setup.sh</w:t>
             </w:r>
           </w:p>
           <w:p>
@@ -7393,13 +9132,41 @@
               </w:rPr>
               <w:t xml:space="preserve">$ </w:t>
             </w:r>
-            <w:r>
-              <w:rPr>
-                <w:rFonts w:asciiTheme="minorHAnsi" w:hAnsiTheme="minorHAnsi" w:cstheme="minorHAnsi"/>
-                <w:sz w:val="22"/>
-                <w:szCs w:val="22"/>
-              </w:rPr>
-              <w:t>sudo chmod +x nodesource_setup.sh</w:t>
+            <w:proofErr w:type="spellStart"/>
+            <w:r>
+              <w:rPr>
+                <w:rFonts w:asciiTheme="minorHAnsi" w:hAnsiTheme="minorHAnsi" w:cstheme="minorHAnsi"/>
+                <w:sz w:val="22"/>
+                <w:szCs w:val="22"/>
+              </w:rPr>
+              <w:t>sudo</w:t>
+            </w:r>
+            <w:proofErr w:type="spellEnd"/>
+            <w:r>
+              <w:rPr>
+                <w:rFonts w:asciiTheme="minorHAnsi" w:hAnsiTheme="minorHAnsi" w:cstheme="minorHAnsi"/>
+                <w:sz w:val="22"/>
+                <w:szCs w:val="22"/>
+              </w:rPr>
+              <w:t xml:space="preserve"> </w:t>
+            </w:r>
+            <w:proofErr w:type="spellStart"/>
+            <w:r>
+              <w:rPr>
+                <w:rFonts w:asciiTheme="minorHAnsi" w:hAnsiTheme="minorHAnsi" w:cstheme="minorHAnsi"/>
+                <w:sz w:val="22"/>
+                <w:szCs w:val="22"/>
+              </w:rPr>
+              <w:t>chmod</w:t>
+            </w:r>
+            <w:proofErr w:type="spellEnd"/>
+            <w:r>
+              <w:rPr>
+                <w:rFonts w:asciiTheme="minorHAnsi" w:hAnsiTheme="minorHAnsi" w:cstheme="minorHAnsi"/>
+                <w:sz w:val="22"/>
+                <w:szCs w:val="22"/>
+              </w:rPr>
+              <w:t xml:space="preserve"> +x nodesource_setup.sh</w:t>
             </w:r>
             <w:r>
               <w:rPr>
@@ -7410,13 +9177,23 @@
               <w:br/>
               <w:t xml:space="preserve">$ </w:t>
             </w:r>
-            <w:r>
-              <w:rPr>
-                <w:rFonts w:asciiTheme="minorHAnsi" w:hAnsiTheme="minorHAnsi" w:cstheme="minorHAnsi"/>
-                <w:sz w:val="22"/>
-                <w:szCs w:val="22"/>
-              </w:rPr>
-              <w:t>sudo bash nodesource_setup.sh</w:t>
+            <w:proofErr w:type="spellStart"/>
+            <w:r>
+              <w:rPr>
+                <w:rFonts w:asciiTheme="minorHAnsi" w:hAnsiTheme="minorHAnsi" w:cstheme="minorHAnsi"/>
+                <w:sz w:val="22"/>
+                <w:szCs w:val="22"/>
+              </w:rPr>
+              <w:t>sudo</w:t>
+            </w:r>
+            <w:proofErr w:type="spellEnd"/>
+            <w:r>
+              <w:rPr>
+                <w:rFonts w:asciiTheme="minorHAnsi" w:hAnsiTheme="minorHAnsi" w:cstheme="minorHAnsi"/>
+                <w:sz w:val="22"/>
+                <w:szCs w:val="22"/>
+              </w:rPr>
+              <w:t xml:space="preserve"> bash nodesource_setup.sh</w:t>
             </w:r>
             <w:r>
               <w:rPr>
@@ -7427,13 +9204,41 @@
               <w:br/>
               <w:t xml:space="preserve">$ </w:t>
             </w:r>
-            <w:r>
-              <w:rPr>
-                <w:rFonts w:asciiTheme="minorHAnsi" w:hAnsiTheme="minorHAnsi" w:cstheme="minorHAnsi"/>
-                <w:sz w:val="22"/>
-                <w:szCs w:val="22"/>
-              </w:rPr>
-              <w:t>sudo apt-get install -y nodejs --allow-unauthenticated</w:t>
+            <w:proofErr w:type="spellStart"/>
+            <w:r>
+              <w:rPr>
+                <w:rFonts w:asciiTheme="minorHAnsi" w:hAnsiTheme="minorHAnsi" w:cstheme="minorHAnsi"/>
+                <w:sz w:val="22"/>
+                <w:szCs w:val="22"/>
+              </w:rPr>
+              <w:t>sudo</w:t>
+            </w:r>
+            <w:proofErr w:type="spellEnd"/>
+            <w:r>
+              <w:rPr>
+                <w:rFonts w:asciiTheme="minorHAnsi" w:hAnsiTheme="minorHAnsi" w:cstheme="minorHAnsi"/>
+                <w:sz w:val="22"/>
+                <w:szCs w:val="22"/>
+              </w:rPr>
+              <w:t xml:space="preserve"> apt-get install -y </w:t>
+            </w:r>
+            <w:proofErr w:type="spellStart"/>
+            <w:r>
+              <w:rPr>
+                <w:rFonts w:asciiTheme="minorHAnsi" w:hAnsiTheme="minorHAnsi" w:cstheme="minorHAnsi"/>
+                <w:sz w:val="22"/>
+                <w:szCs w:val="22"/>
+              </w:rPr>
+              <w:t>nodejs</w:t>
+            </w:r>
+            <w:proofErr w:type="spellEnd"/>
+            <w:r>
+              <w:rPr>
+                <w:rFonts w:asciiTheme="minorHAnsi" w:hAnsiTheme="minorHAnsi" w:cstheme="minorHAnsi"/>
+                <w:sz w:val="22"/>
+                <w:szCs w:val="22"/>
+              </w:rPr>
+              <w:t xml:space="preserve"> --allow-unauthenticated</w:t>
             </w:r>
             <w:r>
               <w:rPr>
@@ -7444,13 +9249,23 @@
               <w:br/>
               <w:t xml:space="preserve">$ </w:t>
             </w:r>
-            <w:r>
-              <w:rPr>
-                <w:rFonts w:asciiTheme="minorHAnsi" w:hAnsiTheme="minorHAnsi" w:cstheme="minorHAnsi"/>
-                <w:sz w:val="22"/>
-                <w:szCs w:val="22"/>
-              </w:rPr>
-              <w:t>nodejs -v</w:t>
+            <w:proofErr w:type="spellStart"/>
+            <w:r>
+              <w:rPr>
+                <w:rFonts w:asciiTheme="minorHAnsi" w:hAnsiTheme="minorHAnsi" w:cstheme="minorHAnsi"/>
+                <w:sz w:val="22"/>
+                <w:szCs w:val="22"/>
+              </w:rPr>
+              <w:t>nodejs</w:t>
+            </w:r>
+            <w:proofErr w:type="spellEnd"/>
+            <w:r>
+              <w:rPr>
+                <w:rFonts w:asciiTheme="minorHAnsi" w:hAnsiTheme="minorHAnsi" w:cstheme="minorHAnsi"/>
+                <w:sz w:val="22"/>
+                <w:szCs w:val="22"/>
+              </w:rPr>
+              <w:t xml:space="preserve"> -v</w:t>
             </w:r>
             <w:r>
               <w:rPr>
@@ -7549,7 +9364,43 @@
                 <w:szCs w:val="22"/>
               </w:rPr>
               <w:lastRenderedPageBreak/>
-              <w:t xml:space="preserve">$ sudo npm -g install nvm </w:t>
+              <w:t xml:space="preserve">$ </w:t>
+            </w:r>
+            <w:proofErr w:type="spellStart"/>
+            <w:r>
+              <w:rPr>
+                <w:rFonts w:asciiTheme="minorHAnsi" w:hAnsiTheme="minorHAnsi" w:cstheme="minorHAnsi"/>
+                <w:sz w:val="22"/>
+                <w:szCs w:val="22"/>
+              </w:rPr>
+              <w:t>sudo</w:t>
+            </w:r>
+            <w:proofErr w:type="spellEnd"/>
+            <w:r>
+              <w:rPr>
+                <w:rFonts w:asciiTheme="minorHAnsi" w:hAnsiTheme="minorHAnsi" w:cstheme="minorHAnsi"/>
+                <w:sz w:val="22"/>
+                <w:szCs w:val="22"/>
+              </w:rPr>
+              <w:t xml:space="preserve"> </w:t>
+            </w:r>
+            <w:proofErr w:type="spellStart"/>
+            <w:r>
+              <w:rPr>
+                <w:rFonts w:asciiTheme="minorHAnsi" w:hAnsiTheme="minorHAnsi" w:cstheme="minorHAnsi"/>
+                <w:sz w:val="22"/>
+                <w:szCs w:val="22"/>
+              </w:rPr>
+              <w:t>npm</w:t>
+            </w:r>
+            <w:proofErr w:type="spellEnd"/>
+            <w:r>
+              <w:rPr>
+                <w:rFonts w:asciiTheme="minorHAnsi" w:hAnsiTheme="minorHAnsi" w:cstheme="minorHAnsi"/>
+                <w:sz w:val="22"/>
+                <w:szCs w:val="22"/>
+              </w:rPr>
+              <w:t xml:space="preserve"> -g install nvm </w:t>
             </w:r>
             <w:r>
               <w:rPr>
@@ -7814,11 +9665,19 @@
               </w:rPr>
               <w:t xml:space="preserve">$ </w:t>
             </w:r>
+            <w:proofErr w:type="spellStart"/>
             <w:r>
               <w:rPr>
                 <w:rFonts w:cstheme="minorHAnsi"/>
               </w:rPr>
-              <w:t>sudo rm -rf fabric-samples</w:t>
+              <w:t>sudo</w:t>
+            </w:r>
+            <w:proofErr w:type="spellEnd"/>
+            <w:r>
+              <w:rPr>
+                <w:rFonts w:cstheme="minorHAnsi"/>
+              </w:rPr>
+              <w:t xml:space="preserve"> rm -rf fabric-samples</w:t>
             </w:r>
             <w:r>
               <w:rPr>
@@ -7840,11 +9699,19 @@
               </w:rPr>
               <w:t>-</w:t>
             </w:r>
+            <w:proofErr w:type="spellStart"/>
             <w:r>
               <w:rPr>
                 <w:rFonts w:cstheme="minorHAnsi"/>
               </w:rPr>
-              <w:t xml:space="preserve">sSL https://bit.ly/2ysbOFE </w:t>
+              <w:t>sSL</w:t>
+            </w:r>
+            <w:proofErr w:type="spellEnd"/>
+            <w:r>
+              <w:rPr>
+                <w:rFonts w:cstheme="minorHAnsi"/>
+              </w:rPr>
+              <w:t xml:space="preserve"> https://bit.ly/2ysbOFE </w:t>
             </w:r>
             <w:r>
               <w:rPr>
@@ -7994,19 +9861,32 @@
               </w:rPr>
               <w:t xml:space="preserve">$ </w:t>
             </w:r>
+            <w:proofErr w:type="spellStart"/>
             <w:r>
               <w:rPr>
                 <w:rFonts w:ascii="Times New Roman" w:hAnsi="Times New Roman" w:cs="Times New Roman"/>
               </w:rPr>
-              <w:t>sudo rm -rf fabric-samples</w:t>
+              <w:t>sudo</w:t>
+            </w:r>
+            <w:proofErr w:type="spellEnd"/>
+            <w:r>
+              <w:rPr>
+                <w:rFonts w:ascii="Times New Roman" w:hAnsi="Times New Roman" w:cs="Times New Roman"/>
+              </w:rPr>
+              <w:t xml:space="preserve"> rm -rf fabric-samples</w:t>
             </w:r>
           </w:p>
           <w:p>
             <w:r>
               <w:t xml:space="preserve">$ </w:t>
             </w:r>
-            <w:r>
-              <w:t>sudo apt-get install unzip</w:t>
+            <w:proofErr w:type="spellStart"/>
+            <w:r>
+              <w:t>sudo</w:t>
+            </w:r>
+            <w:proofErr w:type="spellEnd"/>
+            <w:r>
+              <w:t xml:space="preserve"> apt-get install unzip</w:t>
             </w:r>
           </w:p>
           <w:p>
@@ -8028,7 +9908,15 @@
               <w:t>$</w:t>
             </w:r>
             <w:r>
-              <w:t xml:space="preserve"> wget </w:t>
+              <w:t xml:space="preserve"> </w:t>
+            </w:r>
+            <w:proofErr w:type="spellStart"/>
+            <w:r>
+              <w:t>wget</w:t>
+            </w:r>
+            <w:proofErr w:type="spellEnd"/>
+            <w:r>
+              <w:t xml:space="preserve"> </w:t>
             </w:r>
             <w:hyperlink r:id="rId30" w:history="1">
               <w:r>
@@ -8070,15 +9958,24 @@
       <w:r>
         <w:t xml:space="preserve"> -&gt; </w:t>
       </w:r>
+      <w:proofErr w:type="gramStart"/>
       <w:r>
         <w:t>”</w:t>
       </w:r>
-      <w:r>
-        <w:t>pullBinaries()</w:t>
-      </w:r>
+      <w:proofErr w:type="spellStart"/>
+      <w:proofErr w:type="gramEnd"/>
+      <w:r>
+        <w:t>pullBinaries</w:t>
+      </w:r>
+      <w:proofErr w:type="spellEnd"/>
+      <w:r>
+        <w:t>()</w:t>
+      </w:r>
+      <w:proofErr w:type="gramStart"/>
       <w:r>
         <w:t>”</w:t>
       </w:r>
+      <w:proofErr w:type="gramEnd"/>
       <w:r>
         <w:rPr>
           <w:rFonts w:hint="eastAsia"/>
@@ -8102,12 +9999,28 @@
           </w:tcPr>
           <w:p>
             <w:r>
-              <w:t>download "${BINARY_FILE}" "https://github.com/hyperledger/fabric/releases/download/v${VERSION}/${BINARY_FILE}"</w:t>
-            </w:r>
-          </w:p>
-          <w:p>
-            <w:r>
-              <w:t>download "${CA_BINARY_FILE}" "https://github.com/hyperledger/fabric-ca/releases/download/v${CA_VERSION}/${CA_BINARY_FILE}"</w:t>
+              <w:t>download "${BINARY_FILE}" "</w:t>
+            </w:r>
+            <w:proofErr w:type="gramStart"/>
+            <w:r>
+              <w:t>https://github.com/hyperledger/fabric/releases/download/v${</w:t>
+            </w:r>
+            <w:proofErr w:type="gramEnd"/>
+            <w:r>
+              <w:t>VERSION}/${BINARY_FILE}"</w:t>
+            </w:r>
+          </w:p>
+          <w:p>
+            <w:r>
+              <w:t>download "${CA_BINARY_FILE}" "</w:t>
+            </w:r>
+            <w:proofErr w:type="gramStart"/>
+            <w:r>
+              <w:t>https://github.com/hyperledger/fabric-ca/releases/download/v${</w:t>
+            </w:r>
+            <w:proofErr w:type="gramEnd"/>
+            <w:r>
+              <w:t>CA_VERSION}/${CA_BINARY_FILE}"</w:t>
             </w:r>
           </w:p>
         </w:tc>
@@ -8141,12 +10054,28 @@
           </w:tcPr>
           <w:p>
             <w:r>
-              <w:t>download "${BINARY_FILE}" "https://gitee.com/joe320653/fabric/attach_files/842230/download/${BINARY_FILE}"</w:t>
-            </w:r>
-          </w:p>
-          <w:p>
-            <w:r>
-              <w:t>download "${CA_BINARY_FILE}" "https://gitee.com/joe320653/fabric-ca/attach_files/842289/download/${CA_BINARY_FILE}"</w:t>
+              <w:t>download "${BINARY_FILE}" "</w:t>
+            </w:r>
+            <w:proofErr w:type="gramStart"/>
+            <w:r>
+              <w:t>https://gitee.com/joe320653/fabric/attach_files/842230/download/${</w:t>
+            </w:r>
+            <w:proofErr w:type="gramEnd"/>
+            <w:r>
+              <w:t>BINARY_FILE}"</w:t>
+            </w:r>
+          </w:p>
+          <w:p>
+            <w:r>
+              <w:t>download "${CA_BINARY_FILE}" "</w:t>
+            </w:r>
+            <w:proofErr w:type="gramStart"/>
+            <w:r>
+              <w:t>https://gitee.com/joe320653/fabric-ca/attach_files/842289/download/${</w:t>
+            </w:r>
+            <w:proofErr w:type="gramEnd"/>
+            <w:r>
+              <w:t>CA_BINARY_FILE}"</w:t>
             </w:r>
           </w:p>
         </w:tc>
@@ -8164,15 +10093,27 @@
       <w:r>
         <w:t xml:space="preserve">n bootstrap.sh -&gt; </w:t>
       </w:r>
+      <w:proofErr w:type="gramStart"/>
       <w:r>
         <w:t>”</w:t>
       </w:r>
-      <w:r>
-        <w:t xml:space="preserve"> cloneSamplesRepo()</w:t>
-      </w:r>
+      <w:proofErr w:type="gramEnd"/>
+      <w:r>
+        <w:t xml:space="preserve"> </w:t>
+      </w:r>
+      <w:proofErr w:type="spellStart"/>
+      <w:r>
+        <w:t>cloneSamplesRepo</w:t>
+      </w:r>
+      <w:proofErr w:type="spellEnd"/>
+      <w:r>
+        <w:t>()</w:t>
+      </w:r>
+      <w:proofErr w:type="gramStart"/>
       <w:r>
         <w:t>”</w:t>
       </w:r>
+      <w:proofErr w:type="gramEnd"/>
       <w:r>
         <w:rPr>
           <w:rFonts w:hint="eastAsia"/>
@@ -8292,8 +10233,21 @@
           </w:p>
           <w:p>
             <w:r>
-              <w:t>$ chmod 777 *.sh</w:t>
-            </w:r>
+              <w:t xml:space="preserve">$ </w:t>
+            </w:r>
+            <w:proofErr w:type="spellStart"/>
+            <w:r>
+              <w:t>chmod</w:t>
+            </w:r>
+            <w:proofErr w:type="spellEnd"/>
+            <w:r>
+              <w:t xml:space="preserve"> 777 *.</w:t>
+            </w:r>
+            <w:proofErr w:type="spellStart"/>
+            <w:r>
+              <w:t>sh</w:t>
+            </w:r>
+            <w:proofErr w:type="spellEnd"/>
           </w:p>
           <w:p>
             <w:pPr>
@@ -8359,32 +10313,116 @@
               <w:rPr>
                 <w:color w:val="FF0000"/>
               </w:rPr>
-              <w:t xml:space="preserve"> sudo mkdir -p /etc/docker</w:t>
-            </w:r>
-          </w:p>
-          <w:p>
-            <w:pPr>
+              <w:t xml:space="preserve"> </w:t>
+            </w:r>
+            <w:proofErr w:type="spellStart"/>
+            <w:r>
               <w:rPr>
                 <w:color w:val="FF0000"/>
               </w:rPr>
-            </w:pPr>
+              <w:t>sudo</w:t>
+            </w:r>
+            <w:proofErr w:type="spellEnd"/>
             <w:r>
               <w:rPr>
                 <w:color w:val="FF0000"/>
               </w:rPr>
-              <w:t>$ sudo tee /etc/docker/daemon.json &lt;&lt;-'EOF'</w:t>
-            </w:r>
-          </w:p>
-          <w:p>
-            <w:pPr>
+              <w:t xml:space="preserve"> </w:t>
+            </w:r>
+            <w:proofErr w:type="spellStart"/>
+            <w:r>
               <w:rPr>
                 <w:color w:val="FF0000"/>
               </w:rPr>
-            </w:pPr>
+              <w:t>mkdir</w:t>
+            </w:r>
+            <w:proofErr w:type="spellEnd"/>
             <w:r>
               <w:rPr>
                 <w:color w:val="FF0000"/>
               </w:rPr>
+              <w:t xml:space="preserve"> -p /</w:t>
+            </w:r>
+            <w:proofErr w:type="spellStart"/>
+            <w:r>
+              <w:rPr>
+                <w:color w:val="FF0000"/>
+              </w:rPr>
+              <w:t>etc</w:t>
+            </w:r>
+            <w:proofErr w:type="spellEnd"/>
+            <w:r>
+              <w:rPr>
+                <w:color w:val="FF0000"/>
+              </w:rPr>
+              <w:t>/docker</w:t>
+            </w:r>
+          </w:p>
+          <w:p>
+            <w:pPr>
+              <w:rPr>
+                <w:color w:val="FF0000"/>
+              </w:rPr>
+            </w:pPr>
+            <w:r>
+              <w:rPr>
+                <w:color w:val="FF0000"/>
+              </w:rPr>
+              <w:t xml:space="preserve">$ </w:t>
+            </w:r>
+            <w:proofErr w:type="spellStart"/>
+            <w:r>
+              <w:rPr>
+                <w:color w:val="FF0000"/>
+              </w:rPr>
+              <w:t>sudo</w:t>
+            </w:r>
+            <w:proofErr w:type="spellEnd"/>
+            <w:r>
+              <w:rPr>
+                <w:color w:val="FF0000"/>
+              </w:rPr>
+              <w:t xml:space="preserve"> tee /</w:t>
+            </w:r>
+            <w:proofErr w:type="spellStart"/>
+            <w:r>
+              <w:rPr>
+                <w:color w:val="FF0000"/>
+              </w:rPr>
+              <w:t>etc</w:t>
+            </w:r>
+            <w:proofErr w:type="spellEnd"/>
+            <w:r>
+              <w:rPr>
+                <w:color w:val="FF0000"/>
+              </w:rPr>
+              <w:t>/docker/</w:t>
+            </w:r>
+            <w:proofErr w:type="spellStart"/>
+            <w:r>
+              <w:rPr>
+                <w:color w:val="FF0000"/>
+              </w:rPr>
+              <w:t>daemon.json</w:t>
+            </w:r>
+            <w:proofErr w:type="spellEnd"/>
+            <w:r>
+              <w:rPr>
+                <w:color w:val="FF0000"/>
+              </w:rPr>
+              <w:t xml:space="preserve"> &lt;&lt;-'EOF'</w:t>
+            </w:r>
+          </w:p>
+          <w:p>
+            <w:pPr>
+              <w:rPr>
+                <w:color w:val="FF0000"/>
+              </w:rPr>
+            </w:pPr>
+            <w:r>
+              <w:rPr>
+                <w:color w:val="FF0000"/>
+              </w:rPr>
               <w:t>{</w:t>
             </w:r>
           </w:p>
@@ -8398,19 +10436,33 @@
               <w:rPr>
                 <w:color w:val="FF0000"/>
               </w:rPr>
-              <w:t xml:space="preserve">  "registry-mirrors": ["https://2htzxp9d.mirror.aliyuncs.com"]</w:t>
-            </w:r>
-          </w:p>
-          <w:p>
-            <w:pPr>
+              <w:t xml:space="preserve">  "</w:t>
+            </w:r>
+            <w:proofErr w:type="gramStart"/>
+            <w:r>
               <w:rPr>
                 <w:color w:val="FF0000"/>
               </w:rPr>
-            </w:pPr>
+              <w:t>registry</w:t>
+            </w:r>
+            <w:proofErr w:type="gramEnd"/>
             <w:r>
               <w:rPr>
                 <w:color w:val="FF0000"/>
               </w:rPr>
+              <w:t>-mirrors": ["https://2htzxp9d.mirror.aliyuncs.com"]</w:t>
+            </w:r>
+          </w:p>
+          <w:p>
+            <w:pPr>
+              <w:rPr>
+                <w:color w:val="FF0000"/>
+              </w:rPr>
+            </w:pPr>
+            <w:r>
+              <w:rPr>
+                <w:color w:val="FF0000"/>
+              </w:rPr>
               <w:t>}</w:t>
             </w:r>
           </w:p>
@@ -8437,27 +10489,83 @@
               <w:rPr>
                 <w:color w:val="FF0000"/>
               </w:rPr>
-              <w:t>$ sudo systemctl daemon-reload</w:t>
-            </w:r>
-          </w:p>
-          <w:p>
-            <w:pPr>
+              <w:t xml:space="preserve">$ </w:t>
+            </w:r>
+            <w:proofErr w:type="spellStart"/>
+            <w:r>
               <w:rPr>
                 <w:color w:val="FF0000"/>
               </w:rPr>
-            </w:pPr>
+              <w:t>sudo</w:t>
+            </w:r>
+            <w:proofErr w:type="spellEnd"/>
             <w:r>
               <w:rPr>
                 <w:color w:val="FF0000"/>
               </w:rPr>
-              <w:t>$ sudo systemctl restart docker</w:t>
-            </w:r>
-          </w:p>
-          <w:p>
-            <w:pPr>
+              <w:t xml:space="preserve"> </w:t>
+            </w:r>
+            <w:proofErr w:type="spellStart"/>
+            <w:r>
               <w:rPr>
                 <w:color w:val="FF0000"/>
               </w:rPr>
+              <w:t>systemctl</w:t>
+            </w:r>
+            <w:proofErr w:type="spellEnd"/>
+            <w:r>
+              <w:rPr>
+                <w:color w:val="FF0000"/>
+              </w:rPr>
+              <w:t xml:space="preserve"> daemon-reload</w:t>
+            </w:r>
+          </w:p>
+          <w:p>
+            <w:pPr>
+              <w:rPr>
+                <w:color w:val="FF0000"/>
+              </w:rPr>
+            </w:pPr>
+            <w:r>
+              <w:rPr>
+                <w:color w:val="FF0000"/>
+              </w:rPr>
+              <w:t xml:space="preserve">$ </w:t>
+            </w:r>
+            <w:proofErr w:type="spellStart"/>
+            <w:r>
+              <w:rPr>
+                <w:color w:val="FF0000"/>
+              </w:rPr>
+              <w:t>sudo</w:t>
+            </w:r>
+            <w:proofErr w:type="spellEnd"/>
+            <w:r>
+              <w:rPr>
+                <w:color w:val="FF0000"/>
+              </w:rPr>
+              <w:t xml:space="preserve"> </w:t>
+            </w:r>
+            <w:proofErr w:type="spellStart"/>
+            <w:r>
+              <w:rPr>
+                <w:color w:val="FF0000"/>
+              </w:rPr>
+              <w:t>systemctl</w:t>
+            </w:r>
+            <w:proofErr w:type="spellEnd"/>
+            <w:r>
+              <w:rPr>
+                <w:color w:val="FF0000"/>
+              </w:rPr>
+              <w:t xml:space="preserve"> restart docker</w:t>
+            </w:r>
+          </w:p>
+          <w:p>
+            <w:pPr>
+              <w:rPr>
+                <w:color w:val="FF0000"/>
+              </w:rPr>
             </w:pPr>
           </w:p>
           <w:p>
@@ -8470,7 +10578,15 @@
           </w:p>
           <w:p>
             <w:r>
-              <w:t>$ sudo ./bootstrap.sh</w:t>
+              <w:t xml:space="preserve">$ </w:t>
+            </w:r>
+            <w:proofErr w:type="spellStart"/>
+            <w:r>
+              <w:t>sudo</w:t>
+            </w:r>
+            <w:proofErr w:type="spellEnd"/>
+            <w:r>
+              <w:t xml:space="preserve"> ./bootstrap.sh</w:t>
             </w:r>
           </w:p>
           <w:p>
@@ -8654,7 +10770,25 @@
                 <w:szCs w:val="22"/>
               </w:rPr>
               <w:br/>
-              <w:t>$ ./network.sh deployCC -ccn basic -ccp ../asset-transfer-basic/chaincode-go -ccl go</w:t>
+              <w:t>$ ./network.sh deployCC -ccn basic -ccp</w:t>
+            </w:r>
+            <w:proofErr w:type="gramStart"/>
+            <w:r>
+              <w:rPr>
+                <w:rFonts w:asciiTheme="minorHAnsi" w:hAnsiTheme="minorHAnsi" w:cstheme="minorHAnsi"/>
+                <w:sz w:val="22"/>
+                <w:szCs w:val="22"/>
+              </w:rPr>
+              <w:t xml:space="preserve"> ..</w:t>
+            </w:r>
+            <w:proofErr w:type="gramEnd"/>
+            <w:r>
+              <w:rPr>
+                <w:rFonts w:asciiTheme="minorHAnsi" w:hAnsiTheme="minorHAnsi" w:cstheme="minorHAnsi"/>
+                <w:sz w:val="22"/>
+                <w:szCs w:val="22"/>
+              </w:rPr>
+              <w:t>/asset-transfer-basic/chaincode-go -ccl go</w:t>
             </w:r>
           </w:p>
           <w:p>
@@ -8924,7 +11058,27 @@
                 <w:szCs w:val="22"/>
               </w:rPr>
               <w:br/>
-              <w:t>$ ./network.sh deployCC -ccn basic -ccp ../asset-transfer-basic/chaincode-go -ccl go</w:t>
+              <w:t>$ ./network.sh deployCC -ccn basic -ccp</w:t>
+            </w:r>
+            <w:proofErr w:type="gramStart"/>
+            <w:r>
+              <w:rPr>
+                <w:rFonts w:asciiTheme="minorHAnsi" w:hAnsiTheme="minorHAnsi" w:cstheme="minorHAnsi"/>
+                <w:color w:val="FF0000"/>
+                <w:sz w:val="22"/>
+                <w:szCs w:val="22"/>
+              </w:rPr>
+              <w:t xml:space="preserve"> ..</w:t>
+            </w:r>
+            <w:proofErr w:type="gramEnd"/>
+            <w:r>
+              <w:rPr>
+                <w:rFonts w:asciiTheme="minorHAnsi" w:hAnsiTheme="minorHAnsi" w:cstheme="minorHAnsi"/>
+                <w:color w:val="FF0000"/>
+                <w:sz w:val="22"/>
+                <w:szCs w:val="22"/>
+              </w:rPr>
+              <w:t>/asset-transfer-basic/chaincode-go -ccl go</w:t>
             </w:r>
           </w:p>
           <w:p>
@@ -9531,7 +11685,25 @@
                 <w:szCs w:val="22"/>
               </w:rPr>
               <w:br/>
-              <w:t>$ ../bin</w:t>
+              <w:t>$</w:t>
+            </w:r>
+            <w:proofErr w:type="gramStart"/>
+            <w:r>
+              <w:rPr>
+                <w:rFonts w:asciiTheme="minorHAnsi" w:hAnsiTheme="minorHAnsi" w:cstheme="minorHAnsi"/>
+                <w:sz w:val="22"/>
+                <w:szCs w:val="22"/>
+              </w:rPr>
+              <w:t xml:space="preserve"> ..</w:t>
+            </w:r>
+            <w:proofErr w:type="gramEnd"/>
+            <w:r>
+              <w:rPr>
+                <w:rFonts w:asciiTheme="minorHAnsi" w:hAnsiTheme="minorHAnsi" w:cstheme="minorHAnsi"/>
+                <w:sz w:val="22"/>
+                <w:szCs w:val="22"/>
+              </w:rPr>
+              <w:t>/bin</w:t>
             </w:r>
             <w:r>
               <w:rPr>
@@ -9735,7 +11907,16 @@
                 <w:sz w:val="22"/>
                 <w:szCs w:val="22"/>
               </w:rPr>
-              <w:t xml:space="preserve">$ </w:t>
+              <w:t>$</w:t>
+            </w:r>
+            <w:proofErr w:type="gramStart"/>
+            <w:r>
+              <w:rPr>
+                <w:rFonts w:asciiTheme="minorHAnsi" w:hAnsiTheme="minorHAnsi" w:cstheme="minorHAnsi"/>
+                <w:sz w:val="22"/>
+                <w:szCs w:val="22"/>
+              </w:rPr>
+              <w:t xml:space="preserve"> </w:t>
             </w:r>
             <w:r>
               <w:rPr>
@@ -9744,7 +11925,17 @@
                 <w:sz w:val="22"/>
                 <w:szCs w:val="22"/>
               </w:rPr>
-              <w:t>../</w:t>
+              <w:t>..</w:t>
+            </w:r>
+            <w:proofErr w:type="gramEnd"/>
+            <w:r>
+              <w:rPr>
+                <w:rStyle w:val="a5"/>
+                <w:rFonts w:asciiTheme="minorHAnsi" w:hAnsiTheme="minorHAnsi" w:cstheme="minorHAnsi"/>
+                <w:sz w:val="22"/>
+                <w:szCs w:val="22"/>
+              </w:rPr>
+              <w:t>/</w:t>
             </w:r>
             <w:r>
               <w:rPr>
@@ -10019,7 +12210,25 @@
                 <w:sz w:val="22"/>
                 <w:szCs w:val="22"/>
               </w:rPr>
-              <w:t>$ ../bin/configtxgen -profile TwoOrgsChannel -outputCreateChannelTx ./channel-artifacts/channel.tx -channelID $CHANNEL_NAME</w:t>
+              <w:t>$</w:t>
+            </w:r>
+            <w:proofErr w:type="gramStart"/>
+            <w:r>
+              <w:rPr>
+                <w:rFonts w:asciiTheme="minorHAnsi" w:hAnsiTheme="minorHAnsi" w:cstheme="minorHAnsi"/>
+                <w:sz w:val="22"/>
+                <w:szCs w:val="22"/>
+              </w:rPr>
+              <w:t xml:space="preserve"> ..</w:t>
+            </w:r>
+            <w:proofErr w:type="gramEnd"/>
+            <w:r>
+              <w:rPr>
+                <w:rFonts w:asciiTheme="minorHAnsi" w:hAnsiTheme="minorHAnsi" w:cstheme="minorHAnsi"/>
+                <w:sz w:val="22"/>
+                <w:szCs w:val="22"/>
+              </w:rPr>
+              <w:t>/bin/configtxgen -profile TwoOrgsChannel -outputCreateChannelTx ./channel-artifacts/channel.tx -channelID $CHANNEL_NAME</w:t>
             </w:r>
           </w:p>
         </w:tc>
@@ -10100,7 +12309,25 @@
                 <w:sz w:val="22"/>
                 <w:szCs w:val="22"/>
               </w:rPr>
-              <w:t>$ ../bin/configtxgen -profile TwoOrgsChannel -outputAnchorPeersUpdate ./channel-artifacts/Org1MSPanchors.tx -channelID $CHANNEL_NAME -asOrg Org1MSP</w:t>
+              <w:t>$</w:t>
+            </w:r>
+            <w:proofErr w:type="gramStart"/>
+            <w:r>
+              <w:rPr>
+                <w:rFonts w:asciiTheme="minorHAnsi" w:hAnsiTheme="minorHAnsi" w:cstheme="minorHAnsi"/>
+                <w:sz w:val="22"/>
+                <w:szCs w:val="22"/>
+              </w:rPr>
+              <w:t xml:space="preserve"> ..</w:t>
+            </w:r>
+            <w:proofErr w:type="gramEnd"/>
+            <w:r>
+              <w:rPr>
+                <w:rFonts w:asciiTheme="minorHAnsi" w:hAnsiTheme="minorHAnsi" w:cstheme="minorHAnsi"/>
+                <w:sz w:val="22"/>
+                <w:szCs w:val="22"/>
+              </w:rPr>
+              <w:t>/bin/configtxgen -profile TwoOrgsChannel -outputAnchorPeersUpdate ./channel-artifacts/Org1MSPanchors.tx -channelID $CHANNEL_NAME -asOrg Org1MSP</w:t>
             </w:r>
           </w:p>
           <w:p>
@@ -10125,7 +12352,25 @@
                 <w:sz w:val="22"/>
                 <w:szCs w:val="22"/>
               </w:rPr>
-              <w:t>$ ../bin/configtxgen -profile TwoOrgsChannel -outputAnchorPeersUpdate ./channel-artifacts/Org2MSPanchors.tx -channelID $CHANNEL_NAME -asOrg Org2MSP</w:t>
+              <w:t>$</w:t>
+            </w:r>
+            <w:proofErr w:type="gramStart"/>
+            <w:r>
+              <w:rPr>
+                <w:rFonts w:asciiTheme="minorHAnsi" w:hAnsiTheme="minorHAnsi" w:cstheme="minorHAnsi"/>
+                <w:sz w:val="22"/>
+                <w:szCs w:val="22"/>
+              </w:rPr>
+              <w:t xml:space="preserve"> ..</w:t>
+            </w:r>
+            <w:proofErr w:type="gramEnd"/>
+            <w:r>
+              <w:rPr>
+                <w:rFonts w:asciiTheme="minorHAnsi" w:hAnsiTheme="minorHAnsi" w:cstheme="minorHAnsi"/>
+                <w:sz w:val="22"/>
+                <w:szCs w:val="22"/>
+              </w:rPr>
+              <w:t>/bin/configtxgen -profile TwoOrgsChannel -outputAnchorPeersUpdate ./channel-artifacts/Org2MSPanchors.tx -channelID $CHANNEL_NAME -asOrg Org2MSP</w:t>
             </w:r>
           </w:p>
         </w:tc>
@@ -10188,7 +12433,25 @@
                 <w:sz w:val="22"/>
                 <w:szCs w:val="22"/>
               </w:rPr>
-              <w:t>// The modified docker-compose-cli.yaml and docker-compose-base.yaml</w:t>
+              <w:t>// The modified docker-compose-</w:t>
+            </w:r>
+            <w:proofErr w:type="gramStart"/>
+            <w:r>
+              <w:rPr>
+                <w:rFonts w:asciiTheme="minorHAnsi" w:hAnsiTheme="minorHAnsi" w:cstheme="minorHAnsi"/>
+                <w:sz w:val="22"/>
+                <w:szCs w:val="22"/>
+              </w:rPr>
+              <w:t>cli.yaml</w:t>
+            </w:r>
+            <w:proofErr w:type="gramEnd"/>
+            <w:r>
+              <w:rPr>
+                <w:rFonts w:asciiTheme="minorHAnsi" w:hAnsiTheme="minorHAnsi" w:cstheme="minorHAnsi"/>
+                <w:sz w:val="22"/>
+                <w:szCs w:val="22"/>
+              </w:rPr>
+              <w:t xml:space="preserve"> and docker-compose-base.yaml</w:t>
             </w:r>
             <w:r>
               <w:rPr>
@@ -10305,6 +12568,7 @@
               </w:rPr>
               <w:t>-</w:t>
             </w:r>
+            <w:proofErr w:type="gramStart"/>
             <w:r>
               <w:rPr>
                 <w:rFonts w:asciiTheme="minorHAnsi" w:hAnsiTheme="minorHAnsi" w:cstheme="minorHAnsi"/>
@@ -10328,7 +12592,16 @@
                 <w:sz w:val="22"/>
                 <w:szCs w:val="22"/>
               </w:rPr>
-              <w:t xml:space="preserve">yaml </w:t>
+              <w:t>yaml</w:t>
+            </w:r>
+            <w:proofErr w:type="gramEnd"/>
+            <w:r>
+              <w:rPr>
+                <w:rFonts w:asciiTheme="minorHAnsi" w:hAnsiTheme="minorHAnsi" w:cstheme="minorHAnsi"/>
+                <w:sz w:val="22"/>
+                <w:szCs w:val="22"/>
+              </w:rPr>
+              <w:t xml:space="preserve"> </w:t>
             </w:r>
             <w:r>
               <w:rPr>
@@ -11449,7 +13722,25 @@
                 <w:sz w:val="22"/>
                 <w:szCs w:val="22"/>
               </w:rPr>
-              <w:t>// `peer0.org1.example.com` create `channel.block`</w:t>
+              <w:t>// `peer0.org1.example.com` create `</w:t>
+            </w:r>
+            <w:proofErr w:type="gramStart"/>
+            <w:r>
+              <w:rPr>
+                <w:rFonts w:asciiTheme="minorHAnsi" w:hAnsiTheme="minorHAnsi" w:cstheme="minorHAnsi"/>
+                <w:sz w:val="22"/>
+                <w:szCs w:val="22"/>
+              </w:rPr>
+              <w:t>channel.block</w:t>
+            </w:r>
+            <w:proofErr w:type="gramEnd"/>
+            <w:r>
+              <w:rPr>
+                <w:rFonts w:asciiTheme="minorHAnsi" w:hAnsiTheme="minorHAnsi" w:cstheme="minorHAnsi"/>
+                <w:sz w:val="22"/>
+                <w:szCs w:val="22"/>
+              </w:rPr>
+              <w:t>`</w:t>
             </w:r>
             <w:r>
               <w:rPr>
@@ -11492,7 +13783,25 @@
                 <w:sz w:val="22"/>
                 <w:szCs w:val="22"/>
               </w:rPr>
-              <w:t>// 'peer0.org1.example.com' join `channel.block`</w:t>
+              <w:t>// 'peer0.org1.example.com' join `</w:t>
+            </w:r>
+            <w:proofErr w:type="gramStart"/>
+            <w:r>
+              <w:rPr>
+                <w:rFonts w:asciiTheme="minorHAnsi" w:hAnsiTheme="minorHAnsi" w:cstheme="minorHAnsi"/>
+                <w:sz w:val="22"/>
+                <w:szCs w:val="22"/>
+              </w:rPr>
+              <w:t>channel.block</w:t>
+            </w:r>
+            <w:proofErr w:type="gramEnd"/>
+            <w:r>
+              <w:rPr>
+                <w:rFonts w:asciiTheme="minorHAnsi" w:hAnsiTheme="minorHAnsi" w:cstheme="minorHAnsi"/>
+                <w:sz w:val="22"/>
+                <w:szCs w:val="22"/>
+              </w:rPr>
+              <w:t>`</w:t>
             </w:r>
             <w:r>
               <w:rPr>
@@ -11580,12 +13889,20 @@
         <w:rPr>
           <w:rFonts w:hint="eastAsia"/>
         </w:rPr>
-        <w:t>给所有组织配置锚点。例如，给组织一设置锚点为</w:t>
-      </w:r>
+        <w:t>给所有组织配置锚点。例如，给组织</w:t>
+      </w:r>
+      <w:proofErr w:type="gramStart"/>
       <w:r>
         <w:rPr>
           <w:rFonts w:hint="eastAsia"/>
         </w:rPr>
+        <w:t>一设置锚点为</w:t>
+      </w:r>
+      <w:proofErr w:type="gramEnd"/>
+      <w:r>
+        <w:rPr>
+          <w:rFonts w:hint="eastAsia"/>
+        </w:rPr>
         <w:t xml:space="preserve"> </w:t>
       </w:r>
       <w:r>
@@ -11595,7 +13912,21 @@
         <w:rPr>
           <w:rFonts w:hint="eastAsia"/>
         </w:rPr>
-        <w:t>；给组织二设置锚点为</w:t>
+        <w:t>；给组织</w:t>
+      </w:r>
+      <w:proofErr w:type="gramStart"/>
+      <w:r>
+        <w:rPr>
+          <w:rFonts w:hint="eastAsia"/>
+        </w:rPr>
+        <w:t>二设置锚点</w:t>
+      </w:r>
+      <w:proofErr w:type="gramEnd"/>
+      <w:r>
+        <w:rPr>
+          <w:rFonts w:hint="eastAsia"/>
+        </w:rPr>
+        <w:t>为</w:t>
       </w:r>
       <w:r>
         <w:rPr>
@@ -12488,7 +14819,25 @@
                 <w:sz w:val="22"/>
                 <w:szCs w:val="22"/>
               </w:rPr>
-              <w:t># export CORE_PEER_MSPCONFIGPATH=/opt/gopath/src/github.com/hyperledger/fabric/peer/crypto/peerOrganizations/org2.example.com/users/Admin@org2.example.com/msp</w:t>
+              <w:t xml:space="preserve"># </w:t>
+            </w:r>
+            <w:proofErr w:type="gramStart"/>
+            <w:r>
+              <w:rPr>
+                <w:rFonts w:asciiTheme="minorHAnsi" w:eastAsiaTheme="minorEastAsia" w:hAnsiTheme="minorHAnsi" w:cstheme="minorHAnsi"/>
+                <w:sz w:val="22"/>
+                <w:szCs w:val="22"/>
+              </w:rPr>
+              <w:t>export</w:t>
+            </w:r>
+            <w:proofErr w:type="gramEnd"/>
+            <w:r>
+              <w:rPr>
+                <w:rFonts w:asciiTheme="minorHAnsi" w:eastAsiaTheme="minorEastAsia" w:hAnsiTheme="minorHAnsi" w:cstheme="minorHAnsi"/>
+                <w:sz w:val="22"/>
+                <w:szCs w:val="22"/>
+              </w:rPr>
+              <w:t xml:space="preserve"> CORE_PEER_MSPCONFIGPATH=/opt/gopath/src/github.com/hyperledger/fabric/peer/crypto/peerOrganizations/org2.example.com/users/Admin@org2.example.com/msp</w:t>
             </w:r>
           </w:p>
           <w:p>
@@ -12516,7 +14865,25 @@
                 <w:sz w:val="22"/>
                 <w:szCs w:val="22"/>
               </w:rPr>
-              <w:t># export CORE_PEER_ADDRESS=peer0.org2.example.com:9051</w:t>
+              <w:t xml:space="preserve"># </w:t>
+            </w:r>
+            <w:proofErr w:type="gramStart"/>
+            <w:r>
+              <w:rPr>
+                <w:rFonts w:asciiTheme="minorHAnsi" w:hAnsiTheme="minorHAnsi" w:cstheme="minorHAnsi"/>
+                <w:sz w:val="22"/>
+                <w:szCs w:val="22"/>
+              </w:rPr>
+              <w:t>export</w:t>
+            </w:r>
+            <w:proofErr w:type="gramEnd"/>
+            <w:r>
+              <w:rPr>
+                <w:rFonts w:asciiTheme="minorHAnsi" w:hAnsiTheme="minorHAnsi" w:cstheme="minorHAnsi"/>
+                <w:sz w:val="22"/>
+                <w:szCs w:val="22"/>
+              </w:rPr>
+              <w:t xml:space="preserve"> CORE_PEER_ADDRESS=peer0.org2.example.com:9051</w:t>
             </w:r>
             <w:r>
               <w:rPr>
@@ -13597,7 +15964,25 @@
                 <w:sz w:val="22"/>
                 <w:szCs w:val="22"/>
               </w:rPr>
-              <w:t># peer lifecycle chaincode approveformyorg --channelID $CHANNEL_NAME --name mycc --version 1.0 --init-required --package-id $CC_PACKAGE_ID --sequence 1 --tls true --cafile /opt/gopath/src/github.com/hyperledger/fabric/peer/crypto/ordererOrganizations/example.com/orderers/orderer.example.com/msp/tlscacerts/tlsca.example.com-cert.pem</w:t>
+              <w:t xml:space="preserve"># </w:t>
+            </w:r>
+            <w:proofErr w:type="gramStart"/>
+            <w:r>
+              <w:rPr>
+                <w:rFonts w:asciiTheme="minorHAnsi" w:hAnsiTheme="minorHAnsi" w:cstheme="minorHAnsi"/>
+                <w:sz w:val="22"/>
+                <w:szCs w:val="22"/>
+              </w:rPr>
+              <w:t>peer</w:t>
+            </w:r>
+            <w:proofErr w:type="gramEnd"/>
+            <w:r>
+              <w:rPr>
+                <w:rFonts w:asciiTheme="minorHAnsi" w:hAnsiTheme="minorHAnsi" w:cstheme="minorHAnsi"/>
+                <w:sz w:val="22"/>
+                <w:szCs w:val="22"/>
+              </w:rPr>
+              <w:t xml:space="preserve"> lifecycle chaincode approveformyorg --channelID $CHANNEL_NAME --name mycc --version 1.0 --init-required --package-id $CC_PACKAGE_ID --sequence 1 --tls true --cafile /opt/gopath/src/github.com/hyperledger/fabric/peer/crypto/ordererOrganizations/example.com/orderers/orderer.example.com/msp/tlscacerts/tlsca.example.com-cert.pem</w:t>
             </w:r>
           </w:p>
         </w:tc>
@@ -13834,7 +16219,25 @@
                 <w:szCs w:val="22"/>
               </w:rPr>
               <w:br/>
-              <w:t># peer chaincode query -C $CHANNEL_NAME -n mycc -c '{"Args":["query","a"]}'</w:t>
+              <w:t># peer chaincode query -C $CHANNEL_NAME -n mycc -c '{"Args</w:t>
+            </w:r>
+            <w:proofErr w:type="gramStart"/>
+            <w:r>
+              <w:rPr>
+                <w:rFonts w:asciiTheme="minorHAnsi" w:hAnsiTheme="minorHAnsi" w:cstheme="minorHAnsi"/>
+                <w:sz w:val="22"/>
+                <w:szCs w:val="22"/>
+              </w:rPr>
+              <w:t>":[</w:t>
+            </w:r>
+            <w:proofErr w:type="gramEnd"/>
+            <w:r>
+              <w:rPr>
+                <w:rFonts w:asciiTheme="minorHAnsi" w:hAnsiTheme="minorHAnsi" w:cstheme="minorHAnsi"/>
+                <w:sz w:val="22"/>
+                <w:szCs w:val="22"/>
+              </w:rPr>
+              <w:t>"query","a"]}'</w:t>
             </w:r>
           </w:p>
           <w:p>
@@ -13902,7 +16305,25 @@
                 <w:szCs w:val="22"/>
               </w:rPr>
               <w:br/>
-              <w:t># peer chaincode query -C $CHANNEL_NAME -n mycc -c '{"Args":["query","a"]}'</w:t>
+              <w:t># peer chaincode query -C $CHANNEL_NAME -n mycc -c '{"Args</w:t>
+            </w:r>
+            <w:proofErr w:type="gramStart"/>
+            <w:r>
+              <w:rPr>
+                <w:rFonts w:asciiTheme="minorHAnsi" w:hAnsiTheme="minorHAnsi" w:cstheme="minorHAnsi"/>
+                <w:sz w:val="22"/>
+                <w:szCs w:val="22"/>
+              </w:rPr>
+              <w:t>":[</w:t>
+            </w:r>
+            <w:proofErr w:type="gramEnd"/>
+            <w:r>
+              <w:rPr>
+                <w:rFonts w:asciiTheme="minorHAnsi" w:hAnsiTheme="minorHAnsi" w:cstheme="minorHAnsi"/>
+                <w:sz w:val="22"/>
+                <w:szCs w:val="22"/>
+              </w:rPr>
+              <w:t>"query","a"]}'</w:t>
             </w:r>
           </w:p>
           <w:p>
@@ -14684,7 +17105,25 @@
                 <w:sz w:val="22"/>
                 <w:szCs w:val="22"/>
               </w:rPr>
-              <w:t>crt peer chaincode query -C $CHANNEL_NAME -n mycc -c '{"Args":["query","a"]}'</w:t>
+              <w:t>crt peer chaincode query -C $CHANNEL_NAME -n mycc -c '{"Args</w:t>
+            </w:r>
+            <w:proofErr w:type="gramStart"/>
+            <w:r>
+              <w:rPr>
+                <w:rFonts w:asciiTheme="minorHAnsi" w:hAnsiTheme="minorHAnsi" w:cstheme="minorHAnsi"/>
+                <w:sz w:val="22"/>
+                <w:szCs w:val="22"/>
+              </w:rPr>
+              <w:t>":[</w:t>
+            </w:r>
+            <w:proofErr w:type="gramEnd"/>
+            <w:r>
+              <w:rPr>
+                <w:rFonts w:asciiTheme="minorHAnsi" w:hAnsiTheme="minorHAnsi" w:cstheme="minorHAnsi"/>
+                <w:sz w:val="22"/>
+                <w:szCs w:val="22"/>
+              </w:rPr>
+              <w:t>"query","a"]}'</w:t>
             </w:r>
           </w:p>
         </w:tc>
@@ -14735,8 +17174,18 @@
                 <w:sz w:val="22"/>
                 <w:szCs w:val="22"/>
               </w:rPr>
-              <w:t># exit</w:t>
-            </w:r>
+              <w:t xml:space="preserve"># </w:t>
+            </w:r>
+            <w:proofErr w:type="gramStart"/>
+            <w:r>
+              <w:rPr>
+                <w:rFonts w:asciiTheme="minorHAnsi" w:hAnsiTheme="minorHAnsi" w:cstheme="minorHAnsi"/>
+                <w:sz w:val="22"/>
+                <w:szCs w:val="22"/>
+              </w:rPr>
+              <w:t>exit</w:t>
+            </w:r>
+            <w:proofErr w:type="gramEnd"/>
           </w:p>
           <w:p>
             <w:pPr>
@@ -14760,7 +17209,25 @@
                 <w:sz w:val="22"/>
                 <w:szCs w:val="22"/>
               </w:rPr>
-              <w:t>$ docker stop $(docker ps -a | grep 'peer'| awk '{print $1 }')</w:t>
+              <w:t>$ docker stop $(docker ps -a | grep 'peer'| awk '{print $</w:t>
+            </w:r>
+            <w:proofErr w:type="gramStart"/>
+            <w:r>
+              <w:rPr>
+                <w:rFonts w:asciiTheme="minorHAnsi" w:hAnsiTheme="minorHAnsi" w:cstheme="minorHAnsi"/>
+                <w:sz w:val="22"/>
+                <w:szCs w:val="22"/>
+              </w:rPr>
+              <w:t>1 }</w:t>
+            </w:r>
+            <w:proofErr w:type="gramEnd"/>
+            <w:r>
+              <w:rPr>
+                <w:rFonts w:asciiTheme="minorHAnsi" w:hAnsiTheme="minorHAnsi" w:cstheme="minorHAnsi"/>
+                <w:sz w:val="22"/>
+                <w:szCs w:val="22"/>
+              </w:rPr>
+              <w:t>')</w:t>
             </w:r>
             <w:r>
               <w:rPr>
@@ -14803,7 +17270,25 @@
                 <w:sz w:val="22"/>
                 <w:szCs w:val="22"/>
               </w:rPr>
-              <w:t>$ docker rm -f $(docker ps -a | grep 'peer'| awk '{print $1 }')</w:t>
+              <w:t>$ docker rm -f $(docker ps -a | grep 'peer'| awk '{print $</w:t>
+            </w:r>
+            <w:proofErr w:type="gramStart"/>
+            <w:r>
+              <w:rPr>
+                <w:rFonts w:asciiTheme="minorHAnsi" w:hAnsiTheme="minorHAnsi" w:cstheme="minorHAnsi"/>
+                <w:sz w:val="22"/>
+                <w:szCs w:val="22"/>
+              </w:rPr>
+              <w:t>1 }</w:t>
+            </w:r>
+            <w:proofErr w:type="gramEnd"/>
+            <w:r>
+              <w:rPr>
+                <w:rFonts w:asciiTheme="minorHAnsi" w:hAnsiTheme="minorHAnsi" w:cstheme="minorHAnsi"/>
+                <w:sz w:val="22"/>
+                <w:szCs w:val="22"/>
+              </w:rPr>
+              <w:t>')</w:t>
             </w:r>
             <w:r>
               <w:rPr>
@@ -15002,7 +17487,25 @@
                 <w:sz w:val="22"/>
                 <w:szCs w:val="22"/>
               </w:rPr>
-              <w:t>$ docker rmi $(docker images -a | grep 'mycc'| awk '{print $1 }')</w:t>
+              <w:t>$ docker rmi $(docker images -a | grep 'mycc'| awk '{print $</w:t>
+            </w:r>
+            <w:proofErr w:type="gramStart"/>
+            <w:r>
+              <w:rPr>
+                <w:rFonts w:asciiTheme="minorHAnsi" w:hAnsiTheme="minorHAnsi" w:cstheme="minorHAnsi"/>
+                <w:sz w:val="22"/>
+                <w:szCs w:val="22"/>
+              </w:rPr>
+              <w:t>1 }</w:t>
+            </w:r>
+            <w:proofErr w:type="gramEnd"/>
+            <w:r>
+              <w:rPr>
+                <w:rFonts w:asciiTheme="minorHAnsi" w:hAnsiTheme="minorHAnsi" w:cstheme="minorHAnsi"/>
+                <w:sz w:val="22"/>
+                <w:szCs w:val="22"/>
+              </w:rPr>
+              <w:t>')</w:t>
             </w:r>
             <w:r>
               <w:rPr>
@@ -15237,7 +17740,21 @@
         <w:rPr>
           <w:rFonts w:ascii="宋体" w:eastAsia="宋体" w:hAnsi="宋体" w:cs="宋体" w:hint="eastAsia"/>
         </w:rPr>
-        <w:t>自定义输入VPC网络名称，自定义输入交换机的名称并选择可用区以及自定义子网大小，创建专有网络成功之后，如下，</w:t>
+        <w:t>自定义输入VPC网络名称，自定义输入交换机的名称并选择</w:t>
+      </w:r>
+      <w:proofErr w:type="gramStart"/>
+      <w:r>
+        <w:rPr>
+          <w:rFonts w:ascii="宋体" w:eastAsia="宋体" w:hAnsi="宋体" w:cs="宋体" w:hint="eastAsia"/>
+        </w:rPr>
+        <w:t>可用区</w:t>
+      </w:r>
+      <w:proofErr w:type="gramEnd"/>
+      <w:r>
+        <w:rPr>
+          <w:rFonts w:ascii="宋体" w:eastAsia="宋体" w:hAnsi="宋体" w:cs="宋体" w:hint="eastAsia"/>
+        </w:rPr>
+        <w:t>以及自定义子网大小，创建专有网络成功之后，如下，</w:t>
       </w:r>
     </w:p>
     <w:p>
@@ -15755,12 +18272,19 @@
         <w:rPr>
           <w:rFonts w:hint="eastAsia"/>
         </w:rPr>
-        <w:t>并都</w:t>
-      </w:r>
+        <w:t>并</w:t>
+      </w:r>
+      <w:proofErr w:type="gramStart"/>
       <w:r>
         <w:rPr>
           <w:rFonts w:hint="eastAsia"/>
         </w:rPr>
+        <w:t>都</w:t>
+      </w:r>
+      <w:r>
+        <w:rPr>
+          <w:rFonts w:hint="eastAsia"/>
+        </w:rPr>
         <w:t>勾选</w:t>
       </w:r>
       <w:r>
@@ -15773,13 +18297,34 @@
         <w:rPr>
           <w:rFonts w:hint="eastAsia"/>
         </w:rPr>
-        <w:t>号端口</w:t>
-      </w:r>
+        <w:t>号</w:t>
+      </w:r>
+      <w:proofErr w:type="gramEnd"/>
       <w:r>
         <w:rPr>
           <w:rFonts w:hint="eastAsia"/>
         </w:rPr>
-        <w:t>以用来作端口映射</w:t>
+        <w:t>端口</w:t>
+      </w:r>
+      <w:r>
+        <w:rPr>
+          <w:rFonts w:hint="eastAsia"/>
+        </w:rPr>
+        <w:t>以用</w:t>
+      </w:r>
+      <w:proofErr w:type="gramStart"/>
+      <w:r>
+        <w:rPr>
+          <w:rFonts w:hint="eastAsia"/>
+        </w:rPr>
+        <w:t>来作</w:t>
+      </w:r>
+      <w:proofErr w:type="gramEnd"/>
+      <w:r>
+        <w:rPr>
+          <w:rFonts w:hint="eastAsia"/>
+        </w:rPr>
+        <w:t>端口映射</w:t>
       </w:r>
       <w:r>
         <w:rPr>
@@ -16291,7 +18836,21 @@
               <w:rPr>
                 <w:rFonts w:ascii="Times New Roman" w:hAnsi="Times New Roman" w:cs="Times New Roman"/>
               </w:rPr>
-              <w:t xml:space="preserve"> vi /etc/hosts</w:t>
+              <w:t xml:space="preserve"> vi /</w:t>
+            </w:r>
+            <w:proofErr w:type="spellStart"/>
+            <w:r>
+              <w:rPr>
+                <w:rFonts w:ascii="Times New Roman" w:hAnsi="Times New Roman" w:cs="Times New Roman"/>
+              </w:rPr>
+              <w:t>etc</w:t>
+            </w:r>
+            <w:proofErr w:type="spellEnd"/>
+            <w:r>
+              <w:rPr>
+                <w:rFonts w:ascii="Times New Roman" w:hAnsi="Times New Roman" w:cs="Times New Roman"/>
+              </w:rPr>
+              <w:t>/hosts</w:t>
             </w:r>
           </w:p>
         </w:tc>
@@ -16526,7 +19085,21 @@
               <w:rPr>
                 <w:rFonts w:ascii="Times New Roman" w:hAnsi="Times New Roman" w:cs="Times New Roman"/>
               </w:rPr>
-              <w:t>$ mkdir demo-first</w:t>
+              <w:t xml:space="preserve">$ </w:t>
+            </w:r>
+            <w:proofErr w:type="spellStart"/>
+            <w:r>
+              <w:rPr>
+                <w:rFonts w:ascii="Times New Roman" w:hAnsi="Times New Roman" w:cs="Times New Roman"/>
+              </w:rPr>
+              <w:t>mkdir</w:t>
+            </w:r>
+            <w:proofErr w:type="spellEnd"/>
+            <w:r>
+              <w:rPr>
+                <w:rFonts w:ascii="Times New Roman" w:hAnsi="Times New Roman" w:cs="Times New Roman"/>
+              </w:rPr>
+              <w:t xml:space="preserve"> demo-first</w:t>
             </w:r>
             <w:r>
               <w:rPr>
@@ -16554,8 +19127,17 @@
                   <w:rStyle w:val="a7"/>
                   <w:rFonts w:ascii="Times New Roman" w:hAnsi="Times New Roman" w:cs="Times New Roman"/>
                 </w:rPr>
-                <w:t>crypto-config.yaml</w:t>
+                <w:t>crypto-</w:t>
               </w:r>
+              <w:proofErr w:type="gramStart"/>
+              <w:r>
+                <w:rPr>
+                  <w:rStyle w:val="a7"/>
+                  <w:rFonts w:ascii="Times New Roman" w:hAnsi="Times New Roman" w:cs="Times New Roman"/>
+                </w:rPr>
+                <w:t>config.yaml</w:t>
+              </w:r>
+              <w:proofErr w:type="gramEnd"/>
             </w:hyperlink>
           </w:p>
           <w:p>
@@ -16571,6 +19153,7 @@
               <w:t xml:space="preserve">$ vi </w:t>
             </w:r>
             <w:hyperlink r:id="rId54" w:anchor="file-configtx-yaml" w:history="1">
+              <w:proofErr w:type="gramStart"/>
               <w:r>
                 <w:rPr>
                   <w:rStyle w:val="a7"/>
@@ -16578,6 +19161,7 @@
                 </w:rPr>
                 <w:t>configtx.yaml</w:t>
               </w:r>
+              <w:proofErr w:type="gramEnd"/>
             </w:hyperlink>
           </w:p>
           <w:p>
@@ -16699,6 +19283,7 @@
               <w:t xml:space="preserve">$ vi </w:t>
             </w:r>
             <w:hyperlink r:id="rId58" w:anchor="file-cli-yaml" w:history="1">
+              <w:proofErr w:type="gramStart"/>
               <w:r>
                 <w:rPr>
                   <w:rStyle w:val="a7"/>
@@ -16713,6 +19298,7 @@
                 </w:rPr>
                 <w:t>.yaml</w:t>
               </w:r>
+              <w:proofErr w:type="gramEnd"/>
             </w:hyperlink>
             <w:r>
               <w:rPr>
@@ -16756,38 +19342,132 @@
               <w:rPr>
                 <w:rFonts w:ascii="Times New Roman" w:hAnsi="Times New Roman" w:cs="Times New Roman"/>
               </w:rPr>
-              <w:t>$ vi $HOME/fabric-samples/chaincode/abstore/go/</w:t>
-            </w:r>
-            <w:hyperlink r:id="rId59" w:anchor="file-abstore-go" w:history="1">
-              <w:r>
-                <w:rPr>
-                  <w:rStyle w:val="a7"/>
-                  <w:rFonts w:ascii="Times New Roman" w:hAnsi="Times New Roman" w:cs="Times New Roman"/>
-                  <w:bCs/>
-                </w:rPr>
-                <w:t>abstore.go</w:t>
-              </w:r>
-            </w:hyperlink>
+              <w:t>$ vi $HOME/fabric-samples/</w:t>
+            </w:r>
+            <w:proofErr w:type="spellStart"/>
             <w:r>
               <w:rPr>
                 <w:rFonts w:ascii="Times New Roman" w:hAnsi="Times New Roman" w:cs="Times New Roman"/>
               </w:rPr>
-              <w:t xml:space="preserve"> // our proposed key-value chaincode</w:t>
-            </w:r>
-          </w:p>
-          <w:p>
-            <w:pPr>
+              <w:t>chaincode</w:t>
+            </w:r>
+            <w:proofErr w:type="spellEnd"/>
+            <w:r>
               <w:rPr>
                 <w:rFonts w:ascii="Times New Roman" w:hAnsi="Times New Roman" w:cs="Times New Roman"/>
               </w:rPr>
-            </w:pPr>
+              <w:t>/</w:t>
+            </w:r>
+            <w:proofErr w:type="spellStart"/>
             <w:r>
               <w:rPr>
                 <w:rFonts w:ascii="Times New Roman" w:hAnsi="Times New Roman" w:cs="Times New Roman"/>
               </w:rPr>
-              <w:t>$ vi $HOME/fabric-samples/chaincode/abstore/go/</w:t>
-            </w:r>
-            <w:hyperlink r:id="rId60" w:anchor="file-go-mod" w:history="1">
+              <w:t>abstore</w:t>
+            </w:r>
+            <w:proofErr w:type="spellEnd"/>
+            <w:r>
+              <w:rPr>
+                <w:rFonts w:ascii="Times New Roman" w:hAnsi="Times New Roman" w:cs="Times New Roman"/>
+              </w:rPr>
+              <w:t>/go/</w:t>
+            </w:r>
+            <w:proofErr w:type="spellStart"/>
+            <w:r>
+              <w:rPr>
+                <w:rFonts w:ascii="Times New Roman" w:hAnsi="Times New Roman" w:cs="Times New Roman"/>
+                <w:bCs/>
+              </w:rPr>
+              <w:fldChar w:fldCharType="begin"/>
+            </w:r>
+            <w:r>
+              <w:rPr>
+                <w:rFonts w:ascii="Times New Roman" w:hAnsi="Times New Roman" w:cs="Times New Roman"/>
+                <w:bCs/>
+              </w:rPr>
+              <w:instrText xml:space="preserve"> HYPERLINK "https://gist.github.com/Canhui/fb378959eba97e2f64cf874efdf25e37" \l "file-abstore-go" </w:instrText>
+            </w:r>
+            <w:r>
+              <w:rPr>
+                <w:rFonts w:ascii="Times New Roman" w:hAnsi="Times New Roman" w:cs="Times New Roman"/>
+                <w:bCs/>
+              </w:rPr>
+              <w:fldChar w:fldCharType="separate"/>
+            </w:r>
+            <w:proofErr w:type="gramStart"/>
+            <w:r>
+              <w:rPr>
+                <w:rStyle w:val="a7"/>
+                <w:rFonts w:ascii="Times New Roman" w:hAnsi="Times New Roman" w:cs="Times New Roman"/>
+                <w:bCs/>
+              </w:rPr>
+              <w:t>abstore.go</w:t>
+            </w:r>
+            <w:proofErr w:type="spellEnd"/>
+            <w:proofErr w:type="gramEnd"/>
+            <w:r>
+              <w:rPr>
+                <w:rFonts w:ascii="Times New Roman" w:hAnsi="Times New Roman" w:cs="Times New Roman"/>
+                <w:bCs/>
+              </w:rPr>
+              <w:fldChar w:fldCharType="end"/>
+            </w:r>
+            <w:r>
+              <w:rPr>
+                <w:rFonts w:ascii="Times New Roman" w:hAnsi="Times New Roman" w:cs="Times New Roman"/>
+              </w:rPr>
+              <w:t xml:space="preserve"> // our proposed key-value </w:t>
+            </w:r>
+            <w:proofErr w:type="spellStart"/>
+            <w:r>
+              <w:rPr>
+                <w:rFonts w:ascii="Times New Roman" w:hAnsi="Times New Roman" w:cs="Times New Roman"/>
+              </w:rPr>
+              <w:t>chaincode</w:t>
+            </w:r>
+            <w:proofErr w:type="spellEnd"/>
+          </w:p>
+          <w:p>
+            <w:pPr>
+              <w:rPr>
+                <w:rFonts w:ascii="Times New Roman" w:hAnsi="Times New Roman" w:cs="Times New Roman"/>
+              </w:rPr>
+            </w:pPr>
+            <w:r>
+              <w:rPr>
+                <w:rFonts w:ascii="Times New Roman" w:hAnsi="Times New Roman" w:cs="Times New Roman"/>
+              </w:rPr>
+              <w:t>$ vi $HOME/fabric-samples/</w:t>
+            </w:r>
+            <w:proofErr w:type="spellStart"/>
+            <w:r>
+              <w:rPr>
+                <w:rFonts w:ascii="Times New Roman" w:hAnsi="Times New Roman" w:cs="Times New Roman"/>
+              </w:rPr>
+              <w:t>chaincode</w:t>
+            </w:r>
+            <w:proofErr w:type="spellEnd"/>
+            <w:r>
+              <w:rPr>
+                <w:rFonts w:ascii="Times New Roman" w:hAnsi="Times New Roman" w:cs="Times New Roman"/>
+              </w:rPr>
+              <w:t>/</w:t>
+            </w:r>
+            <w:proofErr w:type="spellStart"/>
+            <w:r>
+              <w:rPr>
+                <w:rFonts w:ascii="Times New Roman" w:hAnsi="Times New Roman" w:cs="Times New Roman"/>
+              </w:rPr>
+              <w:t>abstore</w:t>
+            </w:r>
+            <w:proofErr w:type="spellEnd"/>
+            <w:r>
+              <w:rPr>
+                <w:rFonts w:ascii="Times New Roman" w:hAnsi="Times New Roman" w:cs="Times New Roman"/>
+              </w:rPr>
+              <w:t>/go/</w:t>
+            </w:r>
+            <w:hyperlink r:id="rId59" w:anchor="file-go-mod" w:history="1">
               <w:r>
                 <w:rPr>
                   <w:rStyle w:val="a7"/>
@@ -16914,27 +19594,74 @@
           </w:p>
           <w:p>
             <w:r>
-              <w:t>$ sudo apt-get install ntpdate</w:t>
-            </w:r>
+              <w:t xml:space="preserve">$ </w:t>
+            </w:r>
+            <w:proofErr w:type="spellStart"/>
+            <w:r>
+              <w:t>sudo</w:t>
+            </w:r>
+            <w:proofErr w:type="spellEnd"/>
+            <w:r>
+              <w:t xml:space="preserve"> apt-get install </w:t>
+            </w:r>
+            <w:proofErr w:type="spellStart"/>
+            <w:r>
+              <w:t>ntpdate</w:t>
+            </w:r>
+            <w:proofErr w:type="spellEnd"/>
             <w:r>
               <w:t xml:space="preserve"> // align the timestamp</w:t>
             </w:r>
           </w:p>
           <w:p>
             <w:r>
-              <w:t>$ sudo ntpdate cn.pool.ntp.org</w:t>
-            </w:r>
-          </w:p>
-          <w:p>
-            <w:r>
-              <w:t xml:space="preserve">$ sudo hwclock </w:t>
+              <w:t xml:space="preserve">$ </w:t>
+            </w:r>
+            <w:proofErr w:type="spellStart"/>
+            <w:r>
+              <w:t>sudo</w:t>
+            </w:r>
+            <w:proofErr w:type="spellEnd"/>
+            <w:r>
+              <w:t xml:space="preserve"> </w:t>
+            </w:r>
+            <w:proofErr w:type="spellStart"/>
+            <w:r>
+              <w:t>ntpdate</w:t>
+            </w:r>
+            <w:proofErr w:type="spellEnd"/>
+            <w:r>
+              <w:t xml:space="preserve"> cn.pool.ntp.org</w:t>
+            </w:r>
+          </w:p>
+          <w:p>
+            <w:r>
+              <w:t xml:space="preserve">$ </w:t>
+            </w:r>
+            <w:proofErr w:type="spellStart"/>
+            <w:r>
+              <w:t>sudo</w:t>
+            </w:r>
+            <w:proofErr w:type="spellEnd"/>
+            <w:r>
+              <w:t xml:space="preserve"> </w:t>
+            </w:r>
+            <w:proofErr w:type="spellStart"/>
+            <w:r>
+              <w:t>hwclock</w:t>
+            </w:r>
+            <w:proofErr w:type="spellEnd"/>
+            <w:r>
+              <w:t xml:space="preserve"> </w:t>
             </w:r>
             <w:r>
               <w:t>–</w:t>
             </w:r>
+            <w:proofErr w:type="spellStart"/>
             <w:r>
               <w:t>systohc</w:t>
             </w:r>
+            <w:proofErr w:type="spellEnd"/>
           </w:p>
           <w:p>
             <w:pPr>
@@ -17106,8 +19833,30 @@
               <w:rPr>
                 <w:rFonts w:ascii="Times New Roman" w:hAnsi="Times New Roman" w:cs="Times New Roman"/>
               </w:rPr>
-              <w:t xml:space="preserve"> chmod +x *.sh</w:t>
-            </w:r>
+              <w:t xml:space="preserve"> </w:t>
+            </w:r>
+            <w:proofErr w:type="spellStart"/>
+            <w:r>
+              <w:rPr>
+                <w:rFonts w:ascii="Times New Roman" w:hAnsi="Times New Roman" w:cs="Times New Roman"/>
+              </w:rPr>
+              <w:t>chmod</w:t>
+            </w:r>
+            <w:proofErr w:type="spellEnd"/>
+            <w:r>
+              <w:rPr>
+                <w:rFonts w:ascii="Times New Roman" w:hAnsi="Times New Roman" w:cs="Times New Roman"/>
+              </w:rPr>
+              <w:t xml:space="preserve"> +x *.</w:t>
+            </w:r>
+            <w:proofErr w:type="spellStart"/>
+            <w:r>
+              <w:rPr>
+                <w:rFonts w:ascii="Times New Roman" w:hAnsi="Times New Roman" w:cs="Times New Roman"/>
+              </w:rPr>
+              <w:t>sh</w:t>
+            </w:r>
+            <w:proofErr w:type="spellEnd"/>
           </w:p>
           <w:p>
             <w:pPr>
@@ -17131,7 +19880,7 @@
               </w:rPr>
               <w:t xml:space="preserve"> </w:t>
             </w:r>
-            <w:hyperlink r:id="rId61" w:anchor="file-config-sh" w:history="1">
+            <w:hyperlink r:id="rId60" w:anchor="file-config-sh" w:history="1">
               <w:r>
                 <w:rPr>
                   <w:rStyle w:val="a7"/>
@@ -17161,39 +19910,69 @@
                 <w:rFonts w:ascii="Times New Roman" w:hAnsi="Times New Roman" w:cs="Times New Roman"/>
               </w:rPr>
               <w:lastRenderedPageBreak/>
-              <w:t>$ cd $HOME/fabric-samples/demo-first/workload/tls</w:t>
-            </w:r>
-          </w:p>
-          <w:p>
-            <w:pPr>
+              <w:t>$ cd $HOME/fabric-samples/demo-first/workload/</w:t>
+            </w:r>
+            <w:proofErr w:type="spellStart"/>
+            <w:r>
               <w:rPr>
                 <w:rFonts w:ascii="Times New Roman" w:hAnsi="Times New Roman" w:cs="Times New Roman"/>
               </w:rPr>
-            </w:pPr>
-            <w:r>
+              <w:t>tls</w:t>
+            </w:r>
+            <w:proofErr w:type="spellEnd"/>
+          </w:p>
+          <w:p>
+            <w:pPr>
               <w:rPr>
                 <w:rFonts w:ascii="Times New Roman" w:hAnsi="Times New Roman" w:cs="Times New Roman"/>
               </w:rPr>
-              <w:t>$ chmod +x *.sh</w:t>
-            </w:r>
-          </w:p>
-          <w:p>
-            <w:pPr>
+            </w:pPr>
+            <w:r>
               <w:rPr>
                 <w:rFonts w:ascii="Times New Roman" w:hAnsi="Times New Roman" w:cs="Times New Roman"/>
               </w:rPr>
-            </w:pPr>
-          </w:p>
-          <w:p>
-            <w:pPr>
+              <w:t xml:space="preserve">$ </w:t>
+            </w:r>
+            <w:proofErr w:type="spellStart"/>
+            <w:r>
               <w:rPr>
                 <w:rFonts w:ascii="Times New Roman" w:hAnsi="Times New Roman" w:cs="Times New Roman"/>
               </w:rPr>
-            </w:pPr>
+              <w:t>chmod</w:t>
+            </w:r>
+            <w:proofErr w:type="spellEnd"/>
             <w:r>
               <w:rPr>
                 <w:rFonts w:ascii="Times New Roman" w:hAnsi="Times New Roman" w:cs="Times New Roman"/>
               </w:rPr>
+              <w:t xml:space="preserve"> +x *.</w:t>
+            </w:r>
+            <w:proofErr w:type="spellStart"/>
+            <w:r>
+              <w:rPr>
+                <w:rFonts w:ascii="Times New Roman" w:hAnsi="Times New Roman" w:cs="Times New Roman"/>
+              </w:rPr>
+              <w:t>sh</w:t>
+            </w:r>
+            <w:proofErr w:type="spellEnd"/>
+          </w:p>
+          <w:p>
+            <w:pPr>
+              <w:rPr>
+                <w:rFonts w:ascii="Times New Roman" w:hAnsi="Times New Roman" w:cs="Times New Roman"/>
+              </w:rPr>
+            </w:pPr>
+          </w:p>
+          <w:p>
+            <w:pPr>
+              <w:rPr>
+                <w:rFonts w:ascii="Times New Roman" w:hAnsi="Times New Roman" w:cs="Times New Roman"/>
+              </w:rPr>
+            </w:pPr>
+            <w:r>
+              <w:rPr>
+                <w:rFonts w:ascii="Times New Roman" w:hAnsi="Times New Roman" w:cs="Times New Roman"/>
+              </w:rPr>
               <w:t>$ cd $HOME/fabric-samples/demo-first/workload</w:t>
             </w:r>
           </w:p>
@@ -17207,26 +19986,48 @@
               <w:rPr>
                 <w:rFonts w:ascii="Times New Roman" w:hAnsi="Times New Roman" w:cs="Times New Roman"/>
               </w:rPr>
-              <w:t>$ chmod +x *.sh</w:t>
-            </w:r>
-          </w:p>
-          <w:p>
-            <w:pPr>
+              <w:t xml:space="preserve">$ </w:t>
+            </w:r>
+            <w:proofErr w:type="spellStart"/>
+            <w:r>
               <w:rPr>
                 <w:rFonts w:ascii="Times New Roman" w:hAnsi="Times New Roman" w:cs="Times New Roman"/>
               </w:rPr>
-            </w:pPr>
-          </w:p>
-          <w:p>
-            <w:pPr>
+              <w:t>chmod</w:t>
+            </w:r>
+            <w:proofErr w:type="spellEnd"/>
+            <w:r>
               <w:rPr>
                 <w:rFonts w:ascii="Times New Roman" w:hAnsi="Times New Roman" w:cs="Times New Roman"/>
               </w:rPr>
-            </w:pPr>
+              <w:t xml:space="preserve"> +x *.</w:t>
+            </w:r>
+            <w:proofErr w:type="spellStart"/>
             <w:r>
               <w:rPr>
                 <w:rFonts w:ascii="Times New Roman" w:hAnsi="Times New Roman" w:cs="Times New Roman"/>
               </w:rPr>
+              <w:t>sh</w:t>
+            </w:r>
+            <w:proofErr w:type="spellEnd"/>
+          </w:p>
+          <w:p>
+            <w:pPr>
+              <w:rPr>
+                <w:rFonts w:ascii="Times New Roman" w:hAnsi="Times New Roman" w:cs="Times New Roman"/>
+              </w:rPr>
+            </w:pPr>
+          </w:p>
+          <w:p>
+            <w:pPr>
+              <w:rPr>
+                <w:rFonts w:ascii="Times New Roman" w:hAnsi="Times New Roman" w:cs="Times New Roman"/>
+              </w:rPr>
+            </w:pPr>
+            <w:r>
+              <w:rPr>
+                <w:rFonts w:ascii="Times New Roman" w:hAnsi="Times New Roman" w:cs="Times New Roman"/>
+              </w:rPr>
               <w:t>$ cd $HOME/fabric-samples/demo-first/scripts</w:t>
             </w:r>
           </w:p>
@@ -17240,8 +20041,30 @@
               <w:rPr>
                 <w:rFonts w:ascii="Times New Roman" w:hAnsi="Times New Roman" w:cs="Times New Roman"/>
               </w:rPr>
-              <w:t>$ chmod +x *.sh</w:t>
-            </w:r>
+              <w:t xml:space="preserve">$ </w:t>
+            </w:r>
+            <w:proofErr w:type="spellStart"/>
+            <w:r>
+              <w:rPr>
+                <w:rFonts w:ascii="Times New Roman" w:hAnsi="Times New Roman" w:cs="Times New Roman"/>
+              </w:rPr>
+              <w:t>chmod</w:t>
+            </w:r>
+            <w:proofErr w:type="spellEnd"/>
+            <w:r>
+              <w:rPr>
+                <w:rFonts w:ascii="Times New Roman" w:hAnsi="Times New Roman" w:cs="Times New Roman"/>
+              </w:rPr>
+              <w:t xml:space="preserve"> +x *.</w:t>
+            </w:r>
+            <w:proofErr w:type="spellStart"/>
+            <w:r>
+              <w:rPr>
+                <w:rFonts w:ascii="Times New Roman" w:hAnsi="Times New Roman" w:cs="Times New Roman"/>
+              </w:rPr>
+              <w:t>sh</w:t>
+            </w:r>
+            <w:proofErr w:type="spellEnd"/>
           </w:p>
         </w:tc>
       </w:tr>
@@ -17301,14 +20124,22 @@
         <w:rPr>
           <w:rFonts w:ascii="Times New Roman" w:hAnsi="Times New Roman" w:cs="Times New Roman"/>
         </w:rPr>
-        <w:t>CLI s</w:t>
-      </w:r>
+        <w:t xml:space="preserve">CLI </w:t>
+      </w:r>
+      <w:proofErr w:type="spellStart"/>
       <w:r>
         <w:rPr>
           <w:rFonts w:ascii="Times New Roman" w:hAnsi="Times New Roman" w:cs="Times New Roman"/>
         </w:rPr>
+        <w:t>s</w:t>
+      </w:r>
+      <w:r>
+        <w:rPr>
+          <w:rFonts w:ascii="Times New Roman" w:hAnsi="Times New Roman" w:cs="Times New Roman"/>
+        </w:rPr>
         <w:t>cp</w:t>
       </w:r>
+      <w:proofErr w:type="spellEnd"/>
       <w:r>
         <w:rPr>
           <w:rFonts w:ascii="Times New Roman" w:hAnsi="Times New Roman" w:cs="Times New Roman"/>
@@ -17325,7 +20156,21 @@
         <w:rPr>
           <w:rFonts w:ascii="Times New Roman" w:hAnsi="Times New Roman" w:cs="Times New Roman"/>
         </w:rPr>
-        <w:t>peers and orderers,</w:t>
+        <w:t xml:space="preserve">peers and </w:t>
+      </w:r>
+      <w:proofErr w:type="spellStart"/>
+      <w:r>
+        <w:rPr>
+          <w:rFonts w:ascii="Times New Roman" w:hAnsi="Times New Roman" w:cs="Times New Roman"/>
+        </w:rPr>
+        <w:t>orderers</w:t>
+      </w:r>
+      <w:proofErr w:type="spellEnd"/>
+      <w:r>
+        <w:rPr>
+          <w:rFonts w:ascii="Times New Roman" w:hAnsi="Times New Roman" w:cs="Times New Roman"/>
+        </w:rPr>
+        <w:t>,</w:t>
       </w:r>
     </w:p>
     <w:tbl>
@@ -17379,7 +20224,7 @@
               </w:rPr>
               <w:t xml:space="preserve"> </w:t>
             </w:r>
-            <w:hyperlink r:id="rId62" w:anchor="file-scp-sh" w:history="1">
+            <w:hyperlink r:id="rId61" w:anchor="file-scp-sh" w:history="1">
               <w:r>
                 <w:rPr>
                   <w:rStyle w:val="a7"/>
@@ -17521,6 +20366,7 @@
                 <w:bCs/>
               </w:rPr>
             </w:pPr>
+            <w:proofErr w:type="gramStart"/>
             <w:r>
               <w:rPr>
                 <w:rFonts w:ascii="Times New Roman" w:hAnsi="Times New Roman" w:cs="Times New Roman" w:hint="eastAsia"/>
@@ -17539,9 +20385,18 @@
                 <w:b/>
                 <w:bCs/>
               </w:rPr>
-              <w:t>./</w:t>
-            </w:r>
-            <w:hyperlink r:id="rId63" w:anchor="file-orderer1-sh" w:history="1">
+              <w:t>.</w:t>
+            </w:r>
+            <w:proofErr w:type="gramEnd"/>
+            <w:r>
+              <w:rPr>
+                <w:rFonts w:ascii="Times New Roman" w:hAnsi="Times New Roman" w:cs="Times New Roman"/>
+                <w:b/>
+                <w:bCs/>
+              </w:rPr>
+              <w:t>/</w:t>
+            </w:r>
+            <w:hyperlink r:id="rId62" w:anchor="file-orderer1-sh" w:history="1">
               <w:r>
                 <w:rPr>
                   <w:rStyle w:val="a7"/>
@@ -17575,6 +20430,94 @@
                   <wp:extent cx="5943600" cy="201930"/>
                   <wp:effectExtent l="0" t="0" r="0" b="7620"/>
                   <wp:docPr id="23" name="图片 23"/>
+                  <wp:cNvGraphicFramePr>
+                    <a:graphicFrameLocks xmlns:a="http://schemas.openxmlformats.org/drawingml/2006/main" noChangeAspect="1"/>
+                  </wp:cNvGraphicFramePr>
+                  <a:graphic xmlns:a="http://schemas.openxmlformats.org/drawingml/2006/main">
+                    <a:graphicData uri="http://schemas.openxmlformats.org/drawingml/2006/picture">
+                      <pic:pic xmlns:pic="http://schemas.openxmlformats.org/drawingml/2006/picture">
+                        <pic:nvPicPr>
+                          <pic:cNvPr id="1" name=""/>
+                          <pic:cNvPicPr/>
+                        </pic:nvPicPr>
+                        <pic:blipFill>
+                          <a:blip r:embed="rId63"/>
+                          <a:stretch>
+                            <a:fillRect/>
+                          </a:stretch>
+                        </pic:blipFill>
+                        <pic:spPr>
+                          <a:xfrm>
+                            <a:off x="0" y="0"/>
+                            <a:ext cx="5943600" cy="201930"/>
+                          </a:xfrm>
+                          <a:prstGeom prst="rect">
+                            <a:avLst/>
+                          </a:prstGeom>
+                        </pic:spPr>
+                      </pic:pic>
+                    </a:graphicData>
+                  </a:graphic>
+                </wp:inline>
+              </w:drawing>
+            </w:r>
+          </w:p>
+          <w:p>
+            <w:pPr>
+              <w:rPr>
+                <w:rFonts w:ascii="Times New Roman" w:hAnsi="Times New Roman" w:cs="Times New Roman" w:hint="eastAsia"/>
+              </w:rPr>
+            </w:pPr>
+          </w:p>
+          <w:p>
+            <w:pPr>
+              <w:rPr>
+                <w:rFonts w:ascii="Times New Roman" w:hAnsi="Times New Roman" w:cs="Times New Roman"/>
+              </w:rPr>
+            </w:pPr>
+            <w:r>
+              <w:rPr>
+                <w:rFonts w:ascii="Times New Roman" w:hAnsi="Times New Roman" w:cs="Times New Roman" w:hint="eastAsia"/>
+              </w:rPr>
+              <w:t>$</w:t>
+            </w:r>
+            <w:r>
+              <w:rPr>
+                <w:rFonts w:ascii="Times New Roman" w:hAnsi="Times New Roman" w:cs="Times New Roman"/>
+              </w:rPr>
+              <w:t xml:space="preserve"> docker </w:t>
+            </w:r>
+            <w:proofErr w:type="spellStart"/>
+            <w:r>
+              <w:rPr>
+                <w:rFonts w:ascii="Times New Roman" w:hAnsi="Times New Roman" w:cs="Times New Roman"/>
+              </w:rPr>
+              <w:t>ps</w:t>
+            </w:r>
+            <w:proofErr w:type="spellEnd"/>
+          </w:p>
+          <w:p>
+            <w:pPr>
+              <w:rPr>
+                <w:rFonts w:ascii="Times New Roman" w:hAnsi="Times New Roman" w:cs="Times New Roman"/>
+              </w:rPr>
+            </w:pPr>
+          </w:p>
+          <w:p>
+            <w:pPr>
+              <w:rPr>
+                <w:rFonts w:ascii="Times New Roman" w:hAnsi="Times New Roman" w:cs="Times New Roman"/>
+              </w:rPr>
+            </w:pPr>
+            <w:r>
+              <w:rPr>
+                <w:rFonts w:ascii="Times New Roman" w:hAnsi="Times New Roman" w:cs="Times New Roman"/>
+              </w:rPr>
+              <w:drawing>
+                <wp:inline distT="0" distB="0" distL="0" distR="0" wp14:anchorId="273D9800" wp14:editId="00FCF9A4">
+                  <wp:extent cx="5943600" cy="198755"/>
+                  <wp:effectExtent l="0" t="0" r="0" b="0"/>
+                  <wp:docPr id="8" name="图片 8"/>
                   <wp:cNvGraphicFramePr>
                     <a:graphicFrameLocks xmlns:a="http://schemas.openxmlformats.org/drawingml/2006/main" noChangeAspect="1"/>
                   </wp:cNvGraphicFramePr>
@@ -17594,7 +20537,7 @@
                         <pic:spPr>
                           <a:xfrm>
                             <a:off x="0" y="0"/>
-                            <a:ext cx="5943600" cy="201930"/>
+                            <a:ext cx="5943600" cy="198755"/>
                           </a:xfrm>
                           <a:prstGeom prst="rect">
                             <a:avLst/>
@@ -17614,6 +20557,81 @@
               </w:rPr>
             </w:pPr>
           </w:p>
+        </w:tc>
+      </w:tr>
+    </w:tbl>
+    <w:p>
+      <w:pPr>
+        <w:rPr>
+          <w:rFonts w:ascii="Times New Roman" w:hAnsi="Times New Roman" w:cs="Times New Roman"/>
+        </w:rPr>
+      </w:pPr>
+    </w:p>
+    <w:p>
+      <w:pPr>
+        <w:rPr>
+          <w:rFonts w:ascii="Times New Roman" w:hAnsi="Times New Roman" w:cs="Times New Roman"/>
+        </w:rPr>
+      </w:pPr>
+      <w:r>
+        <w:rPr>
+          <w:rFonts w:ascii="Times New Roman" w:hAnsi="Times New Roman" w:cs="Times New Roman"/>
+          <w:b/>
+          <w:bCs/>
+        </w:rPr>
+        <w:t>Step</w:t>
+      </w:r>
+      <w:r>
+        <w:rPr>
+          <w:rFonts w:ascii="Times New Roman" w:hAnsi="Times New Roman" w:cs="Times New Roman"/>
+          <w:b/>
+          <w:bCs/>
+        </w:rPr>
+        <w:t xml:space="preserve"> 6</w:t>
+      </w:r>
+      <w:r>
+        <w:rPr>
+          <w:rFonts w:ascii="Times New Roman" w:hAnsi="Times New Roman" w:cs="Times New Roman"/>
+          <w:b/>
+          <w:bCs/>
+        </w:rPr>
+        <w:t xml:space="preserve"> (Run)</w:t>
+      </w:r>
+      <w:r>
+        <w:rPr>
+          <w:rFonts w:ascii="Times New Roman" w:hAnsi="Times New Roman" w:cs="Times New Roman"/>
+          <w:b/>
+          <w:bCs/>
+        </w:rPr>
+        <w:t>:</w:t>
+      </w:r>
+      <w:r>
+        <w:rPr>
+          <w:rFonts w:ascii="Times New Roman" w:hAnsi="Times New Roman" w:cs="Times New Roman"/>
+        </w:rPr>
+        <w:t xml:space="preserve"> </w:t>
+      </w:r>
+      <w:r>
+        <w:rPr>
+          <w:rFonts w:ascii="Times New Roman" w:hAnsi="Times New Roman" w:cs="Times New Roman"/>
+        </w:rPr>
+        <w:t>Peer1 setups the docker container,</w:t>
+      </w:r>
+    </w:p>
+    <w:tbl>
+      <w:tblPr>
+        <w:tblStyle w:val="a4"/>
+        <w:tblW w:w="0" w:type="auto"/>
+        <w:tblLook w:val="04A0" w:firstRow="1" w:lastRow="0" w:firstColumn="1" w:lastColumn="0" w:noHBand="0" w:noVBand="1"/>
+      </w:tblPr>
+      <w:tblGrid>
+        <w:gridCol w:w="9350"/>
+      </w:tblGrid>
+      <w:tr>
+        <w:tc>
+          <w:tcPr>
+            <w:tcW w:w="9350" w:type="dxa"/>
+          </w:tcPr>
           <w:p>
             <w:pPr>
               <w:rPr>
@@ -17630,31 +20648,80 @@
               <w:rPr>
                 <w:rFonts w:ascii="Times New Roman" w:hAnsi="Times New Roman" w:cs="Times New Roman"/>
               </w:rPr>
-              <w:t xml:space="preserve"> docker ps</w:t>
-            </w:r>
-          </w:p>
-          <w:p>
-            <w:pPr>
+              <w:t xml:space="preserve"> cd $HOME/</w:t>
+            </w:r>
+            <w:r>
               <w:rPr>
                 <w:rFonts w:ascii="Times New Roman" w:hAnsi="Times New Roman" w:cs="Times New Roman"/>
               </w:rPr>
-            </w:pPr>
-          </w:p>
-          <w:p>
-            <w:pPr>
-              <w:rPr>
+              <w:t>fabric-samples/demo-first</w:t>
+            </w:r>
+          </w:p>
+          <w:p>
+            <w:pPr>
+              <w:rPr>
+                <w:rStyle w:val="a7"/>
                 <w:rFonts w:ascii="Times New Roman" w:hAnsi="Times New Roman" w:cs="Times New Roman"/>
               </w:rPr>
             </w:pPr>
+            <w:proofErr w:type="gramStart"/>
+            <w:r>
+              <w:rPr>
+                <w:rFonts w:ascii="Times New Roman" w:hAnsi="Times New Roman" w:cs="Times New Roman" w:hint="eastAsia"/>
+              </w:rPr>
+              <w:t>$</w:t>
+            </w:r>
             <w:r>
               <w:rPr>
                 <w:rFonts w:ascii="Times New Roman" w:hAnsi="Times New Roman" w:cs="Times New Roman"/>
               </w:rPr>
+              <w:t xml:space="preserve"> .</w:t>
+            </w:r>
+            <w:proofErr w:type="gramEnd"/>
+            <w:r>
+              <w:rPr>
+                <w:rFonts w:ascii="Times New Roman" w:hAnsi="Times New Roman" w:cs="Times New Roman"/>
+              </w:rPr>
+              <w:t>/</w:t>
+            </w:r>
+            <w:hyperlink r:id="rId65" w:anchor="file-peer1-sh" w:history="1">
+              <w:r>
+                <w:rPr>
+                  <w:rStyle w:val="a7"/>
+                  <w:rFonts w:ascii="Times New Roman" w:hAnsi="Times New Roman" w:cs="Times New Roman"/>
+                  <w:b/>
+                  <w:bCs/>
+                </w:rPr>
+                <w:t>peer1.sh</w:t>
+              </w:r>
+            </w:hyperlink>
+          </w:p>
+          <w:p>
+            <w:pPr>
+              <w:rPr>
+                <w:rStyle w:val="a7"/>
+              </w:rPr>
+            </w:pPr>
+          </w:p>
+          <w:p>
+            <w:pPr>
+              <w:rPr>
+                <w:rFonts w:ascii="Times New Roman" w:hAnsi="Times New Roman" w:cs="Times New Roman"/>
+                <w:color w:val="0000FF"/>
+                <w:u w:val="single"/>
+              </w:rPr>
+            </w:pPr>
+            <w:r>
+              <w:rPr>
+                <w:rFonts w:ascii="Times New Roman" w:hAnsi="Times New Roman" w:cs="Times New Roman"/>
+                <w:color w:val="0000FF"/>
+                <w:u w:val="single"/>
+              </w:rPr>
               <w:drawing>
-                <wp:inline distT="0" distB="0" distL="0" distR="0" wp14:anchorId="273D9800" wp14:editId="00FCF9A4">
-                  <wp:extent cx="5943600" cy="198755"/>
+                <wp:inline distT="0" distB="0" distL="0" distR="0" wp14:anchorId="0012EAB0" wp14:editId="70C21590">
+                  <wp:extent cx="5943600" cy="195580"/>
                   <wp:effectExtent l="0" t="0" r="0" b="0"/>
-                  <wp:docPr id="8" name="图片 8"/>
+                  <wp:docPr id="24" name="图片 24"/>
                   <wp:cNvGraphicFramePr>
                     <a:graphicFrameLocks xmlns:a="http://schemas.openxmlformats.org/drawingml/2006/main" noChangeAspect="1"/>
                   </wp:cNvGraphicFramePr>
@@ -17666,7 +20733,7 @@
                           <pic:cNvPicPr/>
                         </pic:nvPicPr>
                         <pic:blipFill>
-                          <a:blip r:embed="rId65"/>
+                          <a:blip r:embed="rId66"/>
                           <a:stretch>
                             <a:fillRect/>
                           </a:stretch>
@@ -17674,7 +20741,7 @@
                         <pic:spPr>
                           <a:xfrm>
                             <a:off x="0" y="0"/>
-                            <a:ext cx="5943600" cy="198755"/>
+                            <a:ext cx="5943600" cy="195580"/>
                           </a:xfrm>
                           <a:prstGeom prst="rect">
                             <a:avLst/>
@@ -17690,167 +20757,52 @@
           <w:p>
             <w:pPr>
               <w:rPr>
+                <w:rFonts w:ascii="Times New Roman" w:hAnsi="Times New Roman" w:cs="Times New Roman"/>
+              </w:rPr>
+            </w:pPr>
+          </w:p>
+          <w:p>
+            <w:pPr>
+              <w:rPr>
+                <w:rFonts w:ascii="Times New Roman" w:hAnsi="Times New Roman" w:cs="Times New Roman"/>
+              </w:rPr>
+            </w:pPr>
+            <w:r>
+              <w:rPr>
                 <w:rFonts w:ascii="Times New Roman" w:hAnsi="Times New Roman" w:cs="Times New Roman" w:hint="eastAsia"/>
               </w:rPr>
-            </w:pPr>
-          </w:p>
-        </w:tc>
-      </w:tr>
-    </w:tbl>
-    <w:p>
-      <w:pPr>
-        <w:rPr>
-          <w:rFonts w:ascii="Times New Roman" w:hAnsi="Times New Roman" w:cs="Times New Roman"/>
-        </w:rPr>
-      </w:pPr>
-    </w:p>
-    <w:p>
-      <w:pPr>
-        <w:rPr>
-          <w:rFonts w:ascii="Times New Roman" w:hAnsi="Times New Roman" w:cs="Times New Roman"/>
-        </w:rPr>
-      </w:pPr>
-      <w:r>
-        <w:rPr>
-          <w:rFonts w:ascii="Times New Roman" w:hAnsi="Times New Roman" w:cs="Times New Roman"/>
-          <w:b/>
-          <w:bCs/>
-        </w:rPr>
-        <w:t>Step</w:t>
-      </w:r>
-      <w:r>
-        <w:rPr>
-          <w:rFonts w:ascii="Times New Roman" w:hAnsi="Times New Roman" w:cs="Times New Roman"/>
-          <w:b/>
-          <w:bCs/>
-        </w:rPr>
-        <w:t xml:space="preserve"> 6</w:t>
-      </w:r>
-      <w:r>
-        <w:rPr>
-          <w:rFonts w:ascii="Times New Roman" w:hAnsi="Times New Roman" w:cs="Times New Roman"/>
-          <w:b/>
-          <w:bCs/>
-        </w:rPr>
-        <w:t xml:space="preserve"> (Run)</w:t>
-      </w:r>
-      <w:r>
-        <w:rPr>
-          <w:rFonts w:ascii="Times New Roman" w:hAnsi="Times New Roman" w:cs="Times New Roman"/>
-          <w:b/>
-          <w:bCs/>
-        </w:rPr>
-        <w:t>:</w:t>
-      </w:r>
-      <w:r>
-        <w:rPr>
-          <w:rFonts w:ascii="Times New Roman" w:hAnsi="Times New Roman" w:cs="Times New Roman"/>
-        </w:rPr>
-        <w:t xml:space="preserve"> </w:t>
-      </w:r>
-      <w:r>
-        <w:rPr>
-          <w:rFonts w:ascii="Times New Roman" w:hAnsi="Times New Roman" w:cs="Times New Roman"/>
-        </w:rPr>
-        <w:t>Peer1 setups the docker container,</w:t>
-      </w:r>
-    </w:p>
-    <w:tbl>
-      <w:tblPr>
-        <w:tblStyle w:val="a4"/>
-        <w:tblW w:w="0" w:type="auto"/>
-        <w:tblLook w:val="04A0" w:firstRow="1" w:lastRow="0" w:firstColumn="1" w:lastColumn="0" w:noHBand="0" w:noVBand="1"/>
-      </w:tblPr>
-      <w:tblGrid>
-        <w:gridCol w:w="9350"/>
-      </w:tblGrid>
-      <w:tr>
-        <w:tc>
-          <w:tcPr>
-            <w:tcW w:w="9350" w:type="dxa"/>
-          </w:tcPr>
-          <w:p>
-            <w:pPr>
+              <w:t>$</w:t>
+            </w:r>
+            <w:r>
               <w:rPr>
                 <w:rFonts w:ascii="Times New Roman" w:hAnsi="Times New Roman" w:cs="Times New Roman"/>
               </w:rPr>
-            </w:pPr>
-            <w:r>
+              <w:t xml:space="preserve"> docker </w:t>
+            </w:r>
+            <w:proofErr w:type="spellStart"/>
+            <w:r>
+              <w:rPr>
+                <w:rFonts w:ascii="Times New Roman" w:hAnsi="Times New Roman" w:cs="Times New Roman"/>
+              </w:rPr>
+              <w:t>ps</w:t>
+            </w:r>
+            <w:proofErr w:type="spellEnd"/>
+          </w:p>
+          <w:p>
+            <w:pPr>
               <w:rPr>
                 <w:rFonts w:ascii="Times New Roman" w:hAnsi="Times New Roman" w:cs="Times New Roman" w:hint="eastAsia"/>
               </w:rPr>
-              <w:t>$</w:t>
-            </w:r>
+            </w:pPr>
             <w:r>
               <w:rPr>
                 <w:rFonts w:ascii="Times New Roman" w:hAnsi="Times New Roman" w:cs="Times New Roman"/>
               </w:rPr>
-              <w:t xml:space="preserve"> cd $HOME/</w:t>
-            </w:r>
-            <w:r>
-              <w:rPr>
-                <w:rFonts w:ascii="Times New Roman" w:hAnsi="Times New Roman" w:cs="Times New Roman"/>
-              </w:rPr>
-              <w:t>fabric-samples/demo-first</w:t>
-            </w:r>
-          </w:p>
-          <w:p>
-            <w:pPr>
-              <w:rPr>
-                <w:rStyle w:val="a7"/>
-                <w:rFonts w:ascii="Times New Roman" w:hAnsi="Times New Roman" w:cs="Times New Roman"/>
-              </w:rPr>
-            </w:pPr>
-            <w:r>
-              <w:rPr>
-                <w:rFonts w:ascii="Times New Roman" w:hAnsi="Times New Roman" w:cs="Times New Roman" w:hint="eastAsia"/>
-              </w:rPr>
-              <w:t>$</w:t>
-            </w:r>
-            <w:r>
-              <w:rPr>
-                <w:rFonts w:ascii="Times New Roman" w:hAnsi="Times New Roman" w:cs="Times New Roman"/>
-              </w:rPr>
-              <w:t xml:space="preserve"> ./</w:t>
-            </w:r>
-            <w:hyperlink r:id="rId66" w:anchor="file-peer1-sh" w:history="1">
-              <w:r>
-                <w:rPr>
-                  <w:rStyle w:val="a7"/>
-                  <w:rFonts w:ascii="Times New Roman" w:hAnsi="Times New Roman" w:cs="Times New Roman"/>
-                  <w:b/>
-                  <w:bCs/>
-                </w:rPr>
-                <w:t>peer1.sh</w:t>
-              </w:r>
-            </w:hyperlink>
-          </w:p>
-          <w:p>
-            <w:pPr>
-              <w:rPr>
-                <w:rStyle w:val="a7"/>
-              </w:rPr>
-            </w:pPr>
-          </w:p>
-          <w:p>
-            <w:pPr>
-              <w:rPr>
-                <w:rFonts w:ascii="Times New Roman" w:hAnsi="Times New Roman" w:cs="Times New Roman"/>
-                <w:color w:val="0000FF"/>
-                <w:u w:val="single"/>
-              </w:rPr>
-            </w:pPr>
-            <w:r>
-              <w:rPr>
-                <w:rFonts w:ascii="Times New Roman" w:hAnsi="Times New Roman" w:cs="Times New Roman"/>
-                <w:color w:val="0000FF"/>
-                <w:u w:val="single"/>
-              </w:rPr>
               <w:drawing>
-                <wp:inline distT="0" distB="0" distL="0" distR="0" wp14:anchorId="0012EAB0" wp14:editId="70C21590">
-                  <wp:extent cx="5943600" cy="195580"/>
+                <wp:inline distT="0" distB="0" distL="0" distR="0" wp14:anchorId="1CD046D2" wp14:editId="7D39A394">
+                  <wp:extent cx="5943600" cy="217805"/>
                   <wp:effectExtent l="0" t="0" r="0" b="0"/>
-                  <wp:docPr id="24" name="图片 24"/>
+                  <wp:docPr id="25" name="图片 25"/>
                   <wp:cNvGraphicFramePr>
                     <a:graphicFrameLocks xmlns:a="http://schemas.openxmlformats.org/drawingml/2006/main" noChangeAspect="1"/>
                   </wp:cNvGraphicFramePr>
@@ -17870,7 +20822,7 @@
                         <pic:spPr>
                           <a:xfrm>
                             <a:off x="0" y="0"/>
-                            <a:ext cx="5943600" cy="195580"/>
+                            <a:ext cx="5943600" cy="217805"/>
                           </a:xfrm>
                           <a:prstGeom prst="rect">
                             <a:avLst/>
@@ -17886,16 +20838,118 @@
           <w:p>
             <w:pPr>
               <w:rPr>
+                <w:rFonts w:ascii="Times New Roman" w:hAnsi="Times New Roman" w:cs="Times New Roman" w:hint="eastAsia"/>
+              </w:rPr>
+            </w:pPr>
+          </w:p>
+        </w:tc>
+      </w:tr>
+    </w:tbl>
+    <w:p>
+      <w:pPr>
+        <w:rPr>
+          <w:rFonts w:ascii="Times New Roman" w:hAnsi="Times New Roman" w:cs="Times New Roman"/>
+        </w:rPr>
+      </w:pPr>
+    </w:p>
+    <w:p>
+      <w:pPr>
+        <w:rPr>
+          <w:rFonts w:ascii="Times New Roman" w:hAnsi="Times New Roman" w:cs="Times New Roman"/>
+        </w:rPr>
+      </w:pPr>
+      <w:r>
+        <w:rPr>
+          <w:rFonts w:ascii="Times New Roman" w:hAnsi="Times New Roman" w:cs="Times New Roman"/>
+          <w:b/>
+          <w:bCs/>
+        </w:rPr>
+        <w:t>Step</w:t>
+      </w:r>
+      <w:r>
+        <w:rPr>
+          <w:rFonts w:ascii="Times New Roman" w:hAnsi="Times New Roman" w:cs="Times New Roman"/>
+          <w:b/>
+          <w:bCs/>
+        </w:rPr>
+        <w:t xml:space="preserve"> 7</w:t>
+      </w:r>
+      <w:r>
+        <w:rPr>
+          <w:rFonts w:ascii="Times New Roman" w:hAnsi="Times New Roman" w:cs="Times New Roman"/>
+          <w:b/>
+          <w:bCs/>
+        </w:rPr>
+        <w:t xml:space="preserve"> (Run)</w:t>
+      </w:r>
+      <w:r>
+        <w:rPr>
+          <w:rFonts w:ascii="Times New Roman" w:hAnsi="Times New Roman" w:cs="Times New Roman"/>
+          <w:b/>
+          <w:bCs/>
+        </w:rPr>
+        <w:t>:</w:t>
+      </w:r>
+      <w:r>
+        <w:rPr>
+          <w:rFonts w:ascii="Times New Roman" w:hAnsi="Times New Roman" w:cs="Times New Roman"/>
+        </w:rPr>
+        <w:t xml:space="preserve"> </w:t>
+      </w:r>
+      <w:r>
+        <w:rPr>
+          <w:rFonts w:ascii="Times New Roman" w:hAnsi="Times New Roman" w:cs="Times New Roman"/>
+        </w:rPr>
+        <w:t>Peer2 setups the docker container,</w:t>
+      </w:r>
+    </w:p>
+    <w:tbl>
+      <w:tblPr>
+        <w:tblStyle w:val="a4"/>
+        <w:tblW w:w="0" w:type="auto"/>
+        <w:tblLook w:val="04A0" w:firstRow="1" w:lastRow="0" w:firstColumn="1" w:lastColumn="0" w:noHBand="0" w:noVBand="1"/>
+      </w:tblPr>
+      <w:tblGrid>
+        <w:gridCol w:w="9350"/>
+      </w:tblGrid>
+      <w:tr>
+        <w:tc>
+          <w:tcPr>
+            <w:tcW w:w="9350" w:type="dxa"/>
+          </w:tcPr>
+          <w:p>
+            <w:pPr>
+              <w:rPr>
                 <w:rFonts w:ascii="Times New Roman" w:hAnsi="Times New Roman" w:cs="Times New Roman"/>
               </w:rPr>
             </w:pPr>
-          </w:p>
-          <w:p>
-            <w:pPr>
+            <w:r>
+              <w:rPr>
+                <w:rFonts w:ascii="Times New Roman" w:hAnsi="Times New Roman" w:cs="Times New Roman" w:hint="eastAsia"/>
+              </w:rPr>
+              <w:t>$</w:t>
+            </w:r>
+            <w:r>
               <w:rPr>
                 <w:rFonts w:ascii="Times New Roman" w:hAnsi="Times New Roman" w:cs="Times New Roman"/>
               </w:rPr>
-            </w:pPr>
+              <w:t xml:space="preserve"> cd $HOME/</w:t>
+            </w:r>
+            <w:r>
+              <w:rPr>
+                <w:rFonts w:ascii="Times New Roman" w:hAnsi="Times New Roman" w:cs="Times New Roman"/>
+              </w:rPr>
+              <w:t>fabric-samples/demo-first</w:t>
+            </w:r>
+          </w:p>
+          <w:p>
+            <w:pPr>
+              <w:rPr>
+                <w:rStyle w:val="a7"/>
+                <w:rFonts w:ascii="Times New Roman" w:hAnsi="Times New Roman" w:cs="Times New Roman"/>
+              </w:rPr>
+            </w:pPr>
+            <w:proofErr w:type="gramStart"/>
             <w:r>
               <w:rPr>
                 <w:rFonts w:ascii="Times New Roman" w:hAnsi="Times New Roman" w:cs="Times New Roman" w:hint="eastAsia"/>
@@ -17906,24 +20960,49 @@
               <w:rPr>
                 <w:rFonts w:ascii="Times New Roman" w:hAnsi="Times New Roman" w:cs="Times New Roman"/>
               </w:rPr>
-              <w:t xml:space="preserve"> docker ps</w:t>
-            </w:r>
-          </w:p>
-          <w:p>
-            <w:pPr>
-              <w:rPr>
-                <w:rFonts w:ascii="Times New Roman" w:hAnsi="Times New Roman" w:cs="Times New Roman" w:hint="eastAsia"/>
-              </w:rPr>
-            </w:pPr>
+              <w:t xml:space="preserve"> .</w:t>
+            </w:r>
+            <w:proofErr w:type="gramEnd"/>
             <w:r>
               <w:rPr>
                 <w:rFonts w:ascii="Times New Roman" w:hAnsi="Times New Roman" w:cs="Times New Roman"/>
               </w:rPr>
+              <w:t>/</w:t>
+            </w:r>
+            <w:hyperlink r:id="rId68" w:anchor="file-peer2-sh" w:history="1">
+              <w:r>
+                <w:rPr>
+                  <w:rStyle w:val="a7"/>
+                  <w:rFonts w:ascii="Times New Roman" w:hAnsi="Times New Roman" w:cs="Times New Roman"/>
+                  <w:b/>
+                  <w:bCs/>
+                </w:rPr>
+                <w:t>peer2.sh</w:t>
+              </w:r>
+            </w:hyperlink>
+          </w:p>
+          <w:p>
+            <w:pPr>
+              <w:rPr>
+                <w:rFonts w:ascii="Times New Roman" w:hAnsi="Times New Roman" w:cs="Times New Roman"/>
+              </w:rPr>
+            </w:pPr>
+          </w:p>
+          <w:p>
+            <w:pPr>
+              <w:rPr>
+                <w:rFonts w:ascii="Times New Roman" w:hAnsi="Times New Roman" w:cs="Times New Roman"/>
+              </w:rPr>
+            </w:pPr>
+            <w:r>
+              <w:rPr>
+                <w:rFonts w:ascii="Times New Roman" w:hAnsi="Times New Roman" w:cs="Times New Roman"/>
+              </w:rPr>
               <w:drawing>
-                <wp:inline distT="0" distB="0" distL="0" distR="0" wp14:anchorId="1CD046D2" wp14:editId="7D39A394">
-                  <wp:extent cx="5943600" cy="217805"/>
-                  <wp:effectExtent l="0" t="0" r="0" b="0"/>
-                  <wp:docPr id="25" name="图片 25"/>
+                <wp:inline distT="0" distB="0" distL="0" distR="0" wp14:anchorId="048688C6" wp14:editId="3839C456">
+                  <wp:extent cx="5943600" cy="189230"/>
+                  <wp:effectExtent l="0" t="0" r="0" b="1270"/>
+                  <wp:docPr id="26" name="图片 26"/>
                   <wp:cNvGraphicFramePr>
                     <a:graphicFrameLocks xmlns:a="http://schemas.openxmlformats.org/drawingml/2006/main" noChangeAspect="1"/>
                   </wp:cNvGraphicFramePr>
@@ -17935,7 +21014,7 @@
                           <pic:cNvPicPr/>
                         </pic:nvPicPr>
                         <pic:blipFill>
-                          <a:blip r:embed="rId68"/>
+                          <a:blip r:embed="rId69"/>
                           <a:stretch>
                             <a:fillRect/>
                           </a:stretch>
@@ -17943,7 +21022,7 @@
                         <pic:spPr>
                           <a:xfrm>
                             <a:off x="0" y="0"/>
-                            <a:ext cx="5943600" cy="217805"/>
+                            <a:ext cx="5943600" cy="189230"/>
                           </a:xfrm>
                           <a:prstGeom prst="rect">
                             <a:avLst/>
@@ -17959,163 +21038,59 @@
           <w:p>
             <w:pPr>
               <w:rPr>
+                <w:rFonts w:ascii="Times New Roman" w:hAnsi="Times New Roman" w:cs="Times New Roman"/>
+              </w:rPr>
+            </w:pPr>
+          </w:p>
+          <w:p>
+            <w:pPr>
+              <w:rPr>
+                <w:rFonts w:ascii="Times New Roman" w:hAnsi="Times New Roman" w:cs="Times New Roman"/>
+              </w:rPr>
+            </w:pPr>
+            <w:r>
+              <w:rPr>
                 <w:rFonts w:ascii="Times New Roman" w:hAnsi="Times New Roman" w:cs="Times New Roman" w:hint="eastAsia"/>
               </w:rPr>
-            </w:pPr>
-          </w:p>
-        </w:tc>
-      </w:tr>
-    </w:tbl>
-    <w:p>
-      <w:pPr>
-        <w:rPr>
-          <w:rFonts w:ascii="Times New Roman" w:hAnsi="Times New Roman" w:cs="Times New Roman"/>
-        </w:rPr>
-      </w:pPr>
-    </w:p>
-    <w:p>
-      <w:pPr>
-        <w:rPr>
-          <w:rFonts w:ascii="Times New Roman" w:hAnsi="Times New Roman" w:cs="Times New Roman"/>
-        </w:rPr>
-      </w:pPr>
-      <w:r>
-        <w:rPr>
-          <w:rFonts w:ascii="Times New Roman" w:hAnsi="Times New Roman" w:cs="Times New Roman"/>
-          <w:b/>
-          <w:bCs/>
-        </w:rPr>
-        <w:t>Step</w:t>
-      </w:r>
-      <w:r>
-        <w:rPr>
-          <w:rFonts w:ascii="Times New Roman" w:hAnsi="Times New Roman" w:cs="Times New Roman"/>
-          <w:b/>
-          <w:bCs/>
-        </w:rPr>
-        <w:t xml:space="preserve"> 7</w:t>
-      </w:r>
-      <w:r>
-        <w:rPr>
-          <w:rFonts w:ascii="Times New Roman" w:hAnsi="Times New Roman" w:cs="Times New Roman"/>
-          <w:b/>
-          <w:bCs/>
-        </w:rPr>
-        <w:t xml:space="preserve"> (Run)</w:t>
-      </w:r>
-      <w:r>
-        <w:rPr>
-          <w:rFonts w:ascii="Times New Roman" w:hAnsi="Times New Roman" w:cs="Times New Roman"/>
-          <w:b/>
-          <w:bCs/>
-        </w:rPr>
-        <w:t>:</w:t>
-      </w:r>
-      <w:r>
-        <w:rPr>
-          <w:rFonts w:ascii="Times New Roman" w:hAnsi="Times New Roman" w:cs="Times New Roman"/>
-        </w:rPr>
-        <w:t xml:space="preserve"> </w:t>
-      </w:r>
-      <w:r>
-        <w:rPr>
-          <w:rFonts w:ascii="Times New Roman" w:hAnsi="Times New Roman" w:cs="Times New Roman"/>
-        </w:rPr>
-        <w:t>Peer2 setups the docker container,</w:t>
-      </w:r>
-    </w:p>
-    <w:tbl>
-      <w:tblPr>
-        <w:tblStyle w:val="a4"/>
-        <w:tblW w:w="0" w:type="auto"/>
-        <w:tblLook w:val="04A0" w:firstRow="1" w:lastRow="0" w:firstColumn="1" w:lastColumn="0" w:noHBand="0" w:noVBand="1"/>
-      </w:tblPr>
-      <w:tblGrid>
-        <w:gridCol w:w="9350"/>
-      </w:tblGrid>
-      <w:tr>
-        <w:tc>
-          <w:tcPr>
-            <w:tcW w:w="9350" w:type="dxa"/>
-          </w:tcPr>
-          <w:p>
-            <w:pPr>
+              <w:t>$</w:t>
+            </w:r>
+            <w:r>
               <w:rPr>
                 <w:rFonts w:ascii="Times New Roman" w:hAnsi="Times New Roman" w:cs="Times New Roman"/>
               </w:rPr>
-            </w:pPr>
-            <w:r>
+              <w:t xml:space="preserve"> docker </w:t>
+            </w:r>
+            <w:proofErr w:type="spellStart"/>
+            <w:r>
+              <w:rPr>
+                <w:rFonts w:ascii="Times New Roman" w:hAnsi="Times New Roman" w:cs="Times New Roman"/>
+              </w:rPr>
+              <w:t>ps</w:t>
+            </w:r>
+            <w:proofErr w:type="spellEnd"/>
+          </w:p>
+          <w:p>
+            <w:pPr>
+              <w:rPr>
+                <w:rFonts w:ascii="Times New Roman" w:hAnsi="Times New Roman" w:cs="Times New Roman"/>
+              </w:rPr>
+            </w:pPr>
+          </w:p>
+          <w:p>
+            <w:pPr>
               <w:rPr>
                 <w:rFonts w:ascii="Times New Roman" w:hAnsi="Times New Roman" w:cs="Times New Roman" w:hint="eastAsia"/>
               </w:rPr>
-              <w:t>$</w:t>
-            </w:r>
+            </w:pPr>
             <w:r>
               <w:rPr>
                 <w:rFonts w:ascii="Times New Roman" w:hAnsi="Times New Roman" w:cs="Times New Roman"/>
               </w:rPr>
-              <w:t xml:space="preserve"> cd $HOME/</w:t>
-            </w:r>
-            <w:r>
-              <w:rPr>
-                <w:rFonts w:ascii="Times New Roman" w:hAnsi="Times New Roman" w:cs="Times New Roman"/>
-              </w:rPr>
-              <w:t>fabric-samples/demo-first</w:t>
-            </w:r>
-          </w:p>
-          <w:p>
-            <w:pPr>
-              <w:rPr>
-                <w:rStyle w:val="a7"/>
-                <w:rFonts w:ascii="Times New Roman" w:hAnsi="Times New Roman" w:cs="Times New Roman"/>
-              </w:rPr>
-            </w:pPr>
-            <w:r>
-              <w:rPr>
-                <w:rFonts w:ascii="Times New Roman" w:hAnsi="Times New Roman" w:cs="Times New Roman" w:hint="eastAsia"/>
-              </w:rPr>
-              <w:t>$</w:t>
-            </w:r>
-            <w:r>
-              <w:rPr>
-                <w:rFonts w:ascii="Times New Roman" w:hAnsi="Times New Roman" w:cs="Times New Roman"/>
-              </w:rPr>
-              <w:t xml:space="preserve"> ./</w:t>
-            </w:r>
-            <w:hyperlink r:id="rId69" w:anchor="file-peer2-sh" w:history="1">
-              <w:r>
-                <w:rPr>
-                  <w:rStyle w:val="a7"/>
-                  <w:rFonts w:ascii="Times New Roman" w:hAnsi="Times New Roman" w:cs="Times New Roman"/>
-                  <w:b/>
-                  <w:bCs/>
-                </w:rPr>
-                <w:t>peer2.sh</w:t>
-              </w:r>
-            </w:hyperlink>
-          </w:p>
-          <w:p>
-            <w:pPr>
-              <w:rPr>
-                <w:rFonts w:ascii="Times New Roman" w:hAnsi="Times New Roman" w:cs="Times New Roman"/>
-              </w:rPr>
-            </w:pPr>
-          </w:p>
-          <w:p>
-            <w:pPr>
-              <w:rPr>
-                <w:rFonts w:ascii="Times New Roman" w:hAnsi="Times New Roman" w:cs="Times New Roman"/>
-              </w:rPr>
-            </w:pPr>
-            <w:r>
-              <w:rPr>
-                <w:rFonts w:ascii="Times New Roman" w:hAnsi="Times New Roman" w:cs="Times New Roman"/>
-              </w:rPr>
               <w:drawing>
-                <wp:inline distT="0" distB="0" distL="0" distR="0" wp14:anchorId="048688C6" wp14:editId="3839C456">
-                  <wp:extent cx="5943600" cy="189230"/>
-                  <wp:effectExtent l="0" t="0" r="0" b="1270"/>
-                  <wp:docPr id="26" name="图片 26"/>
+                <wp:inline distT="0" distB="0" distL="0" distR="0" wp14:anchorId="45CBBDF4" wp14:editId="34430AF0">
+                  <wp:extent cx="5943600" cy="212090"/>
+                  <wp:effectExtent l="0" t="0" r="0" b="0"/>
+                  <wp:docPr id="34" name="图片 34"/>
                   <wp:cNvGraphicFramePr>
                     <a:graphicFrameLocks xmlns:a="http://schemas.openxmlformats.org/drawingml/2006/main" noChangeAspect="1"/>
                   </wp:cNvGraphicFramePr>
@@ -18135,7 +21110,7 @@
                         <pic:spPr>
                           <a:xfrm>
                             <a:off x="0" y="0"/>
-                            <a:ext cx="5943600" cy="189230"/>
+                            <a:ext cx="5943600" cy="212090"/>
                           </a:xfrm>
                           <a:prstGeom prst="rect">
                             <a:avLst/>
@@ -18148,19 +21123,114 @@
               </w:drawing>
             </w:r>
           </w:p>
+        </w:tc>
+      </w:tr>
+    </w:tbl>
+    <w:p>
+      <w:pPr>
+        <w:rPr>
+          <w:rFonts w:ascii="Times New Roman" w:hAnsi="Times New Roman" w:cs="Times New Roman"/>
+        </w:rPr>
+      </w:pPr>
+    </w:p>
+    <w:p>
+      <w:pPr>
+        <w:rPr>
+          <w:rFonts w:ascii="Times New Roman" w:hAnsi="Times New Roman" w:cs="Times New Roman"/>
+        </w:rPr>
+      </w:pPr>
+      <w:r>
+        <w:rPr>
+          <w:rFonts w:ascii="Times New Roman" w:hAnsi="Times New Roman" w:cs="Times New Roman"/>
+          <w:b/>
+          <w:bCs/>
+        </w:rPr>
+        <w:t>Step</w:t>
+      </w:r>
+      <w:r>
+        <w:rPr>
+          <w:rFonts w:ascii="Times New Roman" w:hAnsi="Times New Roman" w:cs="Times New Roman"/>
+          <w:b/>
+          <w:bCs/>
+        </w:rPr>
+        <w:t xml:space="preserve"> 8</w:t>
+      </w:r>
+      <w:r>
+        <w:rPr>
+          <w:rFonts w:ascii="Times New Roman" w:hAnsi="Times New Roman" w:cs="Times New Roman"/>
+          <w:b/>
+          <w:bCs/>
+        </w:rPr>
+        <w:t xml:space="preserve"> (Run)</w:t>
+      </w:r>
+      <w:r>
+        <w:rPr>
+          <w:rFonts w:ascii="Times New Roman" w:hAnsi="Times New Roman" w:cs="Times New Roman"/>
+          <w:b/>
+          <w:bCs/>
+        </w:rPr>
+        <w:t>:</w:t>
+      </w:r>
+      <w:r>
+        <w:rPr>
+          <w:rFonts w:ascii="Times New Roman" w:hAnsi="Times New Roman" w:cs="Times New Roman"/>
+        </w:rPr>
+        <w:t xml:space="preserve"> </w:t>
+      </w:r>
+      <w:r>
+        <w:rPr>
+          <w:rFonts w:ascii="Times New Roman" w:hAnsi="Times New Roman" w:cs="Times New Roman"/>
+        </w:rPr>
+        <w:t>CLI setups the docker container,</w:t>
+      </w:r>
+    </w:p>
+    <w:tbl>
+      <w:tblPr>
+        <w:tblStyle w:val="a4"/>
+        <w:tblW w:w="0" w:type="auto"/>
+        <w:tblLook w:val="04A0" w:firstRow="1" w:lastRow="0" w:firstColumn="1" w:lastColumn="0" w:noHBand="0" w:noVBand="1"/>
+      </w:tblPr>
+      <w:tblGrid>
+        <w:gridCol w:w="9350"/>
+      </w:tblGrid>
+      <w:tr>
+        <w:tc>
+          <w:tcPr>
+            <w:tcW w:w="9350" w:type="dxa"/>
+          </w:tcPr>
           <w:p>
             <w:pPr>
               <w:rPr>
                 <w:rFonts w:ascii="Times New Roman" w:hAnsi="Times New Roman" w:cs="Times New Roman"/>
               </w:rPr>
             </w:pPr>
-          </w:p>
-          <w:p>
-            <w:pPr>
+            <w:r>
+              <w:rPr>
+                <w:rFonts w:ascii="Times New Roman" w:hAnsi="Times New Roman" w:cs="Times New Roman" w:hint="eastAsia"/>
+              </w:rPr>
+              <w:t>$</w:t>
+            </w:r>
+            <w:r>
               <w:rPr>
                 <w:rFonts w:ascii="Times New Roman" w:hAnsi="Times New Roman" w:cs="Times New Roman"/>
               </w:rPr>
-            </w:pPr>
+              <w:t xml:space="preserve"> cd $HOME/</w:t>
+            </w:r>
+            <w:r>
+              <w:rPr>
+                <w:rFonts w:ascii="Times New Roman" w:hAnsi="Times New Roman" w:cs="Times New Roman"/>
+              </w:rPr>
+              <w:t>fabric-samples/demo-first</w:t>
+            </w:r>
+          </w:p>
+          <w:p>
+            <w:pPr>
+              <w:rPr>
+                <w:rStyle w:val="a7"/>
+                <w:rFonts w:ascii="Times New Roman" w:hAnsi="Times New Roman" w:cs="Times New Roman"/>
+              </w:rPr>
+            </w:pPr>
+            <w:proofErr w:type="gramStart"/>
             <w:r>
               <w:rPr>
                 <w:rFonts w:ascii="Times New Roman" w:hAnsi="Times New Roman" w:cs="Times New Roman" w:hint="eastAsia"/>
@@ -18171,31 +21241,49 @@
               <w:rPr>
                 <w:rFonts w:ascii="Times New Roman" w:hAnsi="Times New Roman" w:cs="Times New Roman"/>
               </w:rPr>
-              <w:t xml:space="preserve"> docker ps</w:t>
-            </w:r>
-          </w:p>
-          <w:p>
-            <w:pPr>
+              <w:t xml:space="preserve"> .</w:t>
+            </w:r>
+            <w:proofErr w:type="gramEnd"/>
+            <w:r>
               <w:rPr>
                 <w:rFonts w:ascii="Times New Roman" w:hAnsi="Times New Roman" w:cs="Times New Roman"/>
               </w:rPr>
-            </w:pPr>
-          </w:p>
-          <w:p>
-            <w:pPr>
-              <w:rPr>
-                <w:rFonts w:ascii="Times New Roman" w:hAnsi="Times New Roman" w:cs="Times New Roman" w:hint="eastAsia"/>
-              </w:rPr>
-            </w:pPr>
-            <w:r>
+              <w:t>/</w:t>
+            </w:r>
+            <w:hyperlink r:id="rId71" w:anchor="file-cli-sh" w:history="1">
+              <w:r>
+                <w:rPr>
+                  <w:rStyle w:val="a7"/>
+                  <w:rFonts w:ascii="Times New Roman" w:hAnsi="Times New Roman" w:cs="Times New Roman"/>
+                  <w:b/>
+                  <w:bCs/>
+                </w:rPr>
+                <w:t>cli.sh</w:t>
+              </w:r>
+            </w:hyperlink>
+          </w:p>
+          <w:p>
+            <w:pPr>
               <w:rPr>
                 <w:rFonts w:ascii="Times New Roman" w:hAnsi="Times New Roman" w:cs="Times New Roman"/>
               </w:rPr>
+            </w:pPr>
+          </w:p>
+          <w:p>
+            <w:pPr>
+              <w:rPr>
+                <w:rFonts w:ascii="Times New Roman" w:hAnsi="Times New Roman" w:cs="Times New Roman"/>
+              </w:rPr>
+            </w:pPr>
+            <w:r>
+              <w:rPr>
+                <w:rFonts w:ascii="Times New Roman" w:hAnsi="Times New Roman" w:cs="Times New Roman"/>
+              </w:rPr>
               <w:drawing>
-                <wp:inline distT="0" distB="0" distL="0" distR="0" wp14:anchorId="45CBBDF4" wp14:editId="34430AF0">
-                  <wp:extent cx="5943600" cy="212090"/>
-                  <wp:effectExtent l="0" t="0" r="0" b="0"/>
-                  <wp:docPr id="34" name="图片 34"/>
+                <wp:inline distT="0" distB="0" distL="0" distR="0" wp14:anchorId="1EB9053D" wp14:editId="3B0AAE68">
+                  <wp:extent cx="5943600" cy="130810"/>
+                  <wp:effectExtent l="0" t="0" r="0" b="2540"/>
+                  <wp:docPr id="35" name="图片 35"/>
                   <wp:cNvGraphicFramePr>
                     <a:graphicFrameLocks xmlns:a="http://schemas.openxmlformats.org/drawingml/2006/main" noChangeAspect="1"/>
                   </wp:cNvGraphicFramePr>
@@ -18207,7 +21295,7 @@
                           <pic:cNvPicPr/>
                         </pic:nvPicPr>
                         <pic:blipFill>
-                          <a:blip r:embed="rId71"/>
+                          <a:blip r:embed="rId72"/>
                           <a:stretch>
                             <a:fillRect/>
                           </a:stretch>
@@ -18215,7 +21303,7 @@
                         <pic:spPr>
                           <a:xfrm>
                             <a:off x="0" y="0"/>
-                            <a:ext cx="5943600" cy="212090"/>
+                            <a:ext cx="5943600" cy="130810"/>
                           </a:xfrm>
                           <a:prstGeom prst="rect">
                             <a:avLst/>
@@ -18228,87 +21316,19 @@
               </w:drawing>
             </w:r>
           </w:p>
-        </w:tc>
-      </w:tr>
-    </w:tbl>
-    <w:p>
-      <w:pPr>
-        <w:rPr>
-          <w:rFonts w:ascii="Times New Roman" w:hAnsi="Times New Roman" w:cs="Times New Roman"/>
-        </w:rPr>
-      </w:pPr>
-    </w:p>
-    <w:p>
-      <w:pPr>
-        <w:rPr>
-          <w:rFonts w:ascii="Times New Roman" w:hAnsi="Times New Roman" w:cs="Times New Roman"/>
-        </w:rPr>
-      </w:pPr>
-      <w:r>
-        <w:rPr>
-          <w:rFonts w:ascii="Times New Roman" w:hAnsi="Times New Roman" w:cs="Times New Roman"/>
-          <w:b/>
-          <w:bCs/>
-        </w:rPr>
-        <w:t>Step</w:t>
-      </w:r>
-      <w:r>
-        <w:rPr>
-          <w:rFonts w:ascii="Times New Roman" w:hAnsi="Times New Roman" w:cs="Times New Roman"/>
-          <w:b/>
-          <w:bCs/>
-        </w:rPr>
-        <w:t xml:space="preserve"> 8</w:t>
-      </w:r>
-      <w:r>
-        <w:rPr>
-          <w:rFonts w:ascii="Times New Roman" w:hAnsi="Times New Roman" w:cs="Times New Roman"/>
-          <w:b/>
-          <w:bCs/>
-        </w:rPr>
-        <w:t xml:space="preserve"> (Run)</w:t>
-      </w:r>
-      <w:r>
-        <w:rPr>
-          <w:rFonts w:ascii="Times New Roman" w:hAnsi="Times New Roman" w:cs="Times New Roman"/>
-          <w:b/>
-          <w:bCs/>
-        </w:rPr>
-        <w:t>:</w:t>
-      </w:r>
-      <w:r>
-        <w:rPr>
-          <w:rFonts w:ascii="Times New Roman" w:hAnsi="Times New Roman" w:cs="Times New Roman"/>
-        </w:rPr>
-        <w:t xml:space="preserve"> </w:t>
-      </w:r>
-      <w:r>
-        <w:rPr>
-          <w:rFonts w:ascii="Times New Roman" w:hAnsi="Times New Roman" w:cs="Times New Roman"/>
-        </w:rPr>
-        <w:t>CLI setups the docker container,</w:t>
-      </w:r>
-    </w:p>
-    <w:tbl>
-      <w:tblPr>
-        <w:tblStyle w:val="a4"/>
-        <w:tblW w:w="0" w:type="auto"/>
-        <w:tblLook w:val="04A0" w:firstRow="1" w:lastRow="0" w:firstColumn="1" w:lastColumn="0" w:noHBand="0" w:noVBand="1"/>
-      </w:tblPr>
-      <w:tblGrid>
-        <w:gridCol w:w="9350"/>
-      </w:tblGrid>
-      <w:tr>
-        <w:tc>
-          <w:tcPr>
-            <w:tcW w:w="9350" w:type="dxa"/>
-          </w:tcPr>
           <w:p>
             <w:pPr>
               <w:rPr>
                 <w:rFonts w:ascii="Times New Roman" w:hAnsi="Times New Roman" w:cs="Times New Roman"/>
               </w:rPr>
             </w:pPr>
+          </w:p>
+          <w:p>
+            <w:pPr>
+              <w:rPr>
+                <w:rFonts w:ascii="Times New Roman" w:hAnsi="Times New Roman" w:cs="Times New Roman"/>
+              </w:rPr>
+            </w:pPr>
             <w:r>
               <w:rPr>
                 <w:rFonts w:ascii="Times New Roman" w:hAnsi="Times New Roman" w:cs="Times New Roman" w:hint="eastAsia"/>
@@ -18319,68 +21339,39 @@
               <w:rPr>
                 <w:rFonts w:ascii="Times New Roman" w:hAnsi="Times New Roman" w:cs="Times New Roman"/>
               </w:rPr>
-              <w:t xml:space="preserve"> cd $HOME/</w:t>
-            </w:r>
+              <w:t xml:space="preserve"> docker </w:t>
+            </w:r>
+            <w:proofErr w:type="spellStart"/>
             <w:r>
               <w:rPr>
                 <w:rFonts w:ascii="Times New Roman" w:hAnsi="Times New Roman" w:cs="Times New Roman"/>
               </w:rPr>
-              <w:t>fabric-samples/demo-first</w:t>
-            </w:r>
-          </w:p>
-          <w:p>
-            <w:pPr>
-              <w:rPr>
-                <w:rStyle w:val="a7"/>
+              <w:t>ps</w:t>
+            </w:r>
+            <w:proofErr w:type="spellEnd"/>
+          </w:p>
+          <w:p>
+            <w:pPr>
+              <w:rPr>
                 <w:rFonts w:ascii="Times New Roman" w:hAnsi="Times New Roman" w:cs="Times New Roman"/>
               </w:rPr>
             </w:pPr>
-            <w:r>
+          </w:p>
+          <w:p>
+            <w:pPr>
               <w:rPr>
                 <w:rFonts w:ascii="Times New Roman" w:hAnsi="Times New Roman" w:cs="Times New Roman" w:hint="eastAsia"/>
               </w:rPr>
-              <w:t>$</w:t>
-            </w:r>
+            </w:pPr>
             <w:r>
               <w:rPr>
                 <w:rFonts w:ascii="Times New Roman" w:hAnsi="Times New Roman" w:cs="Times New Roman"/>
               </w:rPr>
-              <w:t xml:space="preserve"> ./</w:t>
-            </w:r>
-            <w:hyperlink r:id="rId72" w:anchor="file-cli-sh" w:history="1">
-              <w:r>
-                <w:rPr>
-                  <w:rStyle w:val="a7"/>
-                  <w:rFonts w:ascii="Times New Roman" w:hAnsi="Times New Roman" w:cs="Times New Roman"/>
-                  <w:b/>
-                  <w:bCs/>
-                </w:rPr>
-                <w:t>cli.sh</w:t>
-              </w:r>
-            </w:hyperlink>
-          </w:p>
-          <w:p>
-            <w:pPr>
-              <w:rPr>
-                <w:rFonts w:ascii="Times New Roman" w:hAnsi="Times New Roman" w:cs="Times New Roman"/>
-              </w:rPr>
-            </w:pPr>
-          </w:p>
-          <w:p>
-            <w:pPr>
-              <w:rPr>
-                <w:rFonts w:ascii="Times New Roman" w:hAnsi="Times New Roman" w:cs="Times New Roman"/>
-              </w:rPr>
-            </w:pPr>
-            <w:r>
-              <w:rPr>
-                <w:rFonts w:ascii="Times New Roman" w:hAnsi="Times New Roman" w:cs="Times New Roman"/>
-              </w:rPr>
               <w:drawing>
-                <wp:inline distT="0" distB="0" distL="0" distR="0" wp14:anchorId="1EB9053D" wp14:editId="3B0AAE68">
-                  <wp:extent cx="5943600" cy="130810"/>
-                  <wp:effectExtent l="0" t="0" r="0" b="2540"/>
-                  <wp:docPr id="35" name="图片 35"/>
+                <wp:inline distT="0" distB="0" distL="0" distR="0" wp14:anchorId="1C7F8BF8" wp14:editId="64296110">
+                  <wp:extent cx="5943600" cy="218440"/>
+                  <wp:effectExtent l="0" t="0" r="0" b="0"/>
+                  <wp:docPr id="44" name="图片 44"/>
                   <wp:cNvGraphicFramePr>
                     <a:graphicFrameLocks xmlns:a="http://schemas.openxmlformats.org/drawingml/2006/main" noChangeAspect="1"/>
                   </wp:cNvGraphicFramePr>
@@ -18400,86 +21391,6 @@
                         <pic:spPr>
                           <a:xfrm>
                             <a:off x="0" y="0"/>
-                            <a:ext cx="5943600" cy="130810"/>
-                          </a:xfrm>
-                          <a:prstGeom prst="rect">
-                            <a:avLst/>
-                          </a:prstGeom>
-                        </pic:spPr>
-                      </pic:pic>
-                    </a:graphicData>
-                  </a:graphic>
-                </wp:inline>
-              </w:drawing>
-            </w:r>
-          </w:p>
-          <w:p>
-            <w:pPr>
-              <w:rPr>
-                <w:rFonts w:ascii="Times New Roman" w:hAnsi="Times New Roman" w:cs="Times New Roman"/>
-              </w:rPr>
-            </w:pPr>
-          </w:p>
-          <w:p>
-            <w:pPr>
-              <w:rPr>
-                <w:rFonts w:ascii="Times New Roman" w:hAnsi="Times New Roman" w:cs="Times New Roman"/>
-              </w:rPr>
-            </w:pPr>
-            <w:r>
-              <w:rPr>
-                <w:rFonts w:ascii="Times New Roman" w:hAnsi="Times New Roman" w:cs="Times New Roman" w:hint="eastAsia"/>
-              </w:rPr>
-              <w:t>$</w:t>
-            </w:r>
-            <w:r>
-              <w:rPr>
-                <w:rFonts w:ascii="Times New Roman" w:hAnsi="Times New Roman" w:cs="Times New Roman"/>
-              </w:rPr>
-              <w:t xml:space="preserve"> docker ps</w:t>
-            </w:r>
-          </w:p>
-          <w:p>
-            <w:pPr>
-              <w:rPr>
-                <w:rFonts w:ascii="Times New Roman" w:hAnsi="Times New Roman" w:cs="Times New Roman"/>
-              </w:rPr>
-            </w:pPr>
-          </w:p>
-          <w:p>
-            <w:pPr>
-              <w:rPr>
-                <w:rFonts w:ascii="Times New Roman" w:hAnsi="Times New Roman" w:cs="Times New Roman" w:hint="eastAsia"/>
-              </w:rPr>
-            </w:pPr>
-            <w:r>
-              <w:rPr>
-                <w:rFonts w:ascii="Times New Roman" w:hAnsi="Times New Roman" w:cs="Times New Roman"/>
-              </w:rPr>
-              <w:drawing>
-                <wp:inline distT="0" distB="0" distL="0" distR="0" wp14:anchorId="1C7F8BF8" wp14:editId="64296110">
-                  <wp:extent cx="5943600" cy="218440"/>
-                  <wp:effectExtent l="0" t="0" r="0" b="0"/>
-                  <wp:docPr id="44" name="图片 44"/>
-                  <wp:cNvGraphicFramePr>
-                    <a:graphicFrameLocks xmlns:a="http://schemas.openxmlformats.org/drawingml/2006/main" noChangeAspect="1"/>
-                  </wp:cNvGraphicFramePr>
-                  <a:graphic xmlns:a="http://schemas.openxmlformats.org/drawingml/2006/main">
-                    <a:graphicData uri="http://schemas.openxmlformats.org/drawingml/2006/picture">
-                      <pic:pic xmlns:pic="http://schemas.openxmlformats.org/drawingml/2006/picture">
-                        <pic:nvPicPr>
-                          <pic:cNvPr id="1" name=""/>
-                          <pic:cNvPicPr/>
-                        </pic:nvPicPr>
-                        <pic:blipFill>
-                          <a:blip r:embed="rId74"/>
-                          <a:stretch>
-                            <a:fillRect/>
-                          </a:stretch>
-                        </pic:blipFill>
-                        <pic:spPr>
-                          <a:xfrm>
-                            <a:off x="0" y="0"/>
                             <a:ext cx="5943600" cy="218440"/>
                           </a:xfrm>
                           <a:prstGeom prst="rect">
@@ -18635,8 +21546,32 @@
         <w:rPr>
           <w:rFonts w:ascii="Times New Roman" w:hAnsi="Times New Roman" w:cs="Times New Roman"/>
         </w:rPr>
-        <w:t xml:space="preserve"> a channel.block, and then all peers join the channel.block</w:t>
-      </w:r>
+        <w:t xml:space="preserve"> a </w:t>
+      </w:r>
+      <w:proofErr w:type="spellStart"/>
+      <w:proofErr w:type="gramStart"/>
+      <w:r>
+        <w:rPr>
+          <w:rFonts w:ascii="Times New Roman" w:hAnsi="Times New Roman" w:cs="Times New Roman"/>
+        </w:rPr>
+        <w:t>channel.block</w:t>
+      </w:r>
+      <w:proofErr w:type="spellEnd"/>
+      <w:proofErr w:type="gramEnd"/>
+      <w:r>
+        <w:rPr>
+          <w:rFonts w:ascii="Times New Roman" w:hAnsi="Times New Roman" w:cs="Times New Roman"/>
+        </w:rPr>
+        <w:t xml:space="preserve">, and then all peers join the </w:t>
+      </w:r>
+      <w:proofErr w:type="spellStart"/>
+      <w:r>
+        <w:rPr>
+          <w:rFonts w:ascii="Times New Roman" w:hAnsi="Times New Roman" w:cs="Times New Roman"/>
+        </w:rPr>
+        <w:t>channel.block</w:t>
+      </w:r>
+      <w:proofErr w:type="spellEnd"/>
       <w:r>
         <w:rPr>
           <w:rFonts w:ascii="Times New Roman" w:hAnsi="Times New Roman" w:cs="Times New Roman"/>
@@ -18681,6 +21616,7 @@
               </w:rPr>
               <w:t xml:space="preserve">// </w:t>
             </w:r>
+            <w:proofErr w:type="gramStart"/>
             <w:r>
               <w:rPr>
                 <w:rFonts w:asciiTheme="minorHAnsi" w:hAnsiTheme="minorHAnsi" w:cstheme="minorHAnsi"/>
@@ -18689,6 +21625,7 @@
               </w:rPr>
               <w:t>CLI  goes</w:t>
             </w:r>
+            <w:proofErr w:type="gramEnd"/>
             <w:r>
               <w:rPr>
                 <w:rFonts w:asciiTheme="minorHAnsi" w:hAnsiTheme="minorHAnsi" w:cstheme="minorHAnsi"/>
@@ -18760,6 +21697,14 @@
                 <w:szCs w:val="22"/>
               </w:rPr>
               <w:br/>
+            </w:r>
+            <w:proofErr w:type="gramStart"/>
+            <w:r>
+              <w:rPr>
+                <w:rFonts w:asciiTheme="minorHAnsi" w:hAnsiTheme="minorHAnsi" w:cstheme="minorHAnsi"/>
+                <w:sz w:val="22"/>
+                <w:szCs w:val="22"/>
+              </w:rPr>
               <w:t xml:space="preserve"># </w:t>
             </w:r>
             <w:r>
@@ -18768,9 +21713,18 @@
                 <w:sz w:val="22"/>
                 <w:szCs w:val="22"/>
               </w:rPr>
-              <w:t>./</w:t>
-            </w:r>
-            <w:hyperlink r:id="rId75" w:anchor="file-step1-sh" w:history="1">
+              <w:t>.</w:t>
+            </w:r>
+            <w:proofErr w:type="gramEnd"/>
+            <w:r>
+              <w:rPr>
+                <w:rFonts w:asciiTheme="minorHAnsi" w:hAnsiTheme="minorHAnsi" w:cstheme="minorHAnsi"/>
+                <w:sz w:val="22"/>
+                <w:szCs w:val="22"/>
+              </w:rPr>
+              <w:t>/</w:t>
+            </w:r>
+            <w:hyperlink r:id="rId74" w:anchor="file-step1-sh" w:history="1">
               <w:r>
                 <w:rPr>
                   <w:rStyle w:val="a7"/>
@@ -18820,7 +21774,7 @@
                           <pic:cNvPicPr/>
                         </pic:nvPicPr>
                         <pic:blipFill>
-                          <a:blip r:embed="rId76"/>
+                          <a:blip r:embed="rId75"/>
                           <a:stretch>
                             <a:fillRect/>
                           </a:stretch>
@@ -18855,11 +21809,87 @@
             <w:pPr>
               <w:pStyle w:val="HTML"/>
               <w:rPr>
-                <w:rFonts w:asciiTheme="minorHAnsi" w:hAnsiTheme="minorHAnsi" w:cstheme="minorHAnsi"/>
-                <w:sz w:val="22"/>
-                <w:szCs w:val="22"/>
-              </w:rPr>
-            </w:pPr>
+                <w:rFonts w:asciiTheme="minorHAnsi" w:eastAsiaTheme="minorEastAsia" w:hAnsiTheme="minorHAnsi" w:cstheme="minorHAnsi" w:hint="eastAsia"/>
+                <w:sz w:val="22"/>
+                <w:szCs w:val="22"/>
+              </w:rPr>
+            </w:pPr>
+            <w:r>
+              <w:rPr>
+                <w:rFonts w:asciiTheme="minorHAnsi" w:eastAsiaTheme="minorEastAsia" w:hAnsiTheme="minorHAnsi" w:cstheme="minorHAnsi" w:hint="eastAsia"/>
+                <w:sz w:val="22"/>
+                <w:szCs w:val="22"/>
+              </w:rPr>
+              <w:t>#</w:t>
+            </w:r>
+            <w:r>
+              <w:rPr>
+                <w:rFonts w:asciiTheme="minorHAnsi" w:eastAsiaTheme="minorEastAsia" w:hAnsiTheme="minorHAnsi" w:cstheme="minorHAnsi"/>
+                <w:sz w:val="22"/>
+                <w:szCs w:val="22"/>
+              </w:rPr>
+              <w:t xml:space="preserve"> </w:t>
+            </w:r>
+            <w:proofErr w:type="gramStart"/>
+            <w:r>
+              <w:rPr>
+                <w:rFonts w:asciiTheme="minorHAnsi" w:eastAsiaTheme="minorEastAsia" w:hAnsiTheme="minorHAnsi" w:cstheme="minorHAnsi"/>
+                <w:sz w:val="22"/>
+                <w:szCs w:val="22"/>
+              </w:rPr>
+              <w:t>go</w:t>
+            </w:r>
+            <w:proofErr w:type="gramEnd"/>
+            <w:r>
+              <w:rPr>
+                <w:rFonts w:asciiTheme="minorHAnsi" w:eastAsiaTheme="minorEastAsia" w:hAnsiTheme="minorHAnsi" w:cstheme="minorHAnsi"/>
+                <w:sz w:val="22"/>
+                <w:szCs w:val="22"/>
+              </w:rPr>
+              <w:t xml:space="preserve"> env -w GOPROXY=https://goproxy.cn</w:t>
+            </w:r>
+            <w:r>
+              <w:rPr>
+                <w:rFonts w:asciiTheme="minorHAnsi" w:eastAsiaTheme="minorEastAsia" w:hAnsiTheme="minorHAnsi" w:cstheme="minorHAnsi"/>
+                <w:sz w:val="22"/>
+                <w:szCs w:val="22"/>
+              </w:rPr>
+              <w:t xml:space="preserve"> // </w:t>
+            </w:r>
+            <w:r>
+              <w:rPr>
+                <w:rFonts w:asciiTheme="minorHAnsi" w:eastAsiaTheme="minorEastAsia" w:hAnsiTheme="minorHAnsi" w:cstheme="minorHAnsi"/>
+                <w:sz w:val="22"/>
+                <w:szCs w:val="22"/>
+              </w:rPr>
+              <w:t xml:space="preserve">add it if </w:t>
+            </w:r>
+            <w:r>
+              <w:rPr>
+                <w:rFonts w:asciiTheme="minorHAnsi" w:eastAsiaTheme="minorEastAsia" w:hAnsiTheme="minorHAnsi" w:cstheme="minorHAnsi"/>
+                <w:sz w:val="22"/>
+                <w:szCs w:val="22"/>
+              </w:rPr>
+              <w:t xml:space="preserve">access </w:t>
+            </w:r>
+            <w:proofErr w:type="spellStart"/>
+            <w:r>
+              <w:rPr>
+                <w:rFonts w:asciiTheme="minorHAnsi" w:eastAsiaTheme="minorEastAsia" w:hAnsiTheme="minorHAnsi" w:cstheme="minorHAnsi"/>
+                <w:sz w:val="22"/>
+                <w:szCs w:val="22"/>
+              </w:rPr>
+              <w:t>golang</w:t>
+            </w:r>
+            <w:proofErr w:type="spellEnd"/>
+            <w:r>
+              <w:rPr>
+                <w:rFonts w:asciiTheme="minorHAnsi" w:eastAsiaTheme="minorEastAsia" w:hAnsiTheme="minorHAnsi" w:cstheme="minorHAnsi"/>
+                <w:sz w:val="22"/>
+                <w:szCs w:val="22"/>
+              </w:rPr>
+              <w:t xml:space="preserve"> within the Great Wall</w:t>
+            </w:r>
           </w:p>
           <w:p>
             <w:pPr>
@@ -18870,125 +21900,7 @@
                 <w:szCs w:val="22"/>
               </w:rPr>
             </w:pPr>
-          </w:p>
-          <w:p>
-            <w:pPr>
-              <w:pStyle w:val="HTML"/>
-              <w:rPr>
-                <w:rFonts w:asciiTheme="minorHAnsi" w:hAnsiTheme="minorHAnsi" w:cstheme="minorHAnsi"/>
-                <w:sz w:val="22"/>
-                <w:szCs w:val="22"/>
-              </w:rPr>
-            </w:pPr>
-          </w:p>
-          <w:p>
-            <w:pPr>
-              <w:pStyle w:val="HTML"/>
-              <w:rPr>
-                <w:rFonts w:asciiTheme="minorHAnsi" w:hAnsiTheme="minorHAnsi" w:cstheme="minorHAnsi"/>
-                <w:sz w:val="22"/>
-                <w:szCs w:val="22"/>
-              </w:rPr>
-            </w:pPr>
-          </w:p>
-          <w:p>
-            <w:pPr>
-              <w:pStyle w:val="HTML"/>
-              <w:rPr>
-                <w:rFonts w:asciiTheme="minorHAnsi" w:hAnsiTheme="minorHAnsi" w:cstheme="minorHAnsi"/>
-                <w:sz w:val="22"/>
-                <w:szCs w:val="22"/>
-              </w:rPr>
-            </w:pPr>
-          </w:p>
-          <w:p>
-            <w:pPr>
-              <w:pStyle w:val="HTML"/>
-              <w:rPr>
-                <w:rFonts w:asciiTheme="minorHAnsi" w:hAnsiTheme="minorHAnsi" w:cstheme="minorHAnsi"/>
-                <w:sz w:val="22"/>
-                <w:szCs w:val="22"/>
-              </w:rPr>
-            </w:pPr>
-          </w:p>
-          <w:p>
-            <w:pPr>
-              <w:pStyle w:val="HTML"/>
-              <w:rPr>
-                <w:rFonts w:asciiTheme="minorHAnsi" w:hAnsiTheme="minorHAnsi" w:cstheme="minorHAnsi"/>
-                <w:sz w:val="22"/>
-                <w:szCs w:val="22"/>
-              </w:rPr>
-            </w:pPr>
-          </w:p>
-          <w:p>
-            <w:pPr>
-              <w:pStyle w:val="HTML"/>
-              <w:rPr>
-                <w:rFonts w:asciiTheme="minorHAnsi" w:eastAsiaTheme="minorEastAsia" w:hAnsiTheme="minorHAnsi" w:cstheme="minorHAnsi" w:hint="eastAsia"/>
-                <w:sz w:val="22"/>
-                <w:szCs w:val="22"/>
-              </w:rPr>
-            </w:pPr>
-            <w:r>
-              <w:rPr>
-                <w:rFonts w:asciiTheme="minorHAnsi" w:eastAsiaTheme="minorEastAsia" w:hAnsiTheme="minorHAnsi" w:cstheme="minorHAnsi" w:hint="eastAsia"/>
-                <w:sz w:val="22"/>
-                <w:szCs w:val="22"/>
-              </w:rPr>
-              <w:lastRenderedPageBreak/>
-              <w:t>#</w:t>
-            </w:r>
-            <w:r>
-              <w:rPr>
-                <w:rFonts w:asciiTheme="minorHAnsi" w:eastAsiaTheme="minorEastAsia" w:hAnsiTheme="minorHAnsi" w:cstheme="minorHAnsi"/>
-                <w:sz w:val="22"/>
-                <w:szCs w:val="22"/>
-              </w:rPr>
-              <w:t xml:space="preserve"> </w:t>
-            </w:r>
-            <w:r>
-              <w:rPr>
-                <w:rFonts w:asciiTheme="minorHAnsi" w:eastAsiaTheme="minorEastAsia" w:hAnsiTheme="minorHAnsi" w:cstheme="minorHAnsi"/>
-                <w:sz w:val="22"/>
-                <w:szCs w:val="22"/>
-              </w:rPr>
-              <w:t>go env -w GOPROXY=https://goproxy.cn</w:t>
-            </w:r>
-            <w:r>
-              <w:rPr>
-                <w:rFonts w:asciiTheme="minorHAnsi" w:eastAsiaTheme="minorEastAsia" w:hAnsiTheme="minorHAnsi" w:cstheme="minorHAnsi"/>
-                <w:sz w:val="22"/>
-                <w:szCs w:val="22"/>
-              </w:rPr>
-              <w:t xml:space="preserve"> // </w:t>
-            </w:r>
-            <w:r>
-              <w:rPr>
-                <w:rFonts w:asciiTheme="minorHAnsi" w:eastAsiaTheme="minorEastAsia" w:hAnsiTheme="minorHAnsi" w:cstheme="minorHAnsi"/>
-                <w:sz w:val="22"/>
-                <w:szCs w:val="22"/>
-              </w:rPr>
-              <w:t xml:space="preserve">add it if </w:t>
-            </w:r>
-            <w:r>
-              <w:rPr>
-                <w:rFonts w:asciiTheme="minorHAnsi" w:eastAsiaTheme="minorEastAsia" w:hAnsiTheme="minorHAnsi" w:cstheme="minorHAnsi"/>
-                <w:sz w:val="22"/>
-                <w:szCs w:val="22"/>
-              </w:rPr>
-              <w:t>access golang within the Great Wall</w:t>
-            </w:r>
-          </w:p>
-          <w:p>
-            <w:pPr>
-              <w:pStyle w:val="HTML"/>
-              <w:rPr>
-                <w:rFonts w:asciiTheme="minorHAnsi" w:hAnsiTheme="minorHAnsi" w:cstheme="minorHAnsi"/>
-                <w:sz w:val="22"/>
-                <w:szCs w:val="22"/>
-              </w:rPr>
-            </w:pPr>
+            <w:proofErr w:type="gramStart"/>
             <w:r>
               <w:rPr>
                 <w:rFonts w:asciiTheme="minorHAnsi" w:hAnsiTheme="minorHAnsi" w:cstheme="minorHAnsi"/>
@@ -19003,9 +21915,18 @@
                 <w:sz w:val="22"/>
                 <w:szCs w:val="22"/>
               </w:rPr>
-              <w:t>./</w:t>
-            </w:r>
-            <w:hyperlink r:id="rId77" w:anchor="file-step2-sh" w:history="1">
+              <w:t>.</w:t>
+            </w:r>
+            <w:proofErr w:type="gramEnd"/>
+            <w:r>
+              <w:rPr>
+                <w:rFonts w:asciiTheme="minorHAnsi" w:hAnsiTheme="minorHAnsi" w:cstheme="minorHAnsi"/>
+                <w:sz w:val="22"/>
+                <w:szCs w:val="22"/>
+              </w:rPr>
+              <w:t>/</w:t>
+            </w:r>
+            <w:hyperlink r:id="rId76" w:anchor="file-step2-sh" w:history="1">
               <w:r>
                 <w:rPr>
                   <w:rStyle w:val="a7"/>
@@ -19082,6 +22003,7 @@
           <w:rStyle w:val="a3"/>
           <w:color w:val="2F5496" w:themeColor="accent1" w:themeShade="BF"/>
         </w:rPr>
+        <w:lastRenderedPageBreak/>
         <w:t>3</w:t>
       </w:r>
       <w:r>
@@ -19153,11 +22075,19 @@
         </w:rPr>
         <w:t xml:space="preserve">the Nodejs SDK folder and </w:t>
       </w:r>
+      <w:proofErr w:type="spellStart"/>
       <w:r>
         <w:rPr>
           <w:bCs/>
         </w:rPr>
-        <w:t>tls, wallet, and workload</w:t>
+        <w:t>tls</w:t>
+      </w:r>
+      <w:proofErr w:type="spellEnd"/>
+      <w:r>
+        <w:rPr>
+          <w:bCs/>
+        </w:rPr>
+        <w:t>, wallet, and workload</w:t>
       </w:r>
       <w:r>
         <w:rPr>
@@ -19199,16 +22129,24 @@
               </w:rPr>
               <w:t xml:space="preserve"> </w:t>
             </w:r>
+            <w:proofErr w:type="spellStart"/>
             <w:r>
               <w:rPr>
                 <w:rFonts w:cstheme="minorHAnsi"/>
               </w:rPr>
-              <w:t xml:space="preserve">mkdir -p </w:t>
-            </w:r>
+              <w:t>mkdir</w:t>
+            </w:r>
+            <w:proofErr w:type="spellEnd"/>
             <w:r>
               <w:rPr>
                 <w:rFonts w:cstheme="minorHAnsi"/>
               </w:rPr>
+              <w:t xml:space="preserve"> -p </w:t>
+            </w:r>
+            <w:r>
+              <w:rPr>
+                <w:rFonts w:cstheme="minorHAnsi"/>
+              </w:rPr>
               <w:t>$HOME</w:t>
             </w:r>
             <w:r>
@@ -19228,31 +22166,67 @@
               <w:rPr>
                 <w:rFonts w:cstheme="minorHAnsi"/>
               </w:rPr>
-              <w:t>$ mkdir -p</w:t>
-            </w:r>
+              <w:t xml:space="preserve">$ </w:t>
+            </w:r>
+            <w:proofErr w:type="spellStart"/>
             <w:r>
               <w:rPr>
                 <w:rFonts w:cstheme="minorHAnsi"/>
               </w:rPr>
+              <w:t>mkdir</w:t>
+            </w:r>
+            <w:proofErr w:type="spellEnd"/>
+            <w:r>
+              <w:rPr>
+                <w:rFonts w:cstheme="minorHAnsi"/>
+              </w:rPr>
+              <w:t xml:space="preserve"> -p</w:t>
+            </w:r>
+            <w:r>
+              <w:rPr>
+                <w:rFonts w:cstheme="minorHAnsi"/>
+              </w:rPr>
               <w:t xml:space="preserve"> $HOME</w:t>
             </w:r>
             <w:r>
               <w:rPr>
                 <w:rFonts w:cstheme="minorHAnsi"/>
               </w:rPr>
-              <w:t>/fabric-samples/demo-first/workload/tls</w:t>
-            </w:r>
+              <w:t>/fabric-samples/demo-first/workload/</w:t>
+            </w:r>
+            <w:proofErr w:type="spellStart"/>
             <w:r>
               <w:rPr>
                 <w:rFonts w:cstheme="minorHAnsi"/>
               </w:rPr>
+              <w:t>tls</w:t>
+            </w:r>
+            <w:proofErr w:type="spellEnd"/>
+            <w:r>
+              <w:rPr>
+                <w:rFonts w:cstheme="minorHAnsi"/>
+              </w:rPr>
               <w:br/>
-              <w:t xml:space="preserve">$ mkdir -p </w:t>
-            </w:r>
+              <w:t xml:space="preserve">$ </w:t>
+            </w:r>
+            <w:proofErr w:type="spellStart"/>
             <w:r>
               <w:rPr>
                 <w:rFonts w:cstheme="minorHAnsi"/>
               </w:rPr>
+              <w:t>mkdir</w:t>
+            </w:r>
+            <w:proofErr w:type="spellEnd"/>
+            <w:r>
+              <w:rPr>
+                <w:rFonts w:cstheme="minorHAnsi"/>
+              </w:rPr>
+              <w:t xml:space="preserve"> -p </w:t>
+            </w:r>
+            <w:r>
+              <w:rPr>
+                <w:rFonts w:cstheme="minorHAnsi"/>
+              </w:rPr>
               <w:t>$HOME</w:t>
             </w:r>
             <w:r>
@@ -19272,7 +22246,21 @@
               <w:rPr>
                 <w:rFonts w:cstheme="minorHAnsi"/>
               </w:rPr>
-              <w:t xml:space="preserve">$ mkdir -p </w:t>
+              <w:t xml:space="preserve">$ </w:t>
+            </w:r>
+            <w:proofErr w:type="spellStart"/>
+            <w:r>
+              <w:rPr>
+                <w:rFonts w:cstheme="minorHAnsi"/>
+              </w:rPr>
+              <w:t>mkdir</w:t>
+            </w:r>
+            <w:proofErr w:type="spellEnd"/>
+            <w:r>
+              <w:rPr>
+                <w:rFonts w:cstheme="minorHAnsi"/>
+              </w:rPr>
+              <w:t xml:space="preserve"> -p </w:t>
             </w:r>
             <w:r>
               <w:rPr>
@@ -19323,8 +22311,16 @@
               <w:rPr>
                 <w:bCs/>
               </w:rPr>
-              <w:t>$HOME/fabric-samples/demo-first/workload/tls</w:t>
-            </w:r>
+              <w:t>$HOME/fabric-samples/demo-first/workload/</w:t>
+            </w:r>
+            <w:proofErr w:type="spellStart"/>
+            <w:r>
+              <w:rPr>
+                <w:bCs/>
+              </w:rPr>
+              <w:t>tls</w:t>
+            </w:r>
+            <w:proofErr w:type="spellEnd"/>
           </w:p>
           <w:p>
             <w:pPr>
@@ -19345,7 +22341,7 @@
               </w:rPr>
               <w:t xml:space="preserve"> vi </w:t>
             </w:r>
-            <w:hyperlink r:id="rId78" w:anchor="file-read_pem-py" w:history="1">
+            <w:hyperlink r:id="rId77" w:anchor="file-read_pem-py" w:history="1">
               <w:r>
                 <w:rPr>
                   <w:rStyle w:val="a7"/>
@@ -19374,7 +22370,7 @@
               </w:rPr>
               <w:t xml:space="preserve"> vi </w:t>
             </w:r>
-            <w:hyperlink r:id="rId79" w:anchor="file-prepare_tls_peer0_org1-sh" w:history="1">
+            <w:hyperlink r:id="rId78" w:anchor="file-prepare_tls_peer0_org1-sh" w:history="1">
               <w:r>
                 <w:rPr>
                   <w:rStyle w:val="a7"/>
@@ -19403,7 +22399,7 @@
               </w:rPr>
               <w:t xml:space="preserve"> vi </w:t>
             </w:r>
-            <w:hyperlink r:id="rId80" w:anchor="file-prepare_tls_peer0_org2-sh" w:history="1">
+            <w:hyperlink r:id="rId79" w:anchor="file-prepare_tls_peer0_org2-sh" w:history="1">
               <w:r>
                 <w:rPr>
                   <w:rStyle w:val="a7"/>
@@ -19432,7 +22428,7 @@
               </w:rPr>
               <w:t xml:space="preserve"> vi </w:t>
             </w:r>
-            <w:hyperlink r:id="rId81" w:anchor="file-all-sh" w:history="1">
+            <w:hyperlink r:id="rId80" w:anchor="file-all-sh" w:history="1">
               <w:r>
                 <w:rPr>
                   <w:rStyle w:val="a7"/>
@@ -19494,7 +22490,7 @@
               </w:rPr>
               <w:t xml:space="preserve"> vi </w:t>
             </w:r>
-            <w:hyperlink r:id="rId82" w:anchor="file-prepare_wallet_user1_org1-py" w:history="1">
+            <w:hyperlink r:id="rId81" w:anchor="file-prepare_wallet_user1_org1-py" w:history="1">
               <w:r>
                 <w:rPr>
                   <w:rStyle w:val="a7"/>
@@ -19523,7 +22519,7 @@
               </w:rPr>
               <w:t xml:space="preserve"> vi </w:t>
             </w:r>
-            <w:hyperlink r:id="rId83" w:anchor="file-prepare_wallet_user1_org2-py" w:history="1">
+            <w:hyperlink r:id="rId82" w:anchor="file-prepare_wallet_user1_org2-py" w:history="1">
               <w:r>
                 <w:rPr>
                   <w:rStyle w:val="a7"/>
@@ -19552,7 +22548,7 @@
               </w:rPr>
               <w:t xml:space="preserve"> </w:t>
             </w:r>
-            <w:hyperlink r:id="rId84" w:anchor="file-all-sh" w:history="1">
+            <w:hyperlink r:id="rId83" w:anchor="file-all-sh" w:history="1">
               <w:r>
                 <w:rPr>
                   <w:rStyle w:val="a7"/>
@@ -19601,7 +22597,7 @@
               </w:rPr>
               <w:t xml:space="preserve"> vi </w:t>
             </w:r>
-            <w:hyperlink r:id="rId85" w:anchor="file-invoke-js" w:history="1">
+            <w:hyperlink r:id="rId84" w:anchor="file-invoke-js" w:history="1">
               <w:r>
                 <w:rPr>
                   <w:rStyle w:val="a7"/>
@@ -19630,7 +22626,7 @@
               </w:rPr>
               <w:t xml:space="preserve"> vi </w:t>
             </w:r>
-            <w:hyperlink r:id="rId86" w:anchor="file-prepare_sdk_peer0_org1-sh" w:history="1">
+            <w:hyperlink r:id="rId85" w:anchor="file-prepare_sdk_peer0_org1-sh" w:history="1">
               <w:r>
                 <w:rPr>
                   <w:rStyle w:val="a7"/>
@@ -19659,7 +22655,7 @@
               </w:rPr>
               <w:t xml:space="preserve"> vi </w:t>
             </w:r>
-            <w:hyperlink r:id="rId87" w:anchor="file-prepare_sdk_peer0_org2-sh" w:history="1">
+            <w:hyperlink r:id="rId86" w:anchor="file-prepare_sdk_peer0_org2-sh" w:history="1">
               <w:r>
                 <w:rPr>
                   <w:rStyle w:val="a7"/>
@@ -19686,9 +22682,23 @@
               <w:rPr>
                 <w:bCs/>
               </w:rPr>
-              <w:t xml:space="preserve"> vi ./</w:t>
-            </w:r>
-            <w:hyperlink r:id="rId88" w:anchor="file-all-sh" w:history="1">
+              <w:t xml:space="preserve"> </w:t>
+            </w:r>
+            <w:proofErr w:type="gramStart"/>
+            <w:r>
+              <w:rPr>
+                <w:bCs/>
+              </w:rPr>
+              <w:t>vi .</w:t>
+            </w:r>
+            <w:proofErr w:type="gramEnd"/>
+            <w:r>
+              <w:rPr>
+                <w:bCs/>
+              </w:rPr>
+              <w:t>/</w:t>
+            </w:r>
+            <w:hyperlink r:id="rId87" w:anchor="file-all-sh" w:history="1">
               <w:r>
                 <w:rPr>
                   <w:rStyle w:val="a7"/>
@@ -19811,7 +22821,8 @@
               </w:rPr>
               <w:t xml:space="preserve">vi </w:t>
             </w:r>
-            <w:hyperlink r:id="rId89" w:anchor="file-package-json" w:history="1">
+            <w:hyperlink r:id="rId88" w:anchor="file-package-json" w:history="1">
+              <w:proofErr w:type="gramStart"/>
               <w:r>
                 <w:rPr>
                   <w:rStyle w:val="a7"/>
@@ -19819,6 +22830,7 @@
                 </w:rPr>
                 <w:t>package.json</w:t>
               </w:r>
+              <w:proofErr w:type="gramEnd"/>
             </w:hyperlink>
           </w:p>
           <w:p>
@@ -19838,7 +22850,21 @@
               <w:rPr>
                 <w:bCs/>
               </w:rPr>
-              <w:t xml:space="preserve"> npm install</w:t>
+              <w:t xml:space="preserve"> </w:t>
+            </w:r>
+            <w:proofErr w:type="spellStart"/>
+            <w:r>
+              <w:rPr>
+                <w:bCs/>
+              </w:rPr>
+              <w:t>npm</w:t>
+            </w:r>
+            <w:proofErr w:type="spellEnd"/>
+            <w:r>
+              <w:rPr>
+                <w:bCs/>
+              </w:rPr>
+              <w:t xml:space="preserve"> install</w:t>
             </w:r>
           </w:p>
           <w:p>
@@ -19866,7 +22892,7 @@
               </w:rPr>
               <w:t>vi $HOME/fabric-samples/demo-first/workload/node_modules/fabric-network/lib/</w:t>
             </w:r>
-            <w:hyperlink r:id="rId90" w:anchor="file-transaction-js" w:history="1">
+            <w:hyperlink r:id="rId89" w:anchor="file-transaction-js" w:history="1">
               <w:r>
                 <w:rPr>
                   <w:rStyle w:val="a7"/>
@@ -19904,7 +22930,7 @@
         </w:rPr>
         <w:t xml:space="preserve">Prepare wallets of </w:t>
       </w:r>
-      <w:hyperlink r:id="rId91" w:history="1">
+      <w:hyperlink r:id="rId90" w:history="1">
         <w:r>
           <w:rPr>
             <w:rStyle w:val="a7"/>
@@ -19919,7 +22945,7 @@
         </w:rPr>
         <w:t xml:space="preserve"> and </w:t>
       </w:r>
-      <w:hyperlink r:id="rId92" w:history="1">
+      <w:hyperlink r:id="rId91" w:history="1">
         <w:r>
           <w:rPr>
             <w:rStyle w:val="a7"/>
@@ -20038,7 +23064,6 @@
                 <w:rFonts w:hint="eastAsia"/>
                 <w:bCs/>
               </w:rPr>
-              <w:lastRenderedPageBreak/>
               <w:t>$</w:t>
             </w:r>
             <w:r>
@@ -20123,6 +23148,7 @@
                 <w:bCs/>
               </w:rPr>
             </w:pPr>
+            <w:proofErr w:type="gramStart"/>
             <w:r>
               <w:rPr>
                 <w:rFonts w:hint="eastAsia"/>
@@ -20140,9 +23166,16 @@
               <w:rPr>
                 <w:bCs/>
               </w:rPr>
-              <w:t>./</w:t>
-            </w:r>
-            <w:hyperlink r:id="rId93" w:anchor="file-scp-sh" w:history="1">
+              <w:t>.</w:t>
+            </w:r>
+            <w:proofErr w:type="gramEnd"/>
+            <w:r>
+              <w:rPr>
+                <w:bCs/>
+              </w:rPr>
+              <w:t>/</w:t>
+            </w:r>
+            <w:hyperlink r:id="rId92" w:anchor="file-scp-sh" w:history="1">
               <w:r>
                 <w:rPr>
                   <w:rStyle w:val="a7"/>
@@ -20177,20 +23210,29 @@
                 <w:bCs/>
               </w:rPr>
             </w:pPr>
+            <w:proofErr w:type="gramStart"/>
             <w:r>
               <w:rPr>
                 <w:rFonts w:hint="eastAsia"/>
                 <w:bCs/>
               </w:rPr>
+              <w:lastRenderedPageBreak/>
               <w:t>$</w:t>
             </w:r>
             <w:r>
               <w:rPr>
                 <w:bCs/>
               </w:rPr>
-              <w:t xml:space="preserve"> ./</w:t>
-            </w:r>
-            <w:hyperlink r:id="rId94" w:anchor="file-ssh-sh" w:history="1">
+              <w:t xml:space="preserve"> .</w:t>
+            </w:r>
+            <w:proofErr w:type="gramEnd"/>
+            <w:r>
+              <w:rPr>
+                <w:bCs/>
+              </w:rPr>
+              <w:t>/</w:t>
+            </w:r>
+            <w:hyperlink r:id="rId93" w:anchor="file-ssh-sh" w:history="1">
               <w:r>
                 <w:rPr>
                   <w:rStyle w:val="a7"/>
@@ -20211,12 +23253,14 @@
               </w:rPr>
               <w:t>&gt; result/</w:t>
             </w:r>
+            <w:proofErr w:type="spellStart"/>
             <w:r>
               <w:rPr>
                 <w:b/>
               </w:rPr>
               <w:t>benchlog</w:t>
             </w:r>
+            <w:proofErr w:type="spellEnd"/>
           </w:p>
           <w:p>
             <w:pPr>
@@ -20270,7 +23314,7 @@
               </w:rPr>
               <w:t xml:space="preserve"> node </w:t>
             </w:r>
-            <w:hyperlink r:id="rId95" w:anchor="file-query-js" w:history="1">
+            <w:hyperlink r:id="rId94" w:anchor="file-query-js" w:history="1">
               <w:r>
                 <w:rPr>
                   <w:rStyle w:val="a7"/>
@@ -20305,7 +23349,7 @@
               </w:rPr>
               <w:t xml:space="preserve"> node </w:t>
             </w:r>
-            <w:hyperlink r:id="rId96" w:anchor="file-invoke-js" w:history="1">
+            <w:hyperlink r:id="rId95" w:anchor="file-invoke-js" w:history="1">
               <w:r>
                 <w:rPr>
                   <w:rStyle w:val="a7"/>
@@ -20383,7 +23427,7 @@
             <w:r>
               <w:t xml:space="preserve">$ python </w:t>
             </w:r>
-            <w:hyperlink r:id="rId97" w:anchor="file-readthroughput_p1-py" w:history="1">
+            <w:hyperlink r:id="rId96" w:anchor="file-readthroughput_p1-py" w:history="1">
               <w:r>
                 <w:rPr>
                   <w:rStyle w:val="a7"/>
@@ -20392,8 +23436,13 @@
               </w:r>
             </w:hyperlink>
             <w:r>
-              <w:t xml:space="preserve"> // rate of sending endorsed txs</w:t>
-            </w:r>
+              <w:t xml:space="preserve"> // rate of sending endorsed </w:t>
+            </w:r>
+            <w:proofErr w:type="spellStart"/>
+            <w:r>
+              <w:t>txs</w:t>
+            </w:r>
+            <w:proofErr w:type="spellEnd"/>
           </w:p>
           <w:p>
             <w:r>
@@ -20405,7 +23454,7 @@
             <w:r>
               <w:t xml:space="preserve"> python </w:t>
             </w:r>
-            <w:hyperlink r:id="rId98" w:anchor="file-readdelay_p1-py" w:history="1">
+            <w:hyperlink r:id="rId97" w:anchor="file-readdelay_p1-py" w:history="1">
               <w:r>
                 <w:rPr>
                   <w:rStyle w:val="a7"/>
@@ -20463,8 +23512,36 @@
                 <w:sz w:val="22"/>
                 <w:szCs w:val="22"/>
               </w:rPr>
-              <w:t>$ docker logs containername &gt;&amp; ordererlog</w:t>
-            </w:r>
+              <w:t xml:space="preserve">$ docker logs </w:t>
+            </w:r>
+            <w:proofErr w:type="spellStart"/>
+            <w:r>
+              <w:rPr>
+                <w:rFonts w:asciiTheme="minorHAnsi" w:hAnsiTheme="minorHAnsi" w:cstheme="minorHAnsi"/>
+                <w:sz w:val="22"/>
+                <w:szCs w:val="22"/>
+              </w:rPr>
+              <w:t>containername</w:t>
+            </w:r>
+            <w:proofErr w:type="spellEnd"/>
+            <w:r>
+              <w:rPr>
+                <w:rFonts w:asciiTheme="minorHAnsi" w:hAnsiTheme="minorHAnsi" w:cstheme="minorHAnsi"/>
+                <w:sz w:val="22"/>
+                <w:szCs w:val="22"/>
+              </w:rPr>
+              <w:t xml:space="preserve"> &gt;&amp; </w:t>
+            </w:r>
+            <w:proofErr w:type="spellStart"/>
+            <w:r>
+              <w:rPr>
+                <w:rFonts w:asciiTheme="minorHAnsi" w:hAnsiTheme="minorHAnsi" w:cstheme="minorHAnsi"/>
+                <w:sz w:val="22"/>
+                <w:szCs w:val="22"/>
+              </w:rPr>
+              <w:t>ordererlog</w:t>
+            </w:r>
+            <w:proofErr w:type="spellEnd"/>
           </w:p>
           <w:p>
             <w:pPr>
@@ -20483,11 +23560,68 @@
                 <w:rFonts w:cstheme="minorHAnsi"/>
                 <w:b/>
               </w:rPr>
-              <w:t>docker logs $(docker ps -a | grep 'orderer'| awk '{print $1 }') &gt;&amp; ordererlog</w:t>
-            </w:r>
+              <w:t xml:space="preserve">docker logs $(docker </w:t>
+            </w:r>
+            <w:proofErr w:type="spellStart"/>
             <w:r>
               <w:rPr>
                 <w:rFonts w:cstheme="minorHAnsi"/>
+                <w:b/>
+              </w:rPr>
+              <w:t>ps</w:t>
+            </w:r>
+            <w:proofErr w:type="spellEnd"/>
+            <w:r>
+              <w:rPr>
+                <w:rFonts w:cstheme="minorHAnsi"/>
+                <w:b/>
+              </w:rPr>
+              <w:t xml:space="preserve"> -a | grep '</w:t>
+            </w:r>
+            <w:proofErr w:type="spellStart"/>
+            <w:r>
+              <w:rPr>
+                <w:rFonts w:cstheme="minorHAnsi"/>
+                <w:b/>
+              </w:rPr>
+              <w:t>orderer</w:t>
+            </w:r>
+            <w:proofErr w:type="spellEnd"/>
+            <w:r>
+              <w:rPr>
+                <w:rFonts w:cstheme="minorHAnsi"/>
+                <w:b/>
+              </w:rPr>
+              <w:t>'| awk '{print $</w:t>
+            </w:r>
+            <w:proofErr w:type="gramStart"/>
+            <w:r>
+              <w:rPr>
+                <w:rFonts w:cstheme="minorHAnsi"/>
+                <w:b/>
+              </w:rPr>
+              <w:t>1 }</w:t>
+            </w:r>
+            <w:proofErr w:type="gramEnd"/>
+            <w:r>
+              <w:rPr>
+                <w:rFonts w:cstheme="minorHAnsi"/>
+                <w:b/>
+              </w:rPr>
+              <w:t xml:space="preserve">') &gt;&amp; </w:t>
+            </w:r>
+            <w:proofErr w:type="spellStart"/>
+            <w:r>
+              <w:rPr>
+                <w:rFonts w:cstheme="minorHAnsi"/>
+                <w:b/>
+              </w:rPr>
+              <w:t>ordererlog</w:t>
+            </w:r>
+            <w:proofErr w:type="spellEnd"/>
+            <w:r>
+              <w:rPr>
+                <w:rFonts w:cstheme="minorHAnsi"/>
               </w:rPr>
               <w:br/>
             </w:r>
@@ -20498,9 +23632,37 @@
               <w:rPr>
                 <w:rFonts w:cstheme="minorHAnsi"/>
               </w:rPr>
-              <w:t xml:space="preserve">$ scp ordererlog </w:t>
-            </w:r>
-            <w:hyperlink r:id="rId99" w:history="1">
+              <w:t xml:space="preserve">$ </w:t>
+            </w:r>
+            <w:proofErr w:type="spellStart"/>
+            <w:r>
+              <w:rPr>
+                <w:rFonts w:cstheme="minorHAnsi"/>
+              </w:rPr>
+              <w:t>scp</w:t>
+            </w:r>
+            <w:proofErr w:type="spellEnd"/>
+            <w:r>
+              <w:rPr>
+                <w:rFonts w:cstheme="minorHAnsi"/>
+              </w:rPr>
+              <w:t xml:space="preserve"> </w:t>
+            </w:r>
+            <w:proofErr w:type="spellStart"/>
+            <w:r>
+              <w:rPr>
+                <w:rFonts w:cstheme="minorHAnsi"/>
+              </w:rPr>
+              <w:t>ordererlog</w:t>
+            </w:r>
+            <w:proofErr w:type="spellEnd"/>
+            <w:r>
+              <w:rPr>
+                <w:rFonts w:cstheme="minorHAnsi"/>
+              </w:rPr>
+              <w:t xml:space="preserve"> </w:t>
+            </w:r>
+            <w:hyperlink r:id="rId98" w:history="1">
               <w:r>
                 <w:rPr>
                   <w:rStyle w:val="a7"/>
@@ -20514,7 +23676,7 @@
             <w:r>
               <w:t xml:space="preserve">$ python </w:t>
             </w:r>
-            <w:hyperlink r:id="rId100" w:anchor="file-readthroughput_p2-py" w:history="1">
+            <w:hyperlink r:id="rId99" w:anchor="file-readthroughput_p2-py" w:history="1">
               <w:r>
                 <w:rPr>
                   <w:rStyle w:val="a7"/>
@@ -20566,8 +23728,30 @@
               <w:rPr>
                 <w:rFonts w:cstheme="minorHAnsi"/>
               </w:rPr>
-              <w:t>$ docker logs containername &gt;&amp; peerlog</w:t>
-            </w:r>
+              <w:t xml:space="preserve">$ docker logs </w:t>
+            </w:r>
+            <w:proofErr w:type="spellStart"/>
+            <w:r>
+              <w:rPr>
+                <w:rFonts w:cstheme="minorHAnsi"/>
+              </w:rPr>
+              <w:t>containername</w:t>
+            </w:r>
+            <w:proofErr w:type="spellEnd"/>
+            <w:r>
+              <w:rPr>
+                <w:rFonts w:cstheme="minorHAnsi"/>
+              </w:rPr>
+              <w:t xml:space="preserve"> &gt;&amp; </w:t>
+            </w:r>
+            <w:proofErr w:type="spellStart"/>
+            <w:r>
+              <w:rPr>
+                <w:rFonts w:cstheme="minorHAnsi"/>
+              </w:rPr>
+              <w:t>peerlog</w:t>
+            </w:r>
+            <w:proofErr w:type="spellEnd"/>
           </w:p>
           <w:p>
             <w:r>
@@ -20581,27 +23765,68 @@
                 <w:rFonts w:cstheme="minorHAnsi"/>
                 <w:b/>
               </w:rPr>
-              <w:t>docker logs $(docker ps -a | grep 'peer</w:t>
-            </w:r>
+              <w:t xml:space="preserve">docker logs $(docker </w:t>
+            </w:r>
+            <w:proofErr w:type="spellStart"/>
             <w:r>
               <w:rPr>
                 <w:rFonts w:cstheme="minorHAnsi"/>
                 <w:b/>
               </w:rPr>
-              <w:t xml:space="preserve"> node start</w:t>
-            </w:r>
+              <w:t>ps</w:t>
+            </w:r>
+            <w:proofErr w:type="spellEnd"/>
             <w:r>
               <w:rPr>
                 <w:rFonts w:cstheme="minorHAnsi"/>
                 <w:b/>
               </w:rPr>
-              <w:t>'| awk '{print $1 }') &gt;&amp; peerlog</w:t>
-            </w:r>
-          </w:p>
-          <w:p>
+              <w:t xml:space="preserve"> -a | grep 'peer</w:t>
+            </w:r>
             <w:r>
               <w:rPr>
                 <w:rFonts w:cstheme="minorHAnsi"/>
+                <w:b/>
+              </w:rPr>
+              <w:t xml:space="preserve"> node start</w:t>
+            </w:r>
+            <w:r>
+              <w:rPr>
+                <w:rFonts w:cstheme="minorHAnsi"/>
+                <w:b/>
+              </w:rPr>
+              <w:t>'| awk '{print $</w:t>
+            </w:r>
+            <w:proofErr w:type="gramStart"/>
+            <w:r>
+              <w:rPr>
+                <w:rFonts w:cstheme="minorHAnsi"/>
+                <w:b/>
+              </w:rPr>
+              <w:t>1 }</w:t>
+            </w:r>
+            <w:proofErr w:type="gramEnd"/>
+            <w:r>
+              <w:rPr>
+                <w:rFonts w:cstheme="minorHAnsi"/>
+                <w:b/>
+              </w:rPr>
+              <w:t xml:space="preserve">') &gt;&amp; </w:t>
+            </w:r>
+            <w:proofErr w:type="spellStart"/>
+            <w:r>
+              <w:rPr>
+                <w:rFonts w:cstheme="minorHAnsi"/>
+                <w:b/>
+              </w:rPr>
+              <w:t>peerlog</w:t>
+            </w:r>
+            <w:proofErr w:type="spellEnd"/>
+          </w:p>
+          <w:p>
+            <w:r>
+              <w:rPr>
+                <w:rFonts w:cstheme="minorHAnsi"/>
               </w:rPr>
               <w:t>/</w:t>
             </w:r>
@@ -20612,9 +23837,37 @@
               <w:rPr>
                 <w:rFonts w:cstheme="minorHAnsi"/>
               </w:rPr>
-              <w:t xml:space="preserve">$ scp peerlog </w:t>
-            </w:r>
-            <w:hyperlink r:id="rId101" w:history="1">
+              <w:t xml:space="preserve">$ </w:t>
+            </w:r>
+            <w:proofErr w:type="spellStart"/>
+            <w:r>
+              <w:rPr>
+                <w:rFonts w:cstheme="minorHAnsi"/>
+              </w:rPr>
+              <w:t>scp</w:t>
+            </w:r>
+            <w:proofErr w:type="spellEnd"/>
+            <w:r>
+              <w:rPr>
+                <w:rFonts w:cstheme="minorHAnsi"/>
+              </w:rPr>
+              <w:t xml:space="preserve"> </w:t>
+            </w:r>
+            <w:proofErr w:type="spellStart"/>
+            <w:r>
+              <w:rPr>
+                <w:rFonts w:cstheme="minorHAnsi"/>
+              </w:rPr>
+              <w:t>peerlog</w:t>
+            </w:r>
+            <w:proofErr w:type="spellEnd"/>
+            <w:r>
+              <w:rPr>
+                <w:rFonts w:cstheme="minorHAnsi"/>
+              </w:rPr>
+              <w:t xml:space="preserve"> </w:t>
+            </w:r>
+            <w:hyperlink r:id="rId100" w:history="1">
               <w:r>
                 <w:rPr>
                   <w:rStyle w:val="a7"/>
@@ -20634,7 +23887,7 @@
             <w:r>
               <w:t xml:space="preserve"> python2 </w:t>
             </w:r>
-            <w:hyperlink r:id="rId102" w:anchor="file-readthroughput_p3" w:history="1">
+            <w:hyperlink r:id="rId101" w:anchor="file-readthroughput_p3" w:history="1">
               <w:r>
                 <w:rPr>
                   <w:rStyle w:val="a7"/>
@@ -20657,24 +23910,73 @@
           </w:p>
           <w:p>
             <w:r>
-              <w:t># peer channel fetch 228 last.block -o orderer.example.com:7050 -c mychannel --tls --cafile /opt/gopath/src/github.com/hyperledger/fabric/peer/crypto/ordererOrganizations/example.com/orderers/orderer.example.com/msp/tlscacerts/tlsca.example.com-cert.pem</w:t>
+              <w:t xml:space="preserve"># peer channel fetch 228 </w:t>
+            </w:r>
+            <w:proofErr w:type="spellStart"/>
+            <w:proofErr w:type="gramStart"/>
+            <w:r>
+              <w:t>last.block</w:t>
+            </w:r>
+            <w:proofErr w:type="spellEnd"/>
+            <w:proofErr w:type="gramEnd"/>
+            <w:r>
+              <w:t xml:space="preserve"> -o orderer.example.com:7050 -c </w:t>
+            </w:r>
+            <w:proofErr w:type="spellStart"/>
+            <w:r>
+              <w:t>mychannel</w:t>
+            </w:r>
+            <w:proofErr w:type="spellEnd"/>
+            <w:r>
+              <w:t xml:space="preserve"> --</w:t>
+            </w:r>
+            <w:proofErr w:type="spellStart"/>
+            <w:r>
+              <w:t>tls</w:t>
+            </w:r>
+            <w:proofErr w:type="spellEnd"/>
+            <w:r>
+              <w:t xml:space="preserve"> --</w:t>
+            </w:r>
+            <w:proofErr w:type="spellStart"/>
+            <w:r>
+              <w:t>cafile</w:t>
+            </w:r>
+            <w:proofErr w:type="spellEnd"/>
+            <w:r>
+              <w:t xml:space="preserve"> /opt/gopath/src/github.com/hyperledger/fabric/peer/crypto/ordererOrganizations/example.com/orderers/orderer.example.com/msp/tlscacerts/tlsca.example.com-cert.pem</w:t>
             </w:r>
           </w:p>
           <w:p/>
           <w:p>
             <w:r>
-              <w:t>$ rm -rf benchlog</w:t>
-            </w:r>
-          </w:p>
-          <w:p>
-            <w:r>
-              <w:t>$ rm -rf ordererlog</w:t>
-            </w:r>
-          </w:p>
-          <w:p>
-            <w:r>
-              <w:t>$ rm -rf peerlog</w:t>
-            </w:r>
+              <w:t xml:space="preserve">$ rm -rf </w:t>
+            </w:r>
+            <w:proofErr w:type="spellStart"/>
+            <w:r>
+              <w:t>benchlog</w:t>
+            </w:r>
+            <w:proofErr w:type="spellEnd"/>
+          </w:p>
+          <w:p>
+            <w:r>
+              <w:t xml:space="preserve">$ rm -rf </w:t>
+            </w:r>
+            <w:proofErr w:type="spellStart"/>
+            <w:r>
+              <w:t>ordererlog</w:t>
+            </w:r>
+            <w:proofErr w:type="spellEnd"/>
+          </w:p>
+          <w:p>
+            <w:r>
+              <w:t xml:space="preserve">$ rm -rf </w:t>
+            </w:r>
+            <w:proofErr w:type="spellStart"/>
+            <w:r>
+              <w:t>peerlog</w:t>
+            </w:r>
+            <w:proofErr w:type="spellEnd"/>
           </w:p>
         </w:tc>
       </w:tr>
@@ -20709,9 +24011,19 @@
             <w:r>
               <w:t xml:space="preserve"> </w:t>
             </w:r>
-            <w:r>
-              <w:t>sudo apt install python-numpy</w:t>
-            </w:r>
+            <w:proofErr w:type="spellStart"/>
+            <w:r>
+              <w:t>sudo</w:t>
+            </w:r>
+            <w:proofErr w:type="spellEnd"/>
+            <w:r>
+              <w:t xml:space="preserve"> apt install python-</w:t>
+            </w:r>
+            <w:proofErr w:type="spellStart"/>
+            <w:r>
+              <w:t>numpy</w:t>
+            </w:r>
+            <w:proofErr w:type="spellEnd"/>
           </w:p>
         </w:tc>
       </w:tr>
@@ -20755,12 +24067,16 @@
               <w:rPr>
                 <w:rFonts w:hint="eastAsia"/>
               </w:rPr>
-              <w:lastRenderedPageBreak/>
               <w:t>#</w:t>
             </w:r>
             <w:r>
-              <w:t xml:space="preserve"> exit</w:t>
-            </w:r>
+              <w:t xml:space="preserve"> </w:t>
+            </w:r>
+            <w:proofErr w:type="gramStart"/>
+            <w:r>
+              <w:t>exit</w:t>
+            </w:r>
+            <w:proofErr w:type="gramEnd"/>
           </w:p>
           <w:p>
             <w:pPr>
@@ -20785,6 +24101,7 @@
             </w:r>
           </w:p>
           <w:p>
+            <w:proofErr w:type="gramStart"/>
             <w:r>
               <w:rPr>
                 <w:rFonts w:hint="eastAsia"/>
@@ -20795,9 +24112,13 @@
               <w:t xml:space="preserve"> </w:t>
             </w:r>
             <w:r>
-              <w:t>./</w:t>
-            </w:r>
-            <w:hyperlink r:id="rId103" w:anchor="file-clean-sh" w:history="1">
+              <w:t>.</w:t>
+            </w:r>
+            <w:proofErr w:type="gramEnd"/>
+            <w:r>
+              <w:t>/</w:t>
+            </w:r>
+            <w:hyperlink r:id="rId102" w:anchor="file-clean-sh" w:history="1">
               <w:r>
                 <w:rPr>
                   <w:rStyle w:val="a7"/>
@@ -21068,9 +24389,11 @@
         </w:rPr>
         <w:t>启动</w:t>
       </w:r>
+      <w:proofErr w:type="spellStart"/>
       <w:r>
         <w:t>test.yaml</w:t>
       </w:r>
+      <w:proofErr w:type="spellEnd"/>
       <w:r>
         <w:rPr>
           <w:rFonts w:hint="eastAsia"/>
@@ -21106,7 +24429,8 @@
             <w:r>
               <w:t xml:space="preserve">$ docker-compose -f </w:t>
             </w:r>
-            <w:hyperlink r:id="rId104" w:anchor="file-test-yaml" w:history="1">
+            <w:hyperlink r:id="rId103" w:anchor="file-test-yaml" w:history="1">
+              <w:proofErr w:type="gramStart"/>
               <w:r>
                 <w:rPr>
                   <w:rStyle w:val="a7"/>
@@ -21114,6 +24438,7 @@
                 </w:rPr>
                 <w:t>test.yaml</w:t>
               </w:r>
+              <w:proofErr w:type="gramEnd"/>
             </w:hyperlink>
             <w:r>
               <w:t xml:space="preserve"> up -d</w:t>
@@ -21128,7 +24453,6 @@
         <w:rPr>
           <w:rFonts w:hint="eastAsia"/>
         </w:rPr>
-        <w:lastRenderedPageBreak/>
         <w:t>进入容器，如下，</w:t>
       </w:r>
     </w:p>
@@ -21191,10 +24515,32 @@
           </w:tcPr>
           <w:p>
             <w:r>
+              <w:lastRenderedPageBreak/>
               <w:t xml:space="preserve"># </w:t>
             </w:r>
-            <w:r>
-              <w:t>time dd if=/dev/zero of=test.dbf bs=8k count=300000 oflag=direct</w:t>
+            <w:proofErr w:type="gramStart"/>
+            <w:r>
+              <w:t>time</w:t>
+            </w:r>
+            <w:proofErr w:type="gramEnd"/>
+            <w:r>
+              <w:t xml:space="preserve"> dd if=/dev/zero of=</w:t>
+            </w:r>
+            <w:proofErr w:type="spellStart"/>
+            <w:r>
+              <w:t>test.dbf</w:t>
+            </w:r>
+            <w:proofErr w:type="spellEnd"/>
+            <w:r>
+              <w:t xml:space="preserve"> bs=8k count=300000 </w:t>
+            </w:r>
+            <w:proofErr w:type="spellStart"/>
+            <w:r>
+              <w:t>oflag</w:t>
+            </w:r>
+            <w:proofErr w:type="spellEnd"/>
+            <w:r>
+              <w:t>=direct</w:t>
             </w:r>
           </w:p>
           <w:p>
@@ -21326,9 +24672,11 @@
         </w:rPr>
         <w:t>启动</w:t>
       </w:r>
+      <w:proofErr w:type="spellStart"/>
       <w:r>
         <w:t>test.yaml</w:t>
       </w:r>
+      <w:proofErr w:type="spellEnd"/>
       <w:r>
         <w:rPr>
           <w:rFonts w:hint="eastAsia"/>
@@ -21364,7 +24712,8 @@
             <w:r>
               <w:t xml:space="preserve">$ docker-compose -f </w:t>
             </w:r>
-            <w:hyperlink r:id="rId105" w:anchor="file-test-yaml" w:history="1">
+            <w:hyperlink r:id="rId104" w:anchor="file-test-yaml" w:history="1">
+              <w:proofErr w:type="gramStart"/>
               <w:r>
                 <w:rPr>
                   <w:rStyle w:val="a7"/>
@@ -21372,6 +24721,7 @@
                 </w:rPr>
                 <w:t>test.yaml</w:t>
               </w:r>
+              <w:proofErr w:type="gramEnd"/>
             </w:hyperlink>
             <w:r>
               <w:t xml:space="preserve"> up -d</w:t>
@@ -21457,7 +24807,31 @@
           </w:tcPr>
           <w:p>
             <w:r>
-              <w:t># time dd if=/dev/zero of=test.dbf bs=8k count=300000 oflag=direct</w:t>
+              <w:t xml:space="preserve"># </w:t>
+            </w:r>
+            <w:proofErr w:type="gramStart"/>
+            <w:r>
+              <w:t>time</w:t>
+            </w:r>
+            <w:proofErr w:type="gramEnd"/>
+            <w:r>
+              <w:t xml:space="preserve"> dd if=/dev/zero of=</w:t>
+            </w:r>
+            <w:proofErr w:type="spellStart"/>
+            <w:r>
+              <w:t>test.dbf</w:t>
+            </w:r>
+            <w:proofErr w:type="spellEnd"/>
+            <w:r>
+              <w:t xml:space="preserve"> bs=8k count=300000 </w:t>
+            </w:r>
+            <w:proofErr w:type="spellStart"/>
+            <w:r>
+              <w:t>oflag</w:t>
+            </w:r>
+            <w:proofErr w:type="spellEnd"/>
+            <w:r>
+              <w:t>=direct</w:t>
             </w:r>
           </w:p>
           <w:p>
@@ -21539,7 +24913,6 @@
           </w:p>
           <w:p>
             <w:r>
-              <w:lastRenderedPageBreak/>
               <w:t xml:space="preserve">$ docker rm -f </w:t>
             </w:r>
             <w:r>
@@ -21557,12 +24930,14 @@
         </w:rPr>
         <w:t>然后，将</w:t>
       </w:r>
+      <w:proofErr w:type="spellStart"/>
       <w:r>
         <w:rPr>
           <w:rFonts w:hint="eastAsia"/>
         </w:rPr>
         <w:t>iops</w:t>
       </w:r>
+      <w:proofErr w:type="spellEnd"/>
       <w:r>
         <w:rPr>
           <w:rFonts w:hint="eastAsia"/>
@@ -21613,9 +24988,11 @@
         </w:rPr>
         <w:t>的</w:t>
       </w:r>
+      <w:proofErr w:type="spellStart"/>
       <w:r>
         <w:t>blocksize</w:t>
       </w:r>
+      <w:proofErr w:type="spellEnd"/>
       <w:r>
         <w:rPr>
           <w:rFonts w:hint="eastAsia"/>
@@ -21631,12 +25008,14 @@
         </w:rPr>
         <w:t>，则</w:t>
       </w:r>
+      <w:proofErr w:type="spellStart"/>
       <w:r>
         <w:rPr>
           <w:rFonts w:hint="eastAsia"/>
         </w:rPr>
         <w:t>iops</w:t>
       </w:r>
+      <w:proofErr w:type="spellEnd"/>
       <w:r>
         <w:rPr>
           <w:rFonts w:hint="eastAsia"/>
@@ -21662,6 +25041,7 @@
           <w:rFonts w:hint="eastAsia"/>
           <w:b/>
         </w:rPr>
+        <w:lastRenderedPageBreak/>
         <w:t>注意：</w:t>
       </w:r>
       <w:r>
@@ -21670,9 +25050,11 @@
         </w:rPr>
         <w:t>可以通过下列命令获取</w:t>
       </w:r>
+      <w:proofErr w:type="spellStart"/>
       <w:r>
         <w:t>iops</w:t>
       </w:r>
+      <w:proofErr w:type="spellEnd"/>
       <w:r>
         <w:rPr>
           <w:rFonts w:hint="eastAsia"/>
@@ -21696,7 +25078,15 @@
           </w:tcPr>
           <w:p>
             <w:r>
-              <w:t>$ iostat -x 10</w:t>
+              <w:t xml:space="preserve">$ </w:t>
+            </w:r>
+            <w:proofErr w:type="spellStart"/>
+            <w:r>
+              <w:t>iostat</w:t>
+            </w:r>
+            <w:proofErr w:type="spellEnd"/>
+            <w:r>
+              <w:t xml:space="preserve"> -x 10</w:t>
             </w:r>
           </w:p>
         </w:tc>
@@ -21722,30 +25112,36 @@
         </w:rPr>
         <w:t>分布。然后根据对应的</w:t>
       </w:r>
+      <w:proofErr w:type="spellStart"/>
       <w:r>
         <w:t>blocksize</w:t>
       </w:r>
+      <w:proofErr w:type="spellEnd"/>
       <w:r>
         <w:rPr>
           <w:rFonts w:hint="eastAsia"/>
         </w:rPr>
         <w:t>的大小，对</w:t>
       </w:r>
+      <w:proofErr w:type="spellStart"/>
       <w:r>
         <w:rPr>
           <w:rFonts w:hint="eastAsia"/>
         </w:rPr>
         <w:t>iops</w:t>
       </w:r>
+      <w:proofErr w:type="spellEnd"/>
       <w:r>
         <w:rPr>
           <w:rFonts w:hint="eastAsia"/>
         </w:rPr>
         <w:t>进行调整，实现对</w:t>
       </w:r>
+      <w:proofErr w:type="spellStart"/>
       <w:r>
         <w:t>thoughput</w:t>
       </w:r>
+      <w:proofErr w:type="spellEnd"/>
       <w:r>
         <w:rPr>
           <w:rFonts w:hint="eastAsia"/>
@@ -21767,15 +25163,18 @@
         </w:rPr>
         <w:t>通过下列命令，确定目标磁盘是</w:t>
       </w:r>
+      <w:proofErr w:type="spellStart"/>
       <w:r>
         <w:t>sda</w:t>
       </w:r>
+      <w:proofErr w:type="spellEnd"/>
       <w:r>
         <w:rPr>
           <w:rFonts w:hint="eastAsia"/>
         </w:rPr>
         <w:t>还是</w:t>
       </w:r>
+      <w:proofErr w:type="spellStart"/>
       <w:r>
         <w:rPr>
           <w:rFonts w:hint="eastAsia"/>
@@ -21785,6 +25184,7 @@
       <w:r>
         <w:t>db</w:t>
       </w:r>
+      <w:proofErr w:type="spellEnd"/>
       <w:r>
         <w:rPr>
           <w:rFonts w:hint="eastAsia"/>
@@ -21808,7 +25208,15 @@
           </w:tcPr>
           <w:p>
             <w:r>
-              <w:t>$ iostat 3</w:t>
+              <w:t xml:space="preserve">$ </w:t>
+            </w:r>
+            <w:proofErr w:type="spellStart"/>
+            <w:r>
+              <w:t>iostat</w:t>
+            </w:r>
+            <w:proofErr w:type="spellEnd"/>
+            <w:r>
+              <w:t xml:space="preserve"> 3</w:t>
             </w:r>
           </w:p>
         </w:tc>
@@ -21822,15 +25230,18 @@
         </w:rPr>
         <w:t>得到</w:t>
       </w:r>
+      <w:proofErr w:type="spellStart"/>
       <w:r>
         <w:t>orderer</w:t>
       </w:r>
+      <w:proofErr w:type="spellEnd"/>
       <w:r>
         <w:rPr>
           <w:rFonts w:hint="eastAsia"/>
         </w:rPr>
         <w:t>的目标</w:t>
       </w:r>
+      <w:proofErr w:type="spellStart"/>
       <w:r>
         <w:rPr>
           <w:rFonts w:hint="eastAsia"/>
@@ -21840,6 +25251,7 @@
       <w:r>
         <w:t>dd</w:t>
       </w:r>
+      <w:proofErr w:type="spellEnd"/>
       <w:r>
         <w:rPr>
           <w:rFonts w:hint="eastAsia"/>
@@ -21874,9 +25286,11 @@
             <w:tcW w:w="3117" w:type="dxa"/>
           </w:tcPr>
           <w:p>
+            <w:proofErr w:type="spellStart"/>
             <w:r>
               <w:t>Sda</w:t>
             </w:r>
+            <w:proofErr w:type="spellEnd"/>
           </w:p>
         </w:tc>
         <w:tc>
@@ -21885,8 +25299,13 @@
           </w:tcPr>
           <w:p>
             <w:r>
-              <w:t>70 iops</w:t>
-            </w:r>
+              <w:t xml:space="preserve">70 </w:t>
+            </w:r>
+            <w:proofErr w:type="spellStart"/>
+            <w:r>
+              <w:t>iops</w:t>
+            </w:r>
+            <w:proofErr w:type="spellEnd"/>
           </w:p>
         </w:tc>
       </w:tr>
@@ -21906,9 +25325,11 @@
             <w:tcW w:w="3117" w:type="dxa"/>
           </w:tcPr>
           <w:p>
+            <w:proofErr w:type="spellStart"/>
             <w:r>
               <w:t>Sdc</w:t>
             </w:r>
+            <w:proofErr w:type="spellEnd"/>
           </w:p>
         </w:tc>
         <w:tc>
@@ -21917,8 +25338,13 @@
           </w:tcPr>
           <w:p>
             <w:r>
-              <w:t>70 iops</w:t>
-            </w:r>
+              <w:t xml:space="preserve">70 </w:t>
+            </w:r>
+            <w:proofErr w:type="spellStart"/>
+            <w:r>
+              <w:t>iops</w:t>
+            </w:r>
+            <w:proofErr w:type="spellEnd"/>
           </w:p>
         </w:tc>
       </w:tr>
@@ -21938,9 +25364,11 @@
             <w:tcW w:w="3117" w:type="dxa"/>
           </w:tcPr>
           <w:p>
+            <w:proofErr w:type="spellStart"/>
             <w:r>
               <w:t>Sda</w:t>
             </w:r>
+            <w:proofErr w:type="spellEnd"/>
           </w:p>
         </w:tc>
         <w:tc>
@@ -21949,8 +25377,13 @@
           </w:tcPr>
           <w:p>
             <w:r>
-              <w:t>70 iops</w:t>
-            </w:r>
+              <w:t xml:space="preserve">70 </w:t>
+            </w:r>
+            <w:proofErr w:type="spellStart"/>
+            <w:r>
+              <w:t>iops</w:t>
+            </w:r>
+            <w:proofErr w:type="spellEnd"/>
           </w:p>
         </w:tc>
       </w:tr>
@@ -21970,9 +25403,11 @@
             <w:tcW w:w="3117" w:type="dxa"/>
           </w:tcPr>
           <w:p>
+            <w:proofErr w:type="spellStart"/>
             <w:r>
               <w:t>Sdb</w:t>
             </w:r>
+            <w:proofErr w:type="spellEnd"/>
           </w:p>
         </w:tc>
         <w:tc>
@@ -21981,8 +25416,13 @@
           </w:tcPr>
           <w:p>
             <w:r>
-              <w:t>70 iops</w:t>
-            </w:r>
+              <w:t xml:space="preserve">70 </w:t>
+            </w:r>
+            <w:proofErr w:type="spellStart"/>
+            <w:r>
+              <w:t>iops</w:t>
+            </w:r>
+            <w:proofErr w:type="spellEnd"/>
           </w:p>
         </w:tc>
       </w:tr>
@@ -22002,9 +25442,11 @@
             <w:tcW w:w="3117" w:type="dxa"/>
           </w:tcPr>
           <w:p>
+            <w:proofErr w:type="spellStart"/>
             <w:r>
               <w:t>sdc</w:t>
             </w:r>
+            <w:proofErr w:type="spellEnd"/>
           </w:p>
         </w:tc>
         <w:tc>
@@ -22013,8 +25455,13 @@
           </w:tcPr>
           <w:p>
             <w:r>
-              <w:t>70 iops</w:t>
-            </w:r>
+              <w:t xml:space="preserve">70 </w:t>
+            </w:r>
+            <w:proofErr w:type="spellStart"/>
+            <w:r>
+              <w:t>iops</w:t>
+            </w:r>
+            <w:proofErr w:type="spellEnd"/>
           </w:p>
         </w:tc>
       </w:tr>
@@ -22046,9 +25493,11 @@
         </w:rPr>
         <w:t>台</w:t>
       </w:r>
+      <w:proofErr w:type="spellStart"/>
       <w:r>
         <w:t>orderers</w:t>
       </w:r>
+      <w:proofErr w:type="spellEnd"/>
       <w:r>
         <w:rPr>
           <w:rFonts w:hint="eastAsia"/>
@@ -22091,7 +25540,7 @@
                     </pic:cNvPicPr>
                   </pic:nvPicPr>
                   <pic:blipFill>
-                    <a:blip r:embed="rId106" cstate="print">
+                    <a:blip r:embed="rId105" cstate="print">
                       <a:extLst>
                         <a:ext uri="{28A0092B-C50C-407E-A947-70E740481C1C}">
                           <a14:useLocalDpi xmlns:a14="http://schemas.microsoft.com/office/drawing/2010/main" val="0"/>
@@ -22148,7 +25597,7 @@
                     </pic:cNvPicPr>
                   </pic:nvPicPr>
                   <pic:blipFill>
-                    <a:blip r:embed="rId107" cstate="print">
+                    <a:blip r:embed="rId106" cstate="print">
                       <a:extLst>
                         <a:ext uri="{28A0092B-C50C-407E-A947-70E740481C1C}">
                           <a14:useLocalDpi xmlns:a14="http://schemas.microsoft.com/office/drawing/2010/main" val="0"/>
@@ -22205,7 +25654,7 @@
                     </pic:cNvPicPr>
                   </pic:nvPicPr>
                   <pic:blipFill>
-                    <a:blip r:embed="rId108" cstate="print">
+                    <a:blip r:embed="rId107" cstate="print">
                       <a:extLst>
                         <a:ext uri="{28A0092B-C50C-407E-A947-70E740481C1C}">
                           <a14:useLocalDpi xmlns:a14="http://schemas.microsoft.com/office/drawing/2010/main" val="0"/>
@@ -22252,9 +25701,11 @@
         </w:rPr>
         <w:t>验证</w:t>
       </w:r>
+      <w:proofErr w:type="spellStart"/>
       <w:r>
         <w:t>iops</w:t>
       </w:r>
+      <w:proofErr w:type="spellEnd"/>
       <w:r>
         <w:rPr>
           <w:rFonts w:hint="eastAsia"/>
@@ -22268,8 +25719,13 @@
         <w:t>70</w:t>
       </w:r>
       <w:r>
-        <w:t xml:space="preserve"> iops</w:t>
-      </w:r>
+        <w:t xml:space="preserve"> </w:t>
+      </w:r>
+      <w:proofErr w:type="spellStart"/>
+      <w:r>
+        <w:t>iops</w:t>
+      </w:r>
+      <w:proofErr w:type="spellEnd"/>
       <w:r>
         <w:rPr>
           <w:rFonts w:hint="eastAsia"/>
@@ -22299,7 +25755,15 @@
               <w:t>$</w:t>
             </w:r>
             <w:r>
-              <w:t xml:space="preserve"> iostat -x 3</w:t>
+              <w:t xml:space="preserve"> </w:t>
+            </w:r>
+            <w:proofErr w:type="spellStart"/>
+            <w:r>
+              <w:t>iostat</w:t>
+            </w:r>
+            <w:proofErr w:type="spellEnd"/>
+            <w:r>
+              <w:t xml:space="preserve"> -x 3</w:t>
             </w:r>
           </w:p>
         </w:tc>
@@ -22330,7 +25794,7 @@
                     </pic:cNvPicPr>
                   </pic:nvPicPr>
                   <pic:blipFill>
-                    <a:blip r:embed="rId109" cstate="print">
+                    <a:blip r:embed="rId108" cstate="print">
                       <a:extLst>
                         <a:ext uri="{28A0092B-C50C-407E-A947-70E740481C1C}">
                           <a14:useLocalDpi xmlns:a14="http://schemas.microsoft.com/office/drawing/2010/main" val="0"/>
@@ -22386,7 +25850,7 @@
                     </pic:cNvPicPr>
                   </pic:nvPicPr>
                   <pic:blipFill>
-                    <a:blip r:embed="rId110" cstate="print">
+                    <a:blip r:embed="rId109" cstate="print">
                       <a:extLst>
                         <a:ext uri="{28A0092B-C50C-407E-A947-70E740481C1C}">
                           <a14:useLocalDpi xmlns:a14="http://schemas.microsoft.com/office/drawing/2010/main" val="0"/>
@@ -22442,7 +25906,7 @@
                     </pic:cNvPicPr>
                   </pic:nvPicPr>
                   <pic:blipFill>
-                    <a:blip r:embed="rId111" cstate="print">
+                    <a:blip r:embed="rId110" cstate="print">
                       <a:extLst>
                         <a:ext uri="{28A0092B-C50C-407E-A947-70E740481C1C}">
                           <a14:useLocalDpi xmlns:a14="http://schemas.microsoft.com/office/drawing/2010/main" val="0"/>
@@ -22499,7 +25963,7 @@
                     </pic:cNvPicPr>
                   </pic:nvPicPr>
                   <pic:blipFill>
-                    <a:blip r:embed="rId112" cstate="print">
+                    <a:blip r:embed="rId111" cstate="print">
                       <a:extLst>
                         <a:ext uri="{28A0092B-C50C-407E-A947-70E740481C1C}">
                           <a14:useLocalDpi xmlns:a14="http://schemas.microsoft.com/office/drawing/2010/main" val="0"/>
@@ -22556,7 +26020,7 @@
                     </pic:cNvPicPr>
                   </pic:nvPicPr>
                   <pic:blipFill>
-                    <a:blip r:embed="rId113" cstate="print">
+                    <a:blip r:embed="rId112" cstate="print">
                       <a:extLst>
                         <a:ext uri="{28A0092B-C50C-407E-A947-70E740481C1C}">
                           <a14:useLocalDpi xmlns:a14="http://schemas.microsoft.com/office/drawing/2010/main" val="0"/>
@@ -22595,7 +26059,21 @@
         <w:rPr>
           <w:rFonts w:hint="eastAsia"/>
         </w:rPr>
-        <w:t>结论一：大部分的时间下，</w:t>
+        <w:t>结论</w:t>
+      </w:r>
+      <w:proofErr w:type="gramStart"/>
+      <w:r>
+        <w:rPr>
+          <w:rFonts w:hint="eastAsia"/>
+        </w:rPr>
+        <w:t>一</w:t>
+      </w:r>
+      <w:proofErr w:type="gramEnd"/>
+      <w:r>
+        <w:rPr>
+          <w:rFonts w:hint="eastAsia"/>
+        </w:rPr>
+        <w:t>：大部分的时间下，</w:t>
       </w:r>
       <w:r>
         <w:rPr>
@@ -22653,8 +26131,13 @@
     </w:p>
     <w:p>
       <w:r>
-        <w:t>[1. Iostat</w:t>
-      </w:r>
+        <w:t xml:space="preserve">[1. </w:t>
+      </w:r>
+      <w:proofErr w:type="spellStart"/>
+      <w:r>
+        <w:t>Iostat</w:t>
+      </w:r>
+      <w:proofErr w:type="spellEnd"/>
       <w:r>
         <w:rPr>
           <w:rFonts w:hint="eastAsia"/>
@@ -22673,7 +26156,15 @@
     </w:p>
     <w:p>
       <w:r>
-        <w:t xml:space="preserve">[2. Vmstat </w:t>
+        <w:t xml:space="preserve">[2. </w:t>
+      </w:r>
+      <w:proofErr w:type="spellStart"/>
+      <w:r>
+        <w:t>Vmstat</w:t>
+      </w:r>
+      <w:proofErr w:type="spellEnd"/>
+      <w:r>
+        <w:t xml:space="preserve"> </w:t>
       </w:r>
       <w:r>
         <w:rPr>
@@ -22690,7 +26181,15 @@
     </w:p>
     <w:p>
       <w:r>
-        <w:t xml:space="preserve">[3. Vmstat PDF Example Two Disk] </w:t>
+        <w:t xml:space="preserve">[3. </w:t>
+      </w:r>
+      <w:proofErr w:type="spellStart"/>
+      <w:r>
+        <w:t>Vmstat</w:t>
+      </w:r>
+      <w:proofErr w:type="spellEnd"/>
+      <w:r>
+        <w:t xml:space="preserve"> PDF Example Two Disk] </w:t>
       </w:r>
       <w:r>
         <w:t>http://www.ufsdump.org/papers/io-tuning.pdf</w:t>
@@ -22698,8 +26197,13 @@
     </w:p>
     <w:p>
       <w:r>
-        <w:t>[4. Iftop</w:t>
-      </w:r>
+        <w:t xml:space="preserve">[4. </w:t>
+      </w:r>
+      <w:proofErr w:type="spellStart"/>
+      <w:r>
+        <w:t>Iftop</w:t>
+      </w:r>
+      <w:proofErr w:type="spellEnd"/>
       <w:r>
         <w:rPr>
           <w:rFonts w:hint="eastAsia"/>
@@ -22949,7 +26453,7 @@
             <w:r>
               <w:t xml:space="preserve">$ cp –r </w:t>
             </w:r>
-            <w:hyperlink r:id="rId114" w:history="1">
+            <w:hyperlink r:id="rId113" w:history="1">
               <w:r>
                 <w:rPr>
                   <w:rStyle w:val="a7"/>
@@ -26409,20 +29913,48 @@
               <w:rPr>
                 <w:rFonts w:ascii="宋体" w:eastAsia="宋体" w:hAnsi="宋体" w:cs="宋体"/>
               </w:rPr>
-              <w:t>$ docker logs $(docker ps -a | grep 'orderer'| awk '{print $1 }') &gt;&amp; ordererlog</w:t>
-            </w:r>
-          </w:p>
-          <w:p>
-            <w:pPr>
+              <w:t>$ docker logs $(docker ps -a | grep 'orderer'| awk '{print $</w:t>
+            </w:r>
+            <w:proofErr w:type="gramStart"/>
+            <w:r>
               <w:rPr>
                 <w:rFonts w:ascii="宋体" w:eastAsia="宋体" w:hAnsi="宋体" w:cs="宋体"/>
               </w:rPr>
-            </w:pPr>
+              <w:t>1 }</w:t>
+            </w:r>
+            <w:proofErr w:type="gramEnd"/>
             <w:r>
               <w:rPr>
                 <w:rFonts w:ascii="宋体" w:eastAsia="宋体" w:hAnsi="宋体" w:cs="宋体"/>
               </w:rPr>
-              <w:t>$ docker logs $(docker ps -a | grep 'peer node start'| awk '{print $1 }') &gt;&amp; peerlog</w:t>
+              <w:t>') &gt;&amp; ordererlog</w:t>
+            </w:r>
+          </w:p>
+          <w:p>
+            <w:pPr>
+              <w:rPr>
+                <w:rFonts w:ascii="宋体" w:eastAsia="宋体" w:hAnsi="宋体" w:cs="宋体"/>
+              </w:rPr>
+            </w:pPr>
+            <w:r>
+              <w:rPr>
+                <w:rFonts w:ascii="宋体" w:eastAsia="宋体" w:hAnsi="宋体" w:cs="宋体"/>
+              </w:rPr>
+              <w:t>$ docker logs $(docker ps -a | grep 'peer node start'| awk '{print $</w:t>
+            </w:r>
+            <w:proofErr w:type="gramStart"/>
+            <w:r>
+              <w:rPr>
+                <w:rFonts w:ascii="宋体" w:eastAsia="宋体" w:hAnsi="宋体" w:cs="宋体"/>
+              </w:rPr>
+              <w:t>1 }</w:t>
+            </w:r>
+            <w:proofErr w:type="gramEnd"/>
+            <w:r>
+              <w:rPr>
+                <w:rFonts w:ascii="宋体" w:eastAsia="宋体" w:hAnsi="宋体" w:cs="宋体"/>
+              </w:rPr>
+              <w:t>') &gt;&amp; peerlog</w:t>
             </w:r>
           </w:p>
         </w:tc>
@@ -27167,7 +30699,15 @@
               <w:t>peer channel fetch 1528</w:t>
             </w:r>
             <w:r>
-              <w:t xml:space="preserve"> last.block -o orderer.example.com:7050 -c mychannel --tls --cafile /opt/gopath/src/github.com/hyperledger/fabric/peer/crypto/ordererOrganizations/example.com/orderers/orderer.example.com/msp/tlscacerts/tlsca.example.com-cert.pem</w:t>
+              <w:t xml:space="preserve"> </w:t>
+            </w:r>
+            <w:proofErr w:type="gramStart"/>
+            <w:r>
+              <w:t>last.block</w:t>
+            </w:r>
+            <w:proofErr w:type="gramEnd"/>
+            <w:r>
+              <w:t xml:space="preserve"> -o orderer.example.com:7050 -c mychannel --tls --cafile /opt/gopath/src/github.com/hyperledger/fabric/peer/crypto/ordererOrganizations/example.com/orderers/orderer.example.com/msp/tlscacerts/tlsca.example.com-cert.pem</w:t>
             </w:r>
           </w:p>
         </w:tc>
@@ -28306,20 +31846,48 @@
               <w:rPr>
                 <w:rFonts w:ascii="宋体" w:eastAsia="宋体" w:hAnsi="宋体" w:cs="宋体"/>
               </w:rPr>
-              <w:t>$ docker logs $(docker ps -a | grep 'orderer'| awk '{print $1 }') &gt;&amp; ordererlog</w:t>
-            </w:r>
-          </w:p>
-          <w:p>
-            <w:pPr>
+              <w:t>$ docker logs $(docker ps -a | grep 'orderer'| awk '{print $</w:t>
+            </w:r>
+            <w:proofErr w:type="gramStart"/>
+            <w:r>
               <w:rPr>
                 <w:rFonts w:ascii="宋体" w:eastAsia="宋体" w:hAnsi="宋体" w:cs="宋体"/>
               </w:rPr>
-            </w:pPr>
+              <w:t>1 }</w:t>
+            </w:r>
+            <w:proofErr w:type="gramEnd"/>
             <w:r>
               <w:rPr>
                 <w:rFonts w:ascii="宋体" w:eastAsia="宋体" w:hAnsi="宋体" w:cs="宋体"/>
               </w:rPr>
-              <w:t>$ docker logs $(docker ps -a | grep 'peer node start'| awk '{print $1 }') &gt;&amp; peerlog</w:t>
+              <w:t>') &gt;&amp; ordererlog</w:t>
+            </w:r>
+          </w:p>
+          <w:p>
+            <w:pPr>
+              <w:rPr>
+                <w:rFonts w:ascii="宋体" w:eastAsia="宋体" w:hAnsi="宋体" w:cs="宋体"/>
+              </w:rPr>
+            </w:pPr>
+            <w:r>
+              <w:rPr>
+                <w:rFonts w:ascii="宋体" w:eastAsia="宋体" w:hAnsi="宋体" w:cs="宋体"/>
+              </w:rPr>
+              <w:t>$ docker logs $(docker ps -a | grep 'peer node start'| awk '{print $</w:t>
+            </w:r>
+            <w:proofErr w:type="gramStart"/>
+            <w:r>
+              <w:rPr>
+                <w:rFonts w:ascii="宋体" w:eastAsia="宋体" w:hAnsi="宋体" w:cs="宋体"/>
+              </w:rPr>
+              <w:t>1 }</w:t>
+            </w:r>
+            <w:proofErr w:type="gramEnd"/>
+            <w:r>
+              <w:rPr>
+                <w:rFonts w:ascii="宋体" w:eastAsia="宋体" w:hAnsi="宋体" w:cs="宋体"/>
+              </w:rPr>
+              <w:t>') &gt;&amp; peerlog</w:t>
             </w:r>
           </w:p>
         </w:tc>
@@ -28934,8 +32502,13 @@
     </w:p>
     <w:p>
       <w:r>
-        <w:t>Step2: git add .</w:t>
-      </w:r>
+        <w:t xml:space="preserve">Step2: git </w:t>
+      </w:r>
+      <w:proofErr w:type="gramStart"/>
+      <w:r>
+        <w:t>add .</w:t>
+      </w:r>
+      <w:proofErr w:type="gramEnd"/>
     </w:p>
     <w:p>
       <w:r>
@@ -28995,7 +32568,15 @@
         <w:t xml:space="preserve">git config </w:t>
       </w:r>
       <w:r>
-        <w:t>--global user.email "320653941@qq</w:t>
+        <w:t xml:space="preserve">--global </w:t>
+      </w:r>
+      <w:proofErr w:type="gramStart"/>
+      <w:r>
+        <w:t>user.email</w:t>
+      </w:r>
+      <w:proofErr w:type="gramEnd"/>
+      <w:r>
+        <w:t xml:space="preserve"> "320653941@qq</w:t>
       </w:r>
       <w:r>
         <w:t>.com"</w:t>
